--- a/development/run-vignette/tables/Tern_3_group.docx
+++ b/development/run-vignette/tables/Tern_3_group.docx
@@ -12,22 +12,22 @@
         <w:gridCol w:w="2605"/>
         <w:gridCol w:w="1434"/>
         <w:gridCol w:w="1365"/>
-        <w:gridCol w:w="1910"/>
-        <w:gridCol w:w="1155"/>
+        <w:gridCol w:w="1365"/>
+        <w:gridCol w:w="1203"/>
         <w:gridCol w:w="1014"/>
       </w:tblGrid>
       <w:tr>
         <w:trPr>
-          <w:trHeight w:val="713" w:hRule="auto"/>
+          <w:trHeight w:val="842" w:hRule="auto"/>
           <w:tblHeader/>
         </w:trPr>
         <w:tc>
           <w:tcPr>
             <w:tcBorders>
-              <w:bottom w:val="single" w:sz="4" w:space="0" w:color="000000"/>
-              <w:top w:val="none" w:sz="0" w:space="0" w:color="000000"/>
-              <w:left w:val="none" w:sz="0" w:space="0" w:color="000000"/>
-              <w:right w:val="none" w:sz="0" w:space="0" w:color="000000"/>
+              <w:bottom w:val="single" w:sz="8" w:space="0" w:color="000000"/>
+              <w:top w:val="none" w:sz="0" w:space="0" w:color="000000"/>
+              <w:left w:val="single" w:sz="6" w:space="0" w:color="CDCDCD"/>
+              <w:right w:val="single" w:sz="6" w:space="0" w:color="CDCDCD"/>
             </w:tcBorders>
             <w:shd w:val="clear" w:color="auto" w:fill="CDCDCD"/>
             <w:tcMar>
@@ -105,10 +105,10 @@
         <w:tc>
           <w:tcPr>
             <w:tcBorders>
-              <w:bottom w:val="single" w:sz="4" w:space="0" w:color="000000"/>
-              <w:top w:val="none" w:sz="0" w:space="0" w:color="000000"/>
-              <w:left w:val="none" w:sz="0" w:space="0" w:color="000000"/>
-              <w:right w:val="none" w:sz="0" w:space="0" w:color="000000"/>
+              <w:bottom w:val="single" w:sz="8" w:space="0" w:color="000000"/>
+              <w:top w:val="none" w:sz="0" w:space="0" w:color="000000"/>
+              <w:left w:val="single" w:sz="6" w:space="0" w:color="CDCDCD"/>
+              <w:right w:val="single" w:sz="6" w:space="0" w:color="CDCDCD"/>
             </w:tcBorders>
             <w:shd w:val="clear" w:color="auto" w:fill="CDCDCD"/>
             <w:tcMar>
@@ -186,10 +186,10 @@
         <w:tc>
           <w:tcPr>
             <w:tcBorders>
-              <w:bottom w:val="single" w:sz="4" w:space="0" w:color="000000"/>
-              <w:top w:val="none" w:sz="0" w:space="0" w:color="000000"/>
-              <w:left w:val="none" w:sz="0" w:space="0" w:color="000000"/>
-              <w:right w:val="none" w:sz="0" w:space="0" w:color="000000"/>
+              <w:bottom w:val="single" w:sz="8" w:space="0" w:color="000000"/>
+              <w:top w:val="none" w:sz="0" w:space="0" w:color="000000"/>
+              <w:left w:val="single" w:sz="6" w:space="0" w:color="CDCDCD"/>
+              <w:right w:val="single" w:sz="6" w:space="0" w:color="CDCDCD"/>
             </w:tcBorders>
             <w:shd w:val="clear" w:color="auto" w:fill="CDCDCD"/>
             <w:tcMar>
@@ -267,10 +267,10 @@
         <w:tc>
           <w:tcPr>
             <w:tcBorders>
-              <w:bottom w:val="single" w:sz="4" w:space="0" w:color="000000"/>
-              <w:top w:val="none" w:sz="0" w:space="0" w:color="000000"/>
-              <w:left w:val="none" w:sz="0" w:space="0" w:color="000000"/>
-              <w:right w:val="none" w:sz="0" w:space="0" w:color="000000"/>
+              <w:bottom w:val="single" w:sz="8" w:space="0" w:color="000000"/>
+              <w:top w:val="none" w:sz="0" w:space="0" w:color="000000"/>
+              <w:left w:val="single" w:sz="6" w:space="0" w:color="CDCDCD"/>
+              <w:right w:val="single" w:sz="6" w:space="0" w:color="CDCDCD"/>
             </w:tcBorders>
             <w:shd w:val="clear" w:color="auto" w:fill="CDCDCD"/>
             <w:tcMar>
@@ -315,7 +315,7 @@
                 <w:szCs w:val="18"/>
                 <w:color w:val="000000"/>
               </w:rPr>
-              <w:t xml:space="preserve">Levamisole + 5FU</w:t>
+              <w:t xml:space="preserve">Levamisole</w:t>
             </w:r>
             <w:r>
               <w:rPr>
@@ -341,6 +341,32 @@
                 <w:szCs w:val="18"/>
                 <w:color w:val="000000"/>
               </w:rPr>
+              <w:t xml:space="preserve">+ 5FU</w:t>
+            </w:r>
+            <w:r>
+              <w:rPr>
+                <w:rFonts w:ascii="Arial" w:hAnsi="Arial" w:eastAsia="Arial" w:cs="Arial"/>
+                <w:i w:val="false"/>
+                <w:b w:val="true"/>
+                <w:u w:val="none"/>
+                <w:strike w:val="false"/>
+                <w:sz w:val="18"/>
+                <w:szCs w:val="18"/>
+                <w:color w:val="000000"/>
+              </w:rPr>
+              <w:br/>
+            </w:r>
+            <w:r>
+              <w:rPr>
+                <w:rFonts w:ascii="Arial" w:hAnsi="Arial" w:eastAsia="Arial" w:cs="Arial"/>
+                <w:i w:val="false"/>
+                <w:b w:val="true"/>
+                <w:u w:val="none"/>
+                <w:strike w:val="false"/>
+                <w:sz w:val="18"/>
+                <w:szCs w:val="18"/>
+                <w:color w:val="000000"/>
+              </w:rPr>
               <w:t xml:space="preserve">(n = 304)</w:t>
             </w:r>
           </w:p>
@@ -348,10 +374,10 @@
         <w:tc>
           <w:tcPr>
             <w:tcBorders>
-              <w:bottom w:val="single" w:sz="4" w:space="0" w:color="000000"/>
-              <w:top w:val="none" w:sz="0" w:space="0" w:color="000000"/>
-              <w:left w:val="none" w:sz="0" w:space="0" w:color="000000"/>
-              <w:right w:val="none" w:sz="0" w:space="0" w:color="000000"/>
+              <w:bottom w:val="single" w:sz="8" w:space="0" w:color="000000"/>
+              <w:top w:val="none" w:sz="0" w:space="0" w:color="000000"/>
+              <w:left w:val="single" w:sz="6" w:space="0" w:color="CDCDCD"/>
+              <w:right w:val="single" w:sz="6" w:space="0" w:color="CDCDCD"/>
             </w:tcBorders>
             <w:shd w:val="clear" w:color="auto" w:fill="CDCDCD"/>
             <w:tcMar>
@@ -429,10 +455,10 @@
         <w:tc>
           <w:tcPr>
             <w:tcBorders>
-              <w:bottom w:val="single" w:sz="4" w:space="0" w:color="000000"/>
-              <w:top w:val="none" w:sz="0" w:space="0" w:color="000000"/>
-              <w:left w:val="none" w:sz="0" w:space="0" w:color="000000"/>
-              <w:right w:val="none" w:sz="0" w:space="0" w:color="000000"/>
+              <w:bottom w:val="single" w:sz="8" w:space="0" w:color="000000"/>
+              <w:top w:val="none" w:sz="0" w:space="0" w:color="000000"/>
+              <w:left w:val="single" w:sz="6" w:space="0" w:color="CDCDCD"/>
+              <w:right w:val="single" w:sz="6" w:space="0" w:color="CDCDCD"/>
             </w:tcBorders>
             <w:shd w:val="clear" w:color="auto" w:fill="CDCDCD"/>
             <w:tcMar>
@@ -491,7 +517,7 @@
             <w:gridSpan w:val="6"/>
             <w:tcBorders>
               <w:bottom w:val="single" w:sz="4" w:space="0" w:color="000000"/>
-              <w:top w:val="single" w:sz="4" w:space="0" w:color="000000"/>
+              <w:top w:val="single" w:sz="8" w:space="0" w:color="000000"/>
               <w:left w:val="none" w:sz="0" w:space="0" w:color="000000"/>
               <w:right w:val="none" w:sz="0" w:space="0" w:color="000000"/>
             </w:tcBorders>
@@ -653,7 +679,7 @@
                 <w:szCs w:val="18"/>
                 <w:color w:val="000000"/>
               </w:rPr>
-              <w:t xml:space="preserve">60 [53–68]</w:t>
+              <w:t xml:space="preserve">59.5 ± 12</w:t>
             </w:r>
           </w:p>
         </w:tc>
@@ -708,7 +734,7 @@
                 <w:szCs w:val="18"/>
                 <w:color w:val="000000"/>
               </w:rPr>
-              <w:t xml:space="preserve">61 [53–69]</w:t>
+              <w:t xml:space="preserve">60.1 ± 11.6</w:t>
             </w:r>
           </w:p>
         </w:tc>
@@ -763,7 +789,7 @@
                 <w:szCs w:val="18"/>
                 <w:color w:val="000000"/>
               </w:rPr>
-              <w:t xml:space="preserve">62 [52–70]</w:t>
+              <w:t xml:space="preserve">59.7 ± 12.3</w:t>
             </w:r>
           </w:p>
         </w:tc>
@@ -818,7 +844,7 @@
                 <w:szCs w:val="18"/>
                 <w:color w:val="000000"/>
               </w:rPr>
-              <w:t xml:space="preserve">61 [53–69]</w:t>
+              <w:t xml:space="preserve">59.8 ± 11.9</w:t>
             </w:r>
           </w:p>
         </w:tc>
@@ -873,7 +899,7 @@
                 <w:szCs w:val="18"/>
                 <w:color w:val="000000"/>
               </w:rPr>
-              <w:t xml:space="preserve">0.804</w:t>
+              <w:t xml:space="preserve">0.780</w:t>
             </w:r>
           </w:p>
         </w:tc>

--- a/development/run-vignette/tables/Tern_3_group.docx
+++ b/development/run-vignette/tables/Tern_3_group.docx
@@ -12,22 +12,23 @@
         <w:gridCol w:w="2605"/>
         <w:gridCol w:w="1434"/>
         <w:gridCol w:w="1365"/>
-        <w:gridCol w:w="1365"/>
+        <w:gridCol w:w="1910"/>
         <w:gridCol w:w="1203"/>
         <w:gridCol w:w="1014"/>
       </w:tblGrid>
       <w:tr>
         <w:trPr>
-          <w:trHeight w:val="842" w:hRule="auto"/>
+          <w:trHeight w:val="713" w:hRule="auto"/>
           <w:tblHeader/>
         </w:trPr>
-        <w:tc>
-          <w:tcPr>
-            <w:tcBorders>
-              <w:bottom w:val="single" w:sz="8" w:space="0" w:color="000000"/>
-              <w:top w:val="none" w:sz="0" w:space="0" w:color="000000"/>
-              <w:left w:val="single" w:sz="6" w:space="0" w:color="CDCDCD"/>
-              <w:right w:val="single" w:sz="6" w:space="0" w:color="CDCDCD"/>
+        header 1
+        <w:tc>
+          <w:tcPr>
+            <w:tcBorders>
+              <w:bottom w:val="single" w:sz="6" w:space="0" w:color="000000"/>
+              <w:top w:val="none" w:sz="0" w:space="0" w:color="000000"/>
+              <w:left w:val="none" w:sz="0" w:space="0" w:color="000000"/>
+              <w:right w:val="none" w:sz="0" w:space="0" w:color="000000"/>
             </w:tcBorders>
             <w:shd w:val="clear" w:color="auto" w:fill="CDCDCD"/>
             <w:tcMar>
@@ -40,7 +41,6 @@
           </w:tcPr>
           <w:p>
             <w:pPr>
-              <w:pStyle w:val="Normal"/>
               <w:jc w:val="left"/>
               <w:pBdr>
                 <w:bottom w:val="none" w:sz="0" w:space="0" w:color="000000"/>
@@ -72,43 +72,17 @@
                 <w:szCs w:val="18"/>
                 <w:color w:val="000000"/>
               </w:rPr>
-              <w:t xml:space="preserve">Category</w:t>
-            </w:r>
-            <w:r>
-              <w:rPr>
-                <w:rFonts w:ascii="Arial" w:hAnsi="Arial" w:eastAsia="Arial" w:cs="Arial"/>
-                <w:i w:val="false"/>
-                <w:b w:val="true"/>
-                <w:u w:val="none"/>
-                <w:strike w:val="false"/>
-                <w:sz w:val="18"/>
-                <w:szCs w:val="18"/>
-                <w:color w:val="000000"/>
-              </w:rPr>
-              <w:br/>
-            </w:r>
-            <w:r>
-              <w:rPr>
-                <w:rFonts w:ascii="Arial" w:hAnsi="Arial" w:eastAsia="Arial" w:cs="Arial"/>
-                <w:i w:val="false"/>
-                <w:b w:val="true"/>
-                <w:u w:val="none"/>
-                <w:strike w:val="false"/>
-                <w:sz w:val="18"/>
-                <w:szCs w:val="18"/>
-                <w:color w:val="000000"/>
-              </w:rPr>
-              <w:t xml:space="preserve">   Variable</w:t>
-            </w:r>
-          </w:p>
-        </w:tc>
-        <w:tc>
-          <w:tcPr>
-            <w:tcBorders>
-              <w:bottom w:val="single" w:sz="8" w:space="0" w:color="000000"/>
-              <w:top w:val="none" w:sz="0" w:space="0" w:color="000000"/>
-              <w:left w:val="single" w:sz="6" w:space="0" w:color="CDCDCD"/>
-              <w:right w:val="single" w:sz="6" w:space="0" w:color="CDCDCD"/>
+              <w:t xml:space="preserve">Variable</w:t>
+            </w:r>
+          </w:p>
+        </w:tc>
+        <w:tc>
+          <w:tcPr>
+            <w:tcBorders>
+              <w:bottom w:val="single" w:sz="6" w:space="0" w:color="000000"/>
+              <w:top w:val="none" w:sz="0" w:space="0" w:color="000000"/>
+              <w:left w:val="none" w:sz="0" w:space="0" w:color="000000"/>
+              <w:right w:val="none" w:sz="0" w:space="0" w:color="000000"/>
             </w:tcBorders>
             <w:shd w:val="clear" w:color="auto" w:fill="CDCDCD"/>
             <w:tcMar>
@@ -121,7 +95,6 @@
           </w:tcPr>
           <w:p>
             <w:pPr>
-              <w:pStyle w:val="Normal"/>
               <w:jc w:val="center"/>
               <w:pBdr>
                 <w:bottom w:val="none" w:sz="0" w:space="0" w:color="000000"/>
@@ -186,10 +159,10 @@
         <w:tc>
           <w:tcPr>
             <w:tcBorders>
-              <w:bottom w:val="single" w:sz="8" w:space="0" w:color="000000"/>
-              <w:top w:val="none" w:sz="0" w:space="0" w:color="000000"/>
-              <w:left w:val="single" w:sz="6" w:space="0" w:color="CDCDCD"/>
-              <w:right w:val="single" w:sz="6" w:space="0" w:color="CDCDCD"/>
+              <w:bottom w:val="single" w:sz="6" w:space="0" w:color="000000"/>
+              <w:top w:val="none" w:sz="0" w:space="0" w:color="000000"/>
+              <w:left w:val="none" w:sz="0" w:space="0" w:color="000000"/>
+              <w:right w:val="none" w:sz="0" w:space="0" w:color="000000"/>
             </w:tcBorders>
             <w:shd w:val="clear" w:color="auto" w:fill="CDCDCD"/>
             <w:tcMar>
@@ -202,7 +175,6 @@
           </w:tcPr>
           <w:p>
             <w:pPr>
-              <w:pStyle w:val="Normal"/>
               <w:jc w:val="center"/>
               <w:pBdr>
                 <w:bottom w:val="none" w:sz="0" w:space="0" w:color="000000"/>
@@ -267,10 +239,10 @@
         <w:tc>
           <w:tcPr>
             <w:tcBorders>
-              <w:bottom w:val="single" w:sz="8" w:space="0" w:color="000000"/>
-              <w:top w:val="none" w:sz="0" w:space="0" w:color="000000"/>
-              <w:left w:val="single" w:sz="6" w:space="0" w:color="CDCDCD"/>
-              <w:right w:val="single" w:sz="6" w:space="0" w:color="CDCDCD"/>
+              <w:bottom w:val="single" w:sz="6" w:space="0" w:color="000000"/>
+              <w:top w:val="none" w:sz="0" w:space="0" w:color="000000"/>
+              <w:left w:val="none" w:sz="0" w:space="0" w:color="000000"/>
+              <w:right w:val="none" w:sz="0" w:space="0" w:color="000000"/>
             </w:tcBorders>
             <w:shd w:val="clear" w:color="auto" w:fill="CDCDCD"/>
             <w:tcMar>
@@ -283,7 +255,6 @@
           </w:tcPr>
           <w:p>
             <w:pPr>
-              <w:pStyle w:val="Normal"/>
               <w:jc w:val="center"/>
               <w:pBdr>
                 <w:bottom w:val="none" w:sz="0" w:space="0" w:color="000000"/>
@@ -315,7 +286,7 @@
                 <w:szCs w:val="18"/>
                 <w:color w:val="000000"/>
               </w:rPr>
-              <w:t xml:space="preserve">Levamisole</w:t>
+              <w:t xml:space="preserve">Levamisole + 5FU</w:t>
             </w:r>
             <w:r>
               <w:rPr>
@@ -341,32 +312,6 @@
                 <w:szCs w:val="18"/>
                 <w:color w:val="000000"/>
               </w:rPr>
-              <w:t xml:space="preserve">+ 5FU</w:t>
-            </w:r>
-            <w:r>
-              <w:rPr>
-                <w:rFonts w:ascii="Arial" w:hAnsi="Arial" w:eastAsia="Arial" w:cs="Arial"/>
-                <w:i w:val="false"/>
-                <w:b w:val="true"/>
-                <w:u w:val="none"/>
-                <w:strike w:val="false"/>
-                <w:sz w:val="18"/>
-                <w:szCs w:val="18"/>
-                <w:color w:val="000000"/>
-              </w:rPr>
-              <w:br/>
-            </w:r>
-            <w:r>
-              <w:rPr>
-                <w:rFonts w:ascii="Arial" w:hAnsi="Arial" w:eastAsia="Arial" w:cs="Arial"/>
-                <w:i w:val="false"/>
-                <w:b w:val="true"/>
-                <w:u w:val="none"/>
-                <w:strike w:val="false"/>
-                <w:sz w:val="18"/>
-                <w:szCs w:val="18"/>
-                <w:color w:val="000000"/>
-              </w:rPr>
               <w:t xml:space="preserve">(n = 304)</w:t>
             </w:r>
           </w:p>
@@ -374,10 +319,10 @@
         <w:tc>
           <w:tcPr>
             <w:tcBorders>
-              <w:bottom w:val="single" w:sz="8" w:space="0" w:color="000000"/>
-              <w:top w:val="none" w:sz="0" w:space="0" w:color="000000"/>
-              <w:left w:val="single" w:sz="6" w:space="0" w:color="CDCDCD"/>
-              <w:right w:val="single" w:sz="6" w:space="0" w:color="CDCDCD"/>
+              <w:bottom w:val="single" w:sz="6" w:space="0" w:color="000000"/>
+              <w:top w:val="none" w:sz="0" w:space="0" w:color="000000"/>
+              <w:left w:val="none" w:sz="0" w:space="0" w:color="000000"/>
+              <w:right w:val="none" w:sz="0" w:space="0" w:color="000000"/>
             </w:tcBorders>
             <w:shd w:val="clear" w:color="auto" w:fill="CDCDCD"/>
             <w:tcMar>
@@ -390,7 +335,6 @@
           </w:tcPr>
           <w:p>
             <w:pPr>
-              <w:pStyle w:val="Normal"/>
               <w:jc w:val="center"/>
               <w:pBdr>
                 <w:bottom w:val="none" w:sz="0" w:space="0" w:color="000000"/>
@@ -455,10 +399,10 @@
         <w:tc>
           <w:tcPr>
             <w:tcBorders>
-              <w:bottom w:val="single" w:sz="8" w:space="0" w:color="000000"/>
-              <w:top w:val="none" w:sz="0" w:space="0" w:color="000000"/>
-              <w:left w:val="single" w:sz="6" w:space="0" w:color="CDCDCD"/>
-              <w:right w:val="single" w:sz="6" w:space="0" w:color="CDCDCD"/>
+              <w:bottom w:val="single" w:sz="6" w:space="0" w:color="000000"/>
+              <w:top w:val="none" w:sz="0" w:space="0" w:color="000000"/>
+              <w:left w:val="none" w:sz="0" w:space="0" w:color="000000"/>
+              <w:right w:val="none" w:sz="0" w:space="0" w:color="000000"/>
             </w:tcBorders>
             <w:shd w:val="clear" w:color="auto" w:fill="CDCDCD"/>
             <w:tcMar>
@@ -471,7 +415,6 @@
           </w:tcPr>
           <w:p>
             <w:pPr>
-              <w:pStyle w:val="Normal"/>
               <w:jc w:val="center"/>
               <w:pBdr>
                 <w:bottom w:val="none" w:sz="0" w:space="0" w:color="000000"/>
@@ -512,27 +455,27 @@
         <w:trPr>
           <w:trHeight w:val="369" w:hRule="exact"/>
         </w:trPr>
+        body 1
         <w:tc>
           <w:tcPr>
             <w:gridSpan w:val="6"/>
             <w:tcBorders>
               <w:bottom w:val="single" w:sz="4" w:space="0" w:color="000000"/>
-              <w:top w:val="single" w:sz="8" w:space="0" w:color="000000"/>
-              <w:left w:val="none" w:sz="0" w:space="0" w:color="000000"/>
-              <w:right w:val="none" w:sz="0" w:space="0" w:color="000000"/>
-            </w:tcBorders>
-            <w:shd w:val="clear" w:color="auto" w:fill="FFFFFF"/>
-            <w:tcMar>
-              <w:top w:w="0" w:type="dxa"/>
-              <w:bottom w:w="0" w:type="dxa"/>
-              <w:left w:w="0" w:type="dxa"/>
-              <w:right w:w="0" w:type="dxa"/>
-            </w:tcMar>
-            <w:vAlign w:val="center"/>
-          </w:tcPr>
-          <w:p>
-            <w:pPr>
-              <w:pStyle w:val="Normal"/>
+              <w:top w:val="single" w:sz="6" w:space="0" w:color="000000"/>
+              <w:left w:val="none" w:sz="0" w:space="0" w:color="000000"/>
+              <w:right w:val="none" w:sz="0" w:space="0" w:color="000000"/>
+            </w:tcBorders>
+            <w:shd w:val="clear" w:color="auto" w:fill="FFFFFF"/>
+            <w:tcMar>
+              <w:top w:w="0" w:type="dxa"/>
+              <w:bottom w:w="0" w:type="dxa"/>
+              <w:left w:w="0" w:type="dxa"/>
+              <w:right w:w="0" w:type="dxa"/>
+            </w:tcMar>
+            <w:vAlign w:val="center"/>
+          </w:tcPr>
+          <w:p>
+            <w:pPr>
               <w:jc w:val="left"/>
               <w:pBdr>
                 <w:bottom w:val="none" w:sz="0" w:space="0" w:color="000000"/>
@@ -573,6 +516,7 @@
         <w:trPr>
           <w:trHeight w:val="270" w:hRule="exact"/>
         </w:trPr>
+        body 2
         <w:tc>
           <w:tcPr>
             <w:tcBorders>
@@ -592,7 +536,6 @@
           </w:tcPr>
           <w:p>
             <w:pPr>
-              <w:pStyle w:val="Normal"/>
               <w:jc w:val="left"/>
               <w:pBdr>
                 <w:bottom w:val="none" w:sz="0" w:space="0" w:color="000000"/>
@@ -647,7 +590,6 @@
           </w:tcPr>
           <w:p>
             <w:pPr>
-              <w:pStyle w:val="Normal"/>
               <w:jc w:val="center"/>
               <w:pBdr>
                 <w:bottom w:val="none" w:sz="0" w:space="0" w:color="000000"/>
@@ -702,7 +644,6 @@
           </w:tcPr>
           <w:p>
             <w:pPr>
-              <w:pStyle w:val="Normal"/>
               <w:jc w:val="center"/>
               <w:pBdr>
                 <w:bottom w:val="none" w:sz="0" w:space="0" w:color="000000"/>
@@ -757,7 +698,6 @@
           </w:tcPr>
           <w:p>
             <w:pPr>
-              <w:pStyle w:val="Normal"/>
               <w:jc w:val="center"/>
               <w:pBdr>
                 <w:bottom w:val="none" w:sz="0" w:space="0" w:color="000000"/>
@@ -812,7 +752,6 @@
           </w:tcPr>
           <w:p>
             <w:pPr>
-              <w:pStyle w:val="Normal"/>
               <w:jc w:val="center"/>
               <w:pBdr>
                 <w:bottom w:val="none" w:sz="0" w:space="0" w:color="000000"/>
@@ -867,7 +806,6 @@
           </w:tcPr>
           <w:p>
             <w:pPr>
-              <w:pStyle w:val="Normal"/>
               <w:jc w:val="center"/>
               <w:pBdr>
                 <w:bottom w:val="none" w:sz="0" w:space="0" w:color="000000"/>
@@ -908,26 +846,26 @@
         <w:trPr>
           <w:trHeight w:val="270" w:hRule="exact"/>
         </w:trPr>
-        <w:tc>
-          <w:tcPr>
-            <w:tcBorders>
-              <w:bottom w:val="none" w:sz="0" w:space="0" w:color="000000"/>
-              <w:top w:val="none" w:sz="0" w:space="0" w:color="000000"/>
-              <w:left w:val="none" w:sz="0" w:space="0" w:color="000000"/>
-              <w:right w:val="none" w:sz="0" w:space="0" w:color="000000"/>
-            </w:tcBorders>
-            <w:shd w:val="clear" w:color="auto" w:fill="FFFFFF"/>
-            <w:tcMar>
-              <w:top w:w="0" w:type="dxa"/>
-              <w:bottom w:w="0" w:type="dxa"/>
-              <w:left w:w="0" w:type="dxa"/>
-              <w:right w:w="0" w:type="dxa"/>
-            </w:tcMar>
-            <w:vAlign w:val="center"/>
-          </w:tcPr>
-          <w:p>
-            <w:pPr>
-              <w:pStyle w:val="Normal"/>
+        body 3
+        <w:tc>
+          <w:tcPr>
+            <w:tcBorders>
+              <w:bottom w:val="none" w:sz="0" w:space="0" w:color="000000"/>
+              <w:top w:val="none" w:sz="0" w:space="0" w:color="000000"/>
+              <w:left w:val="none" w:sz="0" w:space="0" w:color="000000"/>
+              <w:right w:val="none" w:sz="0" w:space="0" w:color="000000"/>
+            </w:tcBorders>
+            <w:shd w:val="clear" w:color="auto" w:fill="FFFFFF"/>
+            <w:tcMar>
+              <w:top w:w="0" w:type="dxa"/>
+              <w:bottom w:w="0" w:type="dxa"/>
+              <w:left w:w="0" w:type="dxa"/>
+              <w:right w:w="0" w:type="dxa"/>
+            </w:tcMar>
+            <w:vAlign w:val="center"/>
+          </w:tcPr>
+          <w:p>
+            <w:pPr>
               <w:jc w:val="left"/>
               <w:pBdr>
                 <w:bottom w:val="none" w:sz="0" w:space="0" w:color="000000"/>
@@ -982,7 +920,6 @@
           </w:tcPr>
           <w:p>
             <w:pPr>
-              <w:pStyle w:val="Normal"/>
               <w:jc w:val="center"/>
               <w:pBdr>
                 <w:bottom w:val="none" w:sz="0" w:space="0" w:color="000000"/>
@@ -1037,7 +974,6 @@
           </w:tcPr>
           <w:p>
             <w:pPr>
-              <w:pStyle w:val="Normal"/>
               <w:jc w:val="center"/>
               <w:pBdr>
                 <w:bottom w:val="none" w:sz="0" w:space="0" w:color="000000"/>
@@ -1092,7 +1028,6 @@
           </w:tcPr>
           <w:p>
             <w:pPr>
-              <w:pStyle w:val="Normal"/>
               <w:jc w:val="center"/>
               <w:pBdr>
                 <w:bottom w:val="none" w:sz="0" w:space="0" w:color="000000"/>
@@ -1147,7 +1082,6 @@
           </w:tcPr>
           <w:p>
             <w:pPr>
-              <w:pStyle w:val="Normal"/>
               <w:jc w:val="center"/>
               <w:pBdr>
                 <w:bottom w:val="none" w:sz="0" w:space="0" w:color="000000"/>
@@ -1202,7 +1136,6 @@
           </w:tcPr>
           <w:p>
             <w:pPr>
-              <w:pStyle w:val="Normal"/>
               <w:jc w:val="center"/>
               <w:pBdr>
                 <w:bottom w:val="none" w:sz="0" w:space="0" w:color="000000"/>
@@ -1243,26 +1176,26 @@
         <w:trPr>
           <w:trHeight w:val="270" w:hRule="exact"/>
         </w:trPr>
-        <w:tc>
-          <w:tcPr>
-            <w:tcBorders>
-              <w:bottom w:val="none" w:sz="0" w:space="0" w:color="000000"/>
-              <w:top w:val="none" w:sz="0" w:space="0" w:color="000000"/>
-              <w:left w:val="none" w:sz="0" w:space="0" w:color="000000"/>
-              <w:right w:val="none" w:sz="0" w:space="0" w:color="000000"/>
-            </w:tcBorders>
-            <w:shd w:val="clear" w:color="auto" w:fill="FFFFFF"/>
-            <w:tcMar>
-              <w:top w:w="0" w:type="dxa"/>
-              <w:bottom w:w="0" w:type="dxa"/>
-              <w:left w:w="0" w:type="dxa"/>
-              <w:right w:w="0" w:type="dxa"/>
-            </w:tcMar>
-            <w:vAlign w:val="center"/>
-          </w:tcPr>
-          <w:p>
-            <w:pPr>
-              <w:pStyle w:val="Normal"/>
+        body 4
+        <w:tc>
+          <w:tcPr>
+            <w:tcBorders>
+              <w:bottom w:val="none" w:sz="0" w:space="0" w:color="000000"/>
+              <w:top w:val="none" w:sz="0" w:space="0" w:color="000000"/>
+              <w:left w:val="none" w:sz="0" w:space="0" w:color="000000"/>
+              <w:right w:val="none" w:sz="0" w:space="0" w:color="000000"/>
+            </w:tcBorders>
+            <w:shd w:val="clear" w:color="auto" w:fill="FFFFFF"/>
+            <w:tcMar>
+              <w:top w:w="0" w:type="dxa"/>
+              <w:bottom w:w="0" w:type="dxa"/>
+              <w:left w:w="0" w:type="dxa"/>
+              <w:right w:w="0" w:type="dxa"/>
+            </w:tcMar>
+            <w:vAlign w:val="center"/>
+          </w:tcPr>
+          <w:p>
+            <w:pPr>
               <w:jc w:val="left"/>
               <w:pBdr>
                 <w:bottom w:val="none" w:sz="0" w:space="0" w:color="000000"/>
@@ -1317,7 +1250,6 @@
           </w:tcPr>
           <w:p>
             <w:pPr>
-              <w:pStyle w:val="Normal"/>
               <w:jc w:val="center"/>
               <w:pBdr>
                 <w:bottom w:val="none" w:sz="0" w:space="0" w:color="000000"/>
@@ -1372,7 +1304,6 @@
           </w:tcPr>
           <w:p>
             <w:pPr>
-              <w:pStyle w:val="Normal"/>
               <w:jc w:val="center"/>
               <w:pBdr>
                 <w:bottom w:val="none" w:sz="0" w:space="0" w:color="000000"/>
@@ -1427,7 +1358,6 @@
           </w:tcPr>
           <w:p>
             <w:pPr>
-              <w:pStyle w:val="Normal"/>
               <w:jc w:val="center"/>
               <w:pBdr>
                 <w:bottom w:val="none" w:sz="0" w:space="0" w:color="000000"/>
@@ -1482,7 +1412,6 @@
           </w:tcPr>
           <w:p>
             <w:pPr>
-              <w:pStyle w:val="Normal"/>
               <w:jc w:val="center"/>
               <w:pBdr>
                 <w:bottom w:val="none" w:sz="0" w:space="0" w:color="000000"/>
@@ -1537,7 +1466,6 @@
           </w:tcPr>
           <w:p>
             <w:pPr>
-              <w:pStyle w:val="Normal"/>
               <w:jc w:val="center"/>
               <w:pBdr>
                 <w:bottom w:val="none" w:sz="0" w:space="0" w:color="000000"/>
@@ -1578,26 +1506,26 @@
         <w:trPr>
           <w:trHeight w:val="270" w:hRule="exact"/>
         </w:trPr>
-        <w:tc>
-          <w:tcPr>
-            <w:tcBorders>
-              <w:bottom w:val="none" w:sz="0" w:space="0" w:color="000000"/>
-              <w:top w:val="none" w:sz="0" w:space="0" w:color="000000"/>
-              <w:left w:val="none" w:sz="0" w:space="0" w:color="000000"/>
-              <w:right w:val="none" w:sz="0" w:space="0" w:color="000000"/>
-            </w:tcBorders>
-            <w:shd w:val="clear" w:color="auto" w:fill="FFFFFF"/>
-            <w:tcMar>
-              <w:top w:w="0" w:type="dxa"/>
-              <w:bottom w:w="0" w:type="dxa"/>
-              <w:left w:w="0" w:type="dxa"/>
-              <w:right w:w="0" w:type="dxa"/>
-            </w:tcMar>
-            <w:vAlign w:val="center"/>
-          </w:tcPr>
-          <w:p>
-            <w:pPr>
-              <w:pStyle w:val="Normal"/>
+        body 5
+        <w:tc>
+          <w:tcPr>
+            <w:tcBorders>
+              <w:bottom w:val="none" w:sz="0" w:space="0" w:color="000000"/>
+              <w:top w:val="none" w:sz="0" w:space="0" w:color="000000"/>
+              <w:left w:val="none" w:sz="0" w:space="0" w:color="000000"/>
+              <w:right w:val="none" w:sz="0" w:space="0" w:color="000000"/>
+            </w:tcBorders>
+            <w:shd w:val="clear" w:color="auto" w:fill="FFFFFF"/>
+            <w:tcMar>
+              <w:top w:w="0" w:type="dxa"/>
+              <w:bottom w:w="0" w:type="dxa"/>
+              <w:left w:w="0" w:type="dxa"/>
+              <w:right w:w="0" w:type="dxa"/>
+            </w:tcMar>
+            <w:vAlign w:val="center"/>
+          </w:tcPr>
+          <w:p>
+            <w:pPr>
               <w:jc w:val="left"/>
               <w:pBdr>
                 <w:bottom w:val="none" w:sz="0" w:space="0" w:color="000000"/>
@@ -1652,7 +1580,6 @@
           </w:tcPr>
           <w:p>
             <w:pPr>
-              <w:pStyle w:val="Normal"/>
               <w:jc w:val="center"/>
               <w:pBdr>
                 <w:bottom w:val="none" w:sz="0" w:space="0" w:color="000000"/>
@@ -1707,7 +1634,6 @@
           </w:tcPr>
           <w:p>
             <w:pPr>
-              <w:pStyle w:val="Normal"/>
               <w:jc w:val="center"/>
               <w:pBdr>
                 <w:bottom w:val="none" w:sz="0" w:space="0" w:color="000000"/>
@@ -1762,7 +1688,6 @@
           </w:tcPr>
           <w:p>
             <w:pPr>
-              <w:pStyle w:val="Normal"/>
               <w:jc w:val="center"/>
               <w:pBdr>
                 <w:bottom w:val="none" w:sz="0" w:space="0" w:color="000000"/>
@@ -1817,7 +1742,6 @@
           </w:tcPr>
           <w:p>
             <w:pPr>
-              <w:pStyle w:val="Normal"/>
               <w:jc w:val="center"/>
               <w:pBdr>
                 <w:bottom w:val="none" w:sz="0" w:space="0" w:color="000000"/>
@@ -1872,7 +1796,6 @@
           </w:tcPr>
           <w:p>
             <w:pPr>
-              <w:pStyle w:val="Normal"/>
               <w:jc w:val="center"/>
               <w:pBdr>
                 <w:bottom w:val="none" w:sz="0" w:space="0" w:color="000000"/>
@@ -1913,6 +1836,7 @@
         <w:trPr>
           <w:trHeight w:val="369" w:hRule="exact"/>
         </w:trPr>
+        body 6
         <w:tc>
           <w:tcPr>
             <w:gridSpan w:val="6"/>
@@ -1933,7 +1857,6 @@
           </w:tcPr>
           <w:p>
             <w:pPr>
-              <w:pStyle w:val="Normal"/>
               <w:jc w:val="left"/>
               <w:pBdr>
                 <w:bottom w:val="none" w:sz="0" w:space="0" w:color="000000"/>
@@ -1974,6 +1897,7 @@
         <w:trPr>
           <w:trHeight w:val="270" w:hRule="exact"/>
         </w:trPr>
+        body 7
         <w:tc>
           <w:tcPr>
             <w:tcBorders>
@@ -1993,7 +1917,6 @@
           </w:tcPr>
           <w:p>
             <w:pPr>
-              <w:pStyle w:val="Normal"/>
               <w:jc w:val="left"/>
               <w:pBdr>
                 <w:bottom w:val="none" w:sz="0" w:space="0" w:color="000000"/>
@@ -2048,7 +1971,6 @@
           </w:tcPr>
           <w:p>
             <w:pPr>
-              <w:pStyle w:val="Normal"/>
               <w:jc w:val="center"/>
               <w:pBdr>
                 <w:bottom w:val="none" w:sz="0" w:space="0" w:color="000000"/>
@@ -2103,7 +2025,6 @@
           </w:tcPr>
           <w:p>
             <w:pPr>
-              <w:pStyle w:val="Normal"/>
               <w:jc w:val="center"/>
               <w:pBdr>
                 <w:bottom w:val="none" w:sz="0" w:space="0" w:color="000000"/>
@@ -2158,7 +2079,6 @@
           </w:tcPr>
           <w:p>
             <w:pPr>
-              <w:pStyle w:val="Normal"/>
               <w:jc w:val="center"/>
               <w:pBdr>
                 <w:bottom w:val="none" w:sz="0" w:space="0" w:color="000000"/>
@@ -2213,7 +2133,6 @@
           </w:tcPr>
           <w:p>
             <w:pPr>
-              <w:pStyle w:val="Normal"/>
               <w:jc w:val="center"/>
               <w:pBdr>
                 <w:bottom w:val="none" w:sz="0" w:space="0" w:color="000000"/>
@@ -2268,7 +2187,6 @@
           </w:tcPr>
           <w:p>
             <w:pPr>
-              <w:pStyle w:val="Normal"/>
               <w:jc w:val="center"/>
               <w:pBdr>
                 <w:bottom w:val="none" w:sz="0" w:space="0" w:color="000000"/>
@@ -2309,26 +2227,26 @@
         <w:trPr>
           <w:trHeight w:val="270" w:hRule="exact"/>
         </w:trPr>
-        <w:tc>
-          <w:tcPr>
-            <w:tcBorders>
-              <w:bottom w:val="none" w:sz="0" w:space="0" w:color="000000"/>
-              <w:top w:val="none" w:sz="0" w:space="0" w:color="000000"/>
-              <w:left w:val="none" w:sz="0" w:space="0" w:color="000000"/>
-              <w:right w:val="none" w:sz="0" w:space="0" w:color="000000"/>
-            </w:tcBorders>
-            <w:shd w:val="clear" w:color="auto" w:fill="FFFFFF"/>
-            <w:tcMar>
-              <w:top w:w="0" w:type="dxa"/>
-              <w:bottom w:w="0" w:type="dxa"/>
-              <w:left w:w="0" w:type="dxa"/>
-              <w:right w:w="0" w:type="dxa"/>
-            </w:tcMar>
-            <w:vAlign w:val="center"/>
-          </w:tcPr>
-          <w:p>
-            <w:pPr>
-              <w:pStyle w:val="Normal"/>
+        body 8
+        <w:tc>
+          <w:tcPr>
+            <w:tcBorders>
+              <w:bottom w:val="none" w:sz="0" w:space="0" w:color="000000"/>
+              <w:top w:val="none" w:sz="0" w:space="0" w:color="000000"/>
+              <w:left w:val="none" w:sz="0" w:space="0" w:color="000000"/>
+              <w:right w:val="none" w:sz="0" w:space="0" w:color="000000"/>
+            </w:tcBorders>
+            <w:shd w:val="clear" w:color="auto" w:fill="FFFFFF"/>
+            <w:tcMar>
+              <w:top w:w="0" w:type="dxa"/>
+              <w:bottom w:w="0" w:type="dxa"/>
+              <w:left w:w="0" w:type="dxa"/>
+              <w:right w:w="0" w:type="dxa"/>
+            </w:tcMar>
+            <w:vAlign w:val="center"/>
+          </w:tcPr>
+          <w:p>
+            <w:pPr>
               <w:jc w:val="left"/>
               <w:pBdr>
                 <w:bottom w:val="none" w:sz="0" w:space="0" w:color="000000"/>
@@ -2383,7 +2301,6 @@
           </w:tcPr>
           <w:p>
             <w:pPr>
-              <w:pStyle w:val="Normal"/>
               <w:jc w:val="center"/>
               <w:pBdr>
                 <w:bottom w:val="none" w:sz="0" w:space="0" w:color="000000"/>
@@ -2438,7 +2355,6 @@
           </w:tcPr>
           <w:p>
             <w:pPr>
-              <w:pStyle w:val="Normal"/>
               <w:jc w:val="center"/>
               <w:pBdr>
                 <w:bottom w:val="none" w:sz="0" w:space="0" w:color="000000"/>
@@ -2493,7 +2409,6 @@
           </w:tcPr>
           <w:p>
             <w:pPr>
-              <w:pStyle w:val="Normal"/>
               <w:jc w:val="center"/>
               <w:pBdr>
                 <w:bottom w:val="none" w:sz="0" w:space="0" w:color="000000"/>
@@ -2548,7 +2463,6 @@
           </w:tcPr>
           <w:p>
             <w:pPr>
-              <w:pStyle w:val="Normal"/>
               <w:jc w:val="center"/>
               <w:pBdr>
                 <w:bottom w:val="none" w:sz="0" w:space="0" w:color="000000"/>
@@ -2603,7 +2517,6 @@
           </w:tcPr>
           <w:p>
             <w:pPr>
-              <w:pStyle w:val="Normal"/>
               <w:jc w:val="center"/>
               <w:pBdr>
                 <w:bottom w:val="none" w:sz="0" w:space="0" w:color="000000"/>
@@ -2644,6 +2557,7 @@
         <w:trPr>
           <w:trHeight w:val="369" w:hRule="exact"/>
         </w:trPr>
+        body 9
         <w:tc>
           <w:tcPr>
             <w:gridSpan w:val="6"/>
@@ -2664,7 +2578,6 @@
           </w:tcPr>
           <w:p>
             <w:pPr>
-              <w:pStyle w:val="Normal"/>
               <w:jc w:val="left"/>
               <w:pBdr>
                 <w:bottom w:val="none" w:sz="0" w:space="0" w:color="000000"/>
@@ -2705,6 +2618,7 @@
         <w:trPr>
           <w:trHeight w:val="270" w:hRule="exact"/>
         </w:trPr>
+        body10
         <w:tc>
           <w:tcPr>
             <w:tcBorders>
@@ -2724,7 +2638,6 @@
           </w:tcPr>
           <w:p>
             <w:pPr>
-              <w:pStyle w:val="Normal"/>
               <w:jc w:val="left"/>
               <w:pBdr>
                 <w:bottom w:val="none" w:sz="0" w:space="0" w:color="000000"/>
@@ -2779,7 +2692,6 @@
           </w:tcPr>
           <w:p>
             <w:pPr>
-              <w:pStyle w:val="Normal"/>
               <w:jc w:val="center"/>
               <w:pBdr>
                 <w:bottom w:val="none" w:sz="0" w:space="0" w:color="000000"/>
@@ -2834,7 +2746,6 @@
           </w:tcPr>
           <w:p>
             <w:pPr>
-              <w:pStyle w:val="Normal"/>
               <w:jc w:val="center"/>
               <w:pBdr>
                 <w:bottom w:val="none" w:sz="0" w:space="0" w:color="000000"/>
@@ -2889,7 +2800,6 @@
           </w:tcPr>
           <w:p>
             <w:pPr>
-              <w:pStyle w:val="Normal"/>
               <w:jc w:val="center"/>
               <w:pBdr>
                 <w:bottom w:val="none" w:sz="0" w:space="0" w:color="000000"/>
@@ -2944,7 +2854,6 @@
           </w:tcPr>
           <w:p>
             <w:pPr>
-              <w:pStyle w:val="Normal"/>
               <w:jc w:val="center"/>
               <w:pBdr>
                 <w:bottom w:val="none" w:sz="0" w:space="0" w:color="000000"/>
@@ -2999,7 +2908,6 @@
           </w:tcPr>
           <w:p>
             <w:pPr>
-              <w:pStyle w:val="Normal"/>
               <w:jc w:val="center"/>
               <w:pBdr>
                 <w:bottom w:val="none" w:sz="0" w:space="0" w:color="000000"/>
@@ -3040,26 +2948,26 @@
         <w:trPr>
           <w:trHeight w:val="270" w:hRule="exact"/>
         </w:trPr>
-        <w:tc>
-          <w:tcPr>
-            <w:tcBorders>
-              <w:bottom w:val="none" w:sz="0" w:space="0" w:color="000000"/>
-              <w:top w:val="none" w:sz="0" w:space="0" w:color="000000"/>
-              <w:left w:val="none" w:sz="0" w:space="0" w:color="000000"/>
-              <w:right w:val="none" w:sz="0" w:space="0" w:color="000000"/>
-            </w:tcBorders>
-            <w:shd w:val="clear" w:color="auto" w:fill="FFFFFF"/>
-            <w:tcMar>
-              <w:top w:w="0" w:type="dxa"/>
-              <w:bottom w:w="0" w:type="dxa"/>
-              <w:left w:w="0" w:type="dxa"/>
-              <w:right w:w="0" w:type="dxa"/>
-            </w:tcMar>
-            <w:vAlign w:val="center"/>
-          </w:tcPr>
-          <w:p>
-            <w:pPr>
-              <w:pStyle w:val="Normal"/>
+        body11
+        <w:tc>
+          <w:tcPr>
+            <w:tcBorders>
+              <w:bottom w:val="none" w:sz="0" w:space="0" w:color="000000"/>
+              <w:top w:val="none" w:sz="0" w:space="0" w:color="000000"/>
+              <w:left w:val="none" w:sz="0" w:space="0" w:color="000000"/>
+              <w:right w:val="none" w:sz="0" w:space="0" w:color="000000"/>
+            </w:tcBorders>
+            <w:shd w:val="clear" w:color="auto" w:fill="FFFFFF"/>
+            <w:tcMar>
+              <w:top w:w="0" w:type="dxa"/>
+              <w:bottom w:w="0" w:type="dxa"/>
+              <w:left w:w="0" w:type="dxa"/>
+              <w:right w:w="0" w:type="dxa"/>
+            </w:tcMar>
+            <w:vAlign w:val="center"/>
+          </w:tcPr>
+          <w:p>
+            <w:pPr>
               <w:jc w:val="left"/>
               <w:pBdr>
                 <w:bottom w:val="none" w:sz="0" w:space="0" w:color="000000"/>
@@ -3114,7 +3022,6 @@
           </w:tcPr>
           <w:p>
             <w:pPr>
-              <w:pStyle w:val="Normal"/>
               <w:jc w:val="center"/>
               <w:pBdr>
                 <w:bottom w:val="none" w:sz="0" w:space="0" w:color="000000"/>
@@ -3169,7 +3076,6 @@
           </w:tcPr>
           <w:p>
             <w:pPr>
-              <w:pStyle w:val="Normal"/>
               <w:jc w:val="center"/>
               <w:pBdr>
                 <w:bottom w:val="none" w:sz="0" w:space="0" w:color="000000"/>
@@ -3224,7 +3130,6 @@
           </w:tcPr>
           <w:p>
             <w:pPr>
-              <w:pStyle w:val="Normal"/>
               <w:jc w:val="center"/>
               <w:pBdr>
                 <w:bottom w:val="none" w:sz="0" w:space="0" w:color="000000"/>
@@ -3279,7 +3184,6 @@
           </w:tcPr>
           <w:p>
             <w:pPr>
-              <w:pStyle w:val="Normal"/>
               <w:jc w:val="center"/>
               <w:pBdr>
                 <w:bottom w:val="none" w:sz="0" w:space="0" w:color="000000"/>
@@ -3334,7 +3238,6 @@
           </w:tcPr>
           <w:p>
             <w:pPr>
-              <w:pStyle w:val="Normal"/>
               <w:jc w:val="center"/>
               <w:pBdr>
                 <w:bottom w:val="none" w:sz="0" w:space="0" w:color="000000"/>
@@ -3375,26 +3278,26 @@
         <w:trPr>
           <w:trHeight w:val="270" w:hRule="exact"/>
         </w:trPr>
-        <w:tc>
-          <w:tcPr>
-            <w:tcBorders>
-              <w:bottom w:val="none" w:sz="0" w:space="0" w:color="000000"/>
-              <w:top w:val="none" w:sz="0" w:space="0" w:color="000000"/>
-              <w:left w:val="none" w:sz="0" w:space="0" w:color="000000"/>
-              <w:right w:val="none" w:sz="0" w:space="0" w:color="000000"/>
-            </w:tcBorders>
-            <w:shd w:val="clear" w:color="auto" w:fill="FFFFFF"/>
-            <w:tcMar>
-              <w:top w:w="0" w:type="dxa"/>
-              <w:bottom w:w="0" w:type="dxa"/>
-              <w:left w:w="0" w:type="dxa"/>
-              <w:right w:w="0" w:type="dxa"/>
-            </w:tcMar>
-            <w:vAlign w:val="center"/>
-          </w:tcPr>
-          <w:p>
-            <w:pPr>
-              <w:pStyle w:val="Normal"/>
+        body12
+        <w:tc>
+          <w:tcPr>
+            <w:tcBorders>
+              <w:bottom w:val="none" w:sz="0" w:space="0" w:color="000000"/>
+              <w:top w:val="none" w:sz="0" w:space="0" w:color="000000"/>
+              <w:left w:val="none" w:sz="0" w:space="0" w:color="000000"/>
+              <w:right w:val="none" w:sz="0" w:space="0" w:color="000000"/>
+            </w:tcBorders>
+            <w:shd w:val="clear" w:color="auto" w:fill="FFFFFF"/>
+            <w:tcMar>
+              <w:top w:w="0" w:type="dxa"/>
+              <w:bottom w:w="0" w:type="dxa"/>
+              <w:left w:w="0" w:type="dxa"/>
+              <w:right w:w="0" w:type="dxa"/>
+            </w:tcMar>
+            <w:vAlign w:val="center"/>
+          </w:tcPr>
+          <w:p>
+            <w:pPr>
               <w:jc w:val="left"/>
               <w:pBdr>
                 <w:bottom w:val="none" w:sz="0" w:space="0" w:color="000000"/>
@@ -3449,7 +3352,6 @@
           </w:tcPr>
           <w:p>
             <w:pPr>
-              <w:pStyle w:val="Normal"/>
               <w:jc w:val="center"/>
               <w:pBdr>
                 <w:bottom w:val="none" w:sz="0" w:space="0" w:color="000000"/>
@@ -3504,7 +3406,6 @@
           </w:tcPr>
           <w:p>
             <w:pPr>
-              <w:pStyle w:val="Normal"/>
               <w:jc w:val="center"/>
               <w:pBdr>
                 <w:bottom w:val="none" w:sz="0" w:space="0" w:color="000000"/>
@@ -3559,7 +3460,6 @@
           </w:tcPr>
           <w:p>
             <w:pPr>
-              <w:pStyle w:val="Normal"/>
               <w:jc w:val="center"/>
               <w:pBdr>
                 <w:bottom w:val="none" w:sz="0" w:space="0" w:color="000000"/>
@@ -3614,7 +3514,6 @@
           </w:tcPr>
           <w:p>
             <w:pPr>
-              <w:pStyle w:val="Normal"/>
               <w:jc w:val="center"/>
               <w:pBdr>
                 <w:bottom w:val="none" w:sz="0" w:space="0" w:color="000000"/>
@@ -3669,7 +3568,6 @@
           </w:tcPr>
           <w:p>
             <w:pPr>
-              <w:pStyle w:val="Normal"/>
               <w:jc w:val="center"/>
               <w:pBdr>
                 <w:bottom w:val="none" w:sz="0" w:space="0" w:color="000000"/>
@@ -3710,26 +3608,26 @@
         <w:trPr>
           <w:trHeight w:val="270" w:hRule="exact"/>
         </w:trPr>
-        <w:tc>
-          <w:tcPr>
-            <w:tcBorders>
-              <w:bottom w:val="none" w:sz="0" w:space="0" w:color="000000"/>
-              <w:top w:val="none" w:sz="0" w:space="0" w:color="000000"/>
-              <w:left w:val="none" w:sz="0" w:space="0" w:color="000000"/>
-              <w:right w:val="none" w:sz="0" w:space="0" w:color="000000"/>
-            </w:tcBorders>
-            <w:shd w:val="clear" w:color="auto" w:fill="FFFFFF"/>
-            <w:tcMar>
-              <w:top w:w="0" w:type="dxa"/>
-              <w:bottom w:w="0" w:type="dxa"/>
-              <w:left w:w="0" w:type="dxa"/>
-              <w:right w:w="0" w:type="dxa"/>
-            </w:tcMar>
-            <w:vAlign w:val="center"/>
-          </w:tcPr>
-          <w:p>
-            <w:pPr>
-              <w:pStyle w:val="Normal"/>
+        body13
+        <w:tc>
+          <w:tcPr>
+            <w:tcBorders>
+              <w:bottom w:val="none" w:sz="0" w:space="0" w:color="000000"/>
+              <w:top w:val="none" w:sz="0" w:space="0" w:color="000000"/>
+              <w:left w:val="none" w:sz="0" w:space="0" w:color="000000"/>
+              <w:right w:val="none" w:sz="0" w:space="0" w:color="000000"/>
+            </w:tcBorders>
+            <w:shd w:val="clear" w:color="auto" w:fill="FFFFFF"/>
+            <w:tcMar>
+              <w:top w:w="0" w:type="dxa"/>
+              <w:bottom w:w="0" w:type="dxa"/>
+              <w:left w:w="0" w:type="dxa"/>
+              <w:right w:w="0" w:type="dxa"/>
+            </w:tcMar>
+            <w:vAlign w:val="center"/>
+          </w:tcPr>
+          <w:p>
+            <w:pPr>
               <w:jc w:val="left"/>
               <w:pBdr>
                 <w:bottom w:val="none" w:sz="0" w:space="0" w:color="000000"/>
@@ -3784,7 +3682,6 @@
           </w:tcPr>
           <w:p>
             <w:pPr>
-              <w:pStyle w:val="Normal"/>
               <w:jc w:val="center"/>
               <w:pBdr>
                 <w:bottom w:val="none" w:sz="0" w:space="0" w:color="000000"/>
@@ -3839,7 +3736,6 @@
           </w:tcPr>
           <w:p>
             <w:pPr>
-              <w:pStyle w:val="Normal"/>
               <w:jc w:val="center"/>
               <w:pBdr>
                 <w:bottom w:val="none" w:sz="0" w:space="0" w:color="000000"/>
@@ -3894,7 +3790,6 @@
           </w:tcPr>
           <w:p>
             <w:pPr>
-              <w:pStyle w:val="Normal"/>
               <w:jc w:val="center"/>
               <w:pBdr>
                 <w:bottom w:val="none" w:sz="0" w:space="0" w:color="000000"/>
@@ -3949,7 +3844,6 @@
           </w:tcPr>
           <w:p>
             <w:pPr>
-              <w:pStyle w:val="Normal"/>
               <w:jc w:val="center"/>
               <w:pBdr>
                 <w:bottom w:val="none" w:sz="0" w:space="0" w:color="000000"/>
@@ -4004,7 +3898,6 @@
           </w:tcPr>
           <w:p>
             <w:pPr>
-              <w:pStyle w:val="Normal"/>
               <w:jc w:val="center"/>
               <w:pBdr>
                 <w:bottom w:val="none" w:sz="0" w:space="0" w:color="000000"/>
@@ -4045,26 +3938,26 @@
         <w:trPr>
           <w:trHeight w:val="270" w:hRule="exact"/>
         </w:trPr>
-        <w:tc>
-          <w:tcPr>
-            <w:tcBorders>
-              <w:bottom w:val="none" w:sz="0" w:space="0" w:color="000000"/>
-              <w:top w:val="none" w:sz="0" w:space="0" w:color="000000"/>
-              <w:left w:val="none" w:sz="0" w:space="0" w:color="000000"/>
-              <w:right w:val="none" w:sz="0" w:space="0" w:color="000000"/>
-            </w:tcBorders>
-            <w:shd w:val="clear" w:color="auto" w:fill="FFFFFF"/>
-            <w:tcMar>
-              <w:top w:w="0" w:type="dxa"/>
-              <w:bottom w:w="0" w:type="dxa"/>
-              <w:left w:w="0" w:type="dxa"/>
-              <w:right w:w="0" w:type="dxa"/>
-            </w:tcMar>
-            <w:vAlign w:val="center"/>
-          </w:tcPr>
-          <w:p>
-            <w:pPr>
-              <w:pStyle w:val="Normal"/>
+        body14
+        <w:tc>
+          <w:tcPr>
+            <w:tcBorders>
+              <w:bottom w:val="none" w:sz="0" w:space="0" w:color="000000"/>
+              <w:top w:val="none" w:sz="0" w:space="0" w:color="000000"/>
+              <w:left w:val="none" w:sz="0" w:space="0" w:color="000000"/>
+              <w:right w:val="none" w:sz="0" w:space="0" w:color="000000"/>
+            </w:tcBorders>
+            <w:shd w:val="clear" w:color="auto" w:fill="FFFFFF"/>
+            <w:tcMar>
+              <w:top w:w="0" w:type="dxa"/>
+              <w:bottom w:w="0" w:type="dxa"/>
+              <w:left w:w="0" w:type="dxa"/>
+              <w:right w:w="0" w:type="dxa"/>
+            </w:tcMar>
+            <w:vAlign w:val="center"/>
+          </w:tcPr>
+          <w:p>
+            <w:pPr>
               <w:jc w:val="left"/>
               <w:pBdr>
                 <w:bottom w:val="none" w:sz="0" w:space="0" w:color="000000"/>
@@ -4119,7 +4012,6 @@
           </w:tcPr>
           <w:p>
             <w:pPr>
-              <w:pStyle w:val="Normal"/>
               <w:jc w:val="center"/>
               <w:pBdr>
                 <w:bottom w:val="none" w:sz="0" w:space="0" w:color="000000"/>
@@ -4174,7 +4066,6 @@
           </w:tcPr>
           <w:p>
             <w:pPr>
-              <w:pStyle w:val="Normal"/>
               <w:jc w:val="center"/>
               <w:pBdr>
                 <w:bottom w:val="none" w:sz="0" w:space="0" w:color="000000"/>
@@ -4229,7 +4120,6 @@
           </w:tcPr>
           <w:p>
             <w:pPr>
-              <w:pStyle w:val="Normal"/>
               <w:jc w:val="center"/>
               <w:pBdr>
                 <w:bottom w:val="none" w:sz="0" w:space="0" w:color="000000"/>
@@ -4284,7 +4174,6 @@
           </w:tcPr>
           <w:p>
             <w:pPr>
-              <w:pStyle w:val="Normal"/>
               <w:jc w:val="center"/>
               <w:pBdr>
                 <w:bottom w:val="none" w:sz="0" w:space="0" w:color="000000"/>
@@ -4339,7 +4228,6 @@
           </w:tcPr>
           <w:p>
             <w:pPr>
-              <w:pStyle w:val="Normal"/>
               <w:jc w:val="center"/>
               <w:pBdr>
                 <w:bottom w:val="none" w:sz="0" w:space="0" w:color="000000"/>
@@ -4380,26 +4268,26 @@
         <w:trPr>
           <w:trHeight w:val="270" w:hRule="exact"/>
         </w:trPr>
-        <w:tc>
-          <w:tcPr>
-            <w:tcBorders>
-              <w:bottom w:val="none" w:sz="0" w:space="0" w:color="000000"/>
-              <w:top w:val="none" w:sz="0" w:space="0" w:color="000000"/>
-              <w:left w:val="none" w:sz="0" w:space="0" w:color="000000"/>
-              <w:right w:val="none" w:sz="0" w:space="0" w:color="000000"/>
-            </w:tcBorders>
-            <w:shd w:val="clear" w:color="auto" w:fill="FFFFFF"/>
-            <w:tcMar>
-              <w:top w:w="0" w:type="dxa"/>
-              <w:bottom w:w="0" w:type="dxa"/>
-              <w:left w:w="0" w:type="dxa"/>
-              <w:right w:w="0" w:type="dxa"/>
-            </w:tcMar>
-            <w:vAlign w:val="center"/>
-          </w:tcPr>
-          <w:p>
-            <w:pPr>
-              <w:pStyle w:val="Normal"/>
+        body15
+        <w:tc>
+          <w:tcPr>
+            <w:tcBorders>
+              <w:bottom w:val="none" w:sz="0" w:space="0" w:color="000000"/>
+              <w:top w:val="none" w:sz="0" w:space="0" w:color="000000"/>
+              <w:left w:val="none" w:sz="0" w:space="0" w:color="000000"/>
+              <w:right w:val="none" w:sz="0" w:space="0" w:color="000000"/>
+            </w:tcBorders>
+            <w:shd w:val="clear" w:color="auto" w:fill="FFFFFF"/>
+            <w:tcMar>
+              <w:top w:w="0" w:type="dxa"/>
+              <w:bottom w:w="0" w:type="dxa"/>
+              <w:left w:w="0" w:type="dxa"/>
+              <w:right w:w="0" w:type="dxa"/>
+            </w:tcMar>
+            <w:vAlign w:val="center"/>
+          </w:tcPr>
+          <w:p>
+            <w:pPr>
               <w:jc w:val="left"/>
               <w:pBdr>
                 <w:bottom w:val="none" w:sz="0" w:space="0" w:color="000000"/>
@@ -4454,7 +4342,6 @@
           </w:tcPr>
           <w:p>
             <w:pPr>
-              <w:pStyle w:val="Normal"/>
               <w:jc w:val="center"/>
               <w:pBdr>
                 <w:bottom w:val="none" w:sz="0" w:space="0" w:color="000000"/>
@@ -4509,7 +4396,6 @@
           </w:tcPr>
           <w:p>
             <w:pPr>
-              <w:pStyle w:val="Normal"/>
               <w:jc w:val="center"/>
               <w:pBdr>
                 <w:bottom w:val="none" w:sz="0" w:space="0" w:color="000000"/>
@@ -4564,7 +4450,6 @@
           </w:tcPr>
           <w:p>
             <w:pPr>
-              <w:pStyle w:val="Normal"/>
               <w:jc w:val="center"/>
               <w:pBdr>
                 <w:bottom w:val="none" w:sz="0" w:space="0" w:color="000000"/>
@@ -4619,7 +4504,6 @@
           </w:tcPr>
           <w:p>
             <w:pPr>
-              <w:pStyle w:val="Normal"/>
               <w:jc w:val="center"/>
               <w:pBdr>
                 <w:bottom w:val="none" w:sz="0" w:space="0" w:color="000000"/>
@@ -4674,7 +4558,6 @@
           </w:tcPr>
           <w:p>
             <w:pPr>
-              <w:pStyle w:val="Normal"/>
               <w:jc w:val="center"/>
               <w:pBdr>
                 <w:bottom w:val="none" w:sz="0" w:space="0" w:color="000000"/>
@@ -4715,26 +4598,26 @@
         <w:trPr>
           <w:trHeight w:val="270" w:hRule="exact"/>
         </w:trPr>
-        <w:tc>
-          <w:tcPr>
-            <w:tcBorders>
-              <w:bottom w:val="none" w:sz="0" w:space="0" w:color="000000"/>
-              <w:top w:val="none" w:sz="0" w:space="0" w:color="000000"/>
-              <w:left w:val="none" w:sz="0" w:space="0" w:color="000000"/>
-              <w:right w:val="none" w:sz="0" w:space="0" w:color="000000"/>
-            </w:tcBorders>
-            <w:shd w:val="clear" w:color="auto" w:fill="FFFFFF"/>
-            <w:tcMar>
-              <w:top w:w="0" w:type="dxa"/>
-              <w:bottom w:w="0" w:type="dxa"/>
-              <w:left w:w="0" w:type="dxa"/>
-              <w:right w:w="0" w:type="dxa"/>
-            </w:tcMar>
-            <w:vAlign w:val="center"/>
-          </w:tcPr>
-          <w:p>
-            <w:pPr>
-              <w:pStyle w:val="Normal"/>
+        body16
+        <w:tc>
+          <w:tcPr>
+            <w:tcBorders>
+              <w:bottom w:val="none" w:sz="0" w:space="0" w:color="000000"/>
+              <w:top w:val="none" w:sz="0" w:space="0" w:color="000000"/>
+              <w:left w:val="none" w:sz="0" w:space="0" w:color="000000"/>
+              <w:right w:val="none" w:sz="0" w:space="0" w:color="000000"/>
+            </w:tcBorders>
+            <w:shd w:val="clear" w:color="auto" w:fill="FFFFFF"/>
+            <w:tcMar>
+              <w:top w:w="0" w:type="dxa"/>
+              <w:bottom w:w="0" w:type="dxa"/>
+              <w:left w:w="0" w:type="dxa"/>
+              <w:right w:w="0" w:type="dxa"/>
+            </w:tcMar>
+            <w:vAlign w:val="center"/>
+          </w:tcPr>
+          <w:p>
+            <w:pPr>
               <w:jc w:val="left"/>
               <w:pBdr>
                 <w:bottom w:val="none" w:sz="0" w:space="0" w:color="000000"/>
@@ -4789,7 +4672,6 @@
           </w:tcPr>
           <w:p>
             <w:pPr>
-              <w:pStyle w:val="Normal"/>
               <w:jc w:val="center"/>
               <w:pBdr>
                 <w:bottom w:val="none" w:sz="0" w:space="0" w:color="000000"/>
@@ -4844,7 +4726,6 @@
           </w:tcPr>
           <w:p>
             <w:pPr>
-              <w:pStyle w:val="Normal"/>
               <w:jc w:val="center"/>
               <w:pBdr>
                 <w:bottom w:val="none" w:sz="0" w:space="0" w:color="000000"/>
@@ -4899,7 +4780,6 @@
           </w:tcPr>
           <w:p>
             <w:pPr>
-              <w:pStyle w:val="Normal"/>
               <w:jc w:val="center"/>
               <w:pBdr>
                 <w:bottom w:val="none" w:sz="0" w:space="0" w:color="000000"/>
@@ -4954,7 +4834,6 @@
           </w:tcPr>
           <w:p>
             <w:pPr>
-              <w:pStyle w:val="Normal"/>
               <w:jc w:val="center"/>
               <w:pBdr>
                 <w:bottom w:val="none" w:sz="0" w:space="0" w:color="000000"/>
@@ -5009,7 +4888,6 @@
           </w:tcPr>
           <w:p>
             <w:pPr>
-              <w:pStyle w:val="Normal"/>
               <w:jc w:val="center"/>
               <w:pBdr>
                 <w:bottom w:val="none" w:sz="0" w:space="0" w:color="000000"/>
@@ -5050,26 +4928,26 @@
         <w:trPr>
           <w:trHeight w:val="270" w:hRule="exact"/>
         </w:trPr>
-        <w:tc>
-          <w:tcPr>
-            <w:tcBorders>
-              <w:bottom w:val="none" w:sz="0" w:space="0" w:color="000000"/>
-              <w:top w:val="none" w:sz="0" w:space="0" w:color="000000"/>
-              <w:left w:val="none" w:sz="0" w:space="0" w:color="000000"/>
-              <w:right w:val="none" w:sz="0" w:space="0" w:color="000000"/>
-            </w:tcBorders>
-            <w:shd w:val="clear" w:color="auto" w:fill="FFFFFF"/>
-            <w:tcMar>
-              <w:top w:w="0" w:type="dxa"/>
-              <w:bottom w:w="0" w:type="dxa"/>
-              <w:left w:w="0" w:type="dxa"/>
-              <w:right w:w="0" w:type="dxa"/>
-            </w:tcMar>
-            <w:vAlign w:val="center"/>
-          </w:tcPr>
-          <w:p>
-            <w:pPr>
-              <w:pStyle w:val="Normal"/>
+        body17
+        <w:tc>
+          <w:tcPr>
+            <w:tcBorders>
+              <w:bottom w:val="none" w:sz="0" w:space="0" w:color="000000"/>
+              <w:top w:val="none" w:sz="0" w:space="0" w:color="000000"/>
+              <w:left w:val="none" w:sz="0" w:space="0" w:color="000000"/>
+              <w:right w:val="none" w:sz="0" w:space="0" w:color="000000"/>
+            </w:tcBorders>
+            <w:shd w:val="clear" w:color="auto" w:fill="FFFFFF"/>
+            <w:tcMar>
+              <w:top w:w="0" w:type="dxa"/>
+              <w:bottom w:w="0" w:type="dxa"/>
+              <w:left w:w="0" w:type="dxa"/>
+              <w:right w:w="0" w:type="dxa"/>
+            </w:tcMar>
+            <w:vAlign w:val="center"/>
+          </w:tcPr>
+          <w:p>
+            <w:pPr>
               <w:jc w:val="left"/>
               <w:pBdr>
                 <w:bottom w:val="none" w:sz="0" w:space="0" w:color="000000"/>
@@ -5124,7 +5002,6 @@
           </w:tcPr>
           <w:p>
             <w:pPr>
-              <w:pStyle w:val="Normal"/>
               <w:jc w:val="center"/>
               <w:pBdr>
                 <w:bottom w:val="none" w:sz="0" w:space="0" w:color="000000"/>
@@ -5179,7 +5056,6 @@
           </w:tcPr>
           <w:p>
             <w:pPr>
-              <w:pStyle w:val="Normal"/>
               <w:jc w:val="center"/>
               <w:pBdr>
                 <w:bottom w:val="none" w:sz="0" w:space="0" w:color="000000"/>
@@ -5234,7 +5110,6 @@
           </w:tcPr>
           <w:p>
             <w:pPr>
-              <w:pStyle w:val="Normal"/>
               <w:jc w:val="center"/>
               <w:pBdr>
                 <w:bottom w:val="none" w:sz="0" w:space="0" w:color="000000"/>
@@ -5289,7 +5164,6 @@
           </w:tcPr>
           <w:p>
             <w:pPr>
-              <w:pStyle w:val="Normal"/>
               <w:jc w:val="center"/>
               <w:pBdr>
                 <w:bottom w:val="none" w:sz="0" w:space="0" w:color="000000"/>
@@ -5344,7 +5218,6 @@
           </w:tcPr>
           <w:p>
             <w:pPr>
-              <w:pStyle w:val="Normal"/>
               <w:jc w:val="center"/>
               <w:pBdr>
                 <w:bottom w:val="none" w:sz="0" w:space="0" w:color="000000"/>
@@ -5385,26 +5258,26 @@
         <w:trPr>
           <w:trHeight w:val="270" w:hRule="exact"/>
         </w:trPr>
-        <w:tc>
-          <w:tcPr>
-            <w:tcBorders>
-              <w:bottom w:val="none" w:sz="0" w:space="0" w:color="000000"/>
-              <w:top w:val="none" w:sz="0" w:space="0" w:color="000000"/>
-              <w:left w:val="none" w:sz="0" w:space="0" w:color="000000"/>
-              <w:right w:val="none" w:sz="0" w:space="0" w:color="000000"/>
-            </w:tcBorders>
-            <w:shd w:val="clear" w:color="auto" w:fill="FFFFFF"/>
-            <w:tcMar>
-              <w:top w:w="0" w:type="dxa"/>
-              <w:bottom w:w="0" w:type="dxa"/>
-              <w:left w:w="0" w:type="dxa"/>
-              <w:right w:w="0" w:type="dxa"/>
-            </w:tcMar>
-            <w:vAlign w:val="center"/>
-          </w:tcPr>
-          <w:p>
-            <w:pPr>
-              <w:pStyle w:val="Normal"/>
+        body18
+        <w:tc>
+          <w:tcPr>
+            <w:tcBorders>
+              <w:bottom w:val="none" w:sz="0" w:space="0" w:color="000000"/>
+              <w:top w:val="none" w:sz="0" w:space="0" w:color="000000"/>
+              <w:left w:val="none" w:sz="0" w:space="0" w:color="000000"/>
+              <w:right w:val="none" w:sz="0" w:space="0" w:color="000000"/>
+            </w:tcBorders>
+            <w:shd w:val="clear" w:color="auto" w:fill="FFFFFF"/>
+            <w:tcMar>
+              <w:top w:w="0" w:type="dxa"/>
+              <w:bottom w:w="0" w:type="dxa"/>
+              <w:left w:w="0" w:type="dxa"/>
+              <w:right w:w="0" w:type="dxa"/>
+            </w:tcMar>
+            <w:vAlign w:val="center"/>
+          </w:tcPr>
+          <w:p>
+            <w:pPr>
               <w:jc w:val="left"/>
               <w:pBdr>
                 <w:bottom w:val="none" w:sz="0" w:space="0" w:color="000000"/>
@@ -5459,7 +5332,6 @@
           </w:tcPr>
           <w:p>
             <w:pPr>
-              <w:pStyle w:val="Normal"/>
               <w:jc w:val="center"/>
               <w:pBdr>
                 <w:bottom w:val="none" w:sz="0" w:space="0" w:color="000000"/>
@@ -5514,7 +5386,6 @@
           </w:tcPr>
           <w:p>
             <w:pPr>
-              <w:pStyle w:val="Normal"/>
               <w:jc w:val="center"/>
               <w:pBdr>
                 <w:bottom w:val="none" w:sz="0" w:space="0" w:color="000000"/>
@@ -5569,7 +5440,6 @@
           </w:tcPr>
           <w:p>
             <w:pPr>
-              <w:pStyle w:val="Normal"/>
               <w:jc w:val="center"/>
               <w:pBdr>
                 <w:bottom w:val="none" w:sz="0" w:space="0" w:color="000000"/>
@@ -5624,7 +5494,6 @@
           </w:tcPr>
           <w:p>
             <w:pPr>
-              <w:pStyle w:val="Normal"/>
               <w:jc w:val="center"/>
               <w:pBdr>
                 <w:bottom w:val="none" w:sz="0" w:space="0" w:color="000000"/>
@@ -5679,7 +5548,6 @@
           </w:tcPr>
           <w:p>
             <w:pPr>
-              <w:pStyle w:val="Normal"/>
               <w:jc w:val="center"/>
               <w:pBdr>
                 <w:bottom w:val="none" w:sz="0" w:space="0" w:color="000000"/>
@@ -5720,26 +5588,26 @@
         <w:trPr>
           <w:trHeight w:val="270" w:hRule="exact"/>
         </w:trPr>
-        <w:tc>
-          <w:tcPr>
-            <w:tcBorders>
-              <w:bottom w:val="none" w:sz="0" w:space="0" w:color="000000"/>
-              <w:top w:val="none" w:sz="0" w:space="0" w:color="000000"/>
-              <w:left w:val="none" w:sz="0" w:space="0" w:color="000000"/>
-              <w:right w:val="none" w:sz="0" w:space="0" w:color="000000"/>
-            </w:tcBorders>
-            <w:shd w:val="clear" w:color="auto" w:fill="FFFFFF"/>
-            <w:tcMar>
-              <w:top w:w="0" w:type="dxa"/>
-              <w:bottom w:w="0" w:type="dxa"/>
-              <w:left w:w="0" w:type="dxa"/>
-              <w:right w:w="0" w:type="dxa"/>
-            </w:tcMar>
-            <w:vAlign w:val="center"/>
-          </w:tcPr>
-          <w:p>
-            <w:pPr>
-              <w:pStyle w:val="Normal"/>
+        body19
+        <w:tc>
+          <w:tcPr>
+            <w:tcBorders>
+              <w:bottom w:val="none" w:sz="0" w:space="0" w:color="000000"/>
+              <w:top w:val="none" w:sz="0" w:space="0" w:color="000000"/>
+              <w:left w:val="none" w:sz="0" w:space="0" w:color="000000"/>
+              <w:right w:val="none" w:sz="0" w:space="0" w:color="000000"/>
+            </w:tcBorders>
+            <w:shd w:val="clear" w:color="auto" w:fill="FFFFFF"/>
+            <w:tcMar>
+              <w:top w:w="0" w:type="dxa"/>
+              <w:bottom w:w="0" w:type="dxa"/>
+              <w:left w:w="0" w:type="dxa"/>
+              <w:right w:w="0" w:type="dxa"/>
+            </w:tcMar>
+            <w:vAlign w:val="center"/>
+          </w:tcPr>
+          <w:p>
+            <w:pPr>
               <w:jc w:val="left"/>
               <w:pBdr>
                 <w:bottom w:val="none" w:sz="0" w:space="0" w:color="000000"/>
@@ -5794,7 +5662,6 @@
           </w:tcPr>
           <w:p>
             <w:pPr>
-              <w:pStyle w:val="Normal"/>
               <w:jc w:val="center"/>
               <w:pBdr>
                 <w:bottom w:val="none" w:sz="0" w:space="0" w:color="000000"/>
@@ -5849,7 +5716,6 @@
           </w:tcPr>
           <w:p>
             <w:pPr>
-              <w:pStyle w:val="Normal"/>
               <w:jc w:val="center"/>
               <w:pBdr>
                 <w:bottom w:val="none" w:sz="0" w:space="0" w:color="000000"/>
@@ -5904,7 +5770,6 @@
           </w:tcPr>
           <w:p>
             <w:pPr>
-              <w:pStyle w:val="Normal"/>
               <w:jc w:val="center"/>
               <w:pBdr>
                 <w:bottom w:val="none" w:sz="0" w:space="0" w:color="000000"/>
@@ -5959,7 +5824,6 @@
           </w:tcPr>
           <w:p>
             <w:pPr>
-              <w:pStyle w:val="Normal"/>
               <w:jc w:val="center"/>
               <w:pBdr>
                 <w:bottom w:val="none" w:sz="0" w:space="0" w:color="000000"/>
@@ -6014,7 +5878,6 @@
           </w:tcPr>
           <w:p>
             <w:pPr>
-              <w:pStyle w:val="Normal"/>
               <w:jc w:val="center"/>
               <w:pBdr>
                 <w:bottom w:val="none" w:sz="0" w:space="0" w:color="000000"/>
@@ -6055,26 +5918,26 @@
         <w:trPr>
           <w:trHeight w:val="270" w:hRule="exact"/>
         </w:trPr>
-        <w:tc>
-          <w:tcPr>
-            <w:tcBorders>
-              <w:bottom w:val="none" w:sz="0" w:space="0" w:color="000000"/>
-              <w:top w:val="none" w:sz="0" w:space="0" w:color="000000"/>
-              <w:left w:val="none" w:sz="0" w:space="0" w:color="000000"/>
-              <w:right w:val="none" w:sz="0" w:space="0" w:color="000000"/>
-            </w:tcBorders>
-            <w:shd w:val="clear" w:color="auto" w:fill="FFFFFF"/>
-            <w:tcMar>
-              <w:top w:w="0" w:type="dxa"/>
-              <w:bottom w:w="0" w:type="dxa"/>
-              <w:left w:w="0" w:type="dxa"/>
-              <w:right w:w="0" w:type="dxa"/>
-            </w:tcMar>
-            <w:vAlign w:val="center"/>
-          </w:tcPr>
-          <w:p>
-            <w:pPr>
-              <w:pStyle w:val="Normal"/>
+        body20
+        <w:tc>
+          <w:tcPr>
+            <w:tcBorders>
+              <w:bottom w:val="none" w:sz="0" w:space="0" w:color="000000"/>
+              <w:top w:val="none" w:sz="0" w:space="0" w:color="000000"/>
+              <w:left w:val="none" w:sz="0" w:space="0" w:color="000000"/>
+              <w:right w:val="none" w:sz="0" w:space="0" w:color="000000"/>
+            </w:tcBorders>
+            <w:shd w:val="clear" w:color="auto" w:fill="FFFFFF"/>
+            <w:tcMar>
+              <w:top w:w="0" w:type="dxa"/>
+              <w:bottom w:w="0" w:type="dxa"/>
+              <w:left w:w="0" w:type="dxa"/>
+              <w:right w:w="0" w:type="dxa"/>
+            </w:tcMar>
+            <w:vAlign w:val="center"/>
+          </w:tcPr>
+          <w:p>
+            <w:pPr>
               <w:jc w:val="left"/>
               <w:pBdr>
                 <w:bottom w:val="none" w:sz="0" w:space="0" w:color="000000"/>
@@ -6129,7 +5992,6 @@
           </w:tcPr>
           <w:p>
             <w:pPr>
-              <w:pStyle w:val="Normal"/>
               <w:jc w:val="center"/>
               <w:pBdr>
                 <w:bottom w:val="none" w:sz="0" w:space="0" w:color="000000"/>
@@ -6184,7 +6046,6 @@
           </w:tcPr>
           <w:p>
             <w:pPr>
-              <w:pStyle w:val="Normal"/>
               <w:jc w:val="center"/>
               <w:pBdr>
                 <w:bottom w:val="none" w:sz="0" w:space="0" w:color="000000"/>
@@ -6239,7 +6100,6 @@
           </w:tcPr>
           <w:p>
             <w:pPr>
-              <w:pStyle w:val="Normal"/>
               <w:jc w:val="center"/>
               <w:pBdr>
                 <w:bottom w:val="none" w:sz="0" w:space="0" w:color="000000"/>
@@ -6294,7 +6154,6 @@
           </w:tcPr>
           <w:p>
             <w:pPr>
-              <w:pStyle w:val="Normal"/>
               <w:jc w:val="center"/>
               <w:pBdr>
                 <w:bottom w:val="none" w:sz="0" w:space="0" w:color="000000"/>
@@ -6349,7 +6208,6 @@
           </w:tcPr>
           <w:p>
             <w:pPr>
-              <w:pStyle w:val="Normal"/>
               <w:jc w:val="center"/>
               <w:pBdr>
                 <w:bottom w:val="none" w:sz="0" w:space="0" w:color="000000"/>
@@ -6390,26 +6248,26 @@
         <w:trPr>
           <w:trHeight w:val="270" w:hRule="exact"/>
         </w:trPr>
-        <w:tc>
-          <w:tcPr>
-            <w:tcBorders>
-              <w:bottom w:val="none" w:sz="0" w:space="0" w:color="000000"/>
-              <w:top w:val="none" w:sz="0" w:space="0" w:color="000000"/>
-              <w:left w:val="none" w:sz="0" w:space="0" w:color="000000"/>
-              <w:right w:val="none" w:sz="0" w:space="0" w:color="000000"/>
-            </w:tcBorders>
-            <w:shd w:val="clear" w:color="auto" w:fill="FFFFFF"/>
-            <w:tcMar>
-              <w:top w:w="0" w:type="dxa"/>
-              <w:bottom w:w="0" w:type="dxa"/>
-              <w:left w:w="0" w:type="dxa"/>
-              <w:right w:w="0" w:type="dxa"/>
-            </w:tcMar>
-            <w:vAlign w:val="center"/>
-          </w:tcPr>
-          <w:p>
-            <w:pPr>
-              <w:pStyle w:val="Normal"/>
+        body21
+        <w:tc>
+          <w:tcPr>
+            <w:tcBorders>
+              <w:bottom w:val="none" w:sz="0" w:space="0" w:color="000000"/>
+              <w:top w:val="none" w:sz="0" w:space="0" w:color="000000"/>
+              <w:left w:val="none" w:sz="0" w:space="0" w:color="000000"/>
+              <w:right w:val="none" w:sz="0" w:space="0" w:color="000000"/>
+            </w:tcBorders>
+            <w:shd w:val="clear" w:color="auto" w:fill="FFFFFF"/>
+            <w:tcMar>
+              <w:top w:w="0" w:type="dxa"/>
+              <w:bottom w:w="0" w:type="dxa"/>
+              <w:left w:w="0" w:type="dxa"/>
+              <w:right w:w="0" w:type="dxa"/>
+            </w:tcMar>
+            <w:vAlign w:val="center"/>
+          </w:tcPr>
+          <w:p>
+            <w:pPr>
               <w:jc w:val="left"/>
               <w:pBdr>
                 <w:bottom w:val="none" w:sz="0" w:space="0" w:color="000000"/>
@@ -6464,7 +6322,6 @@
           </w:tcPr>
           <w:p>
             <w:pPr>
-              <w:pStyle w:val="Normal"/>
               <w:jc w:val="center"/>
               <w:pBdr>
                 <w:bottom w:val="none" w:sz="0" w:space="0" w:color="000000"/>
@@ -6519,7 +6376,6 @@
           </w:tcPr>
           <w:p>
             <w:pPr>
-              <w:pStyle w:val="Normal"/>
               <w:jc w:val="center"/>
               <w:pBdr>
                 <w:bottom w:val="none" w:sz="0" w:space="0" w:color="000000"/>
@@ -6574,7 +6430,6 @@
           </w:tcPr>
           <w:p>
             <w:pPr>
-              <w:pStyle w:val="Normal"/>
               <w:jc w:val="center"/>
               <w:pBdr>
                 <w:bottom w:val="none" w:sz="0" w:space="0" w:color="000000"/>
@@ -6629,7 +6484,6 @@
           </w:tcPr>
           <w:p>
             <w:pPr>
-              <w:pStyle w:val="Normal"/>
               <w:jc w:val="center"/>
               <w:pBdr>
                 <w:bottom w:val="none" w:sz="0" w:space="0" w:color="000000"/>
@@ -6684,7 +6538,6 @@
           </w:tcPr>
           <w:p>
             <w:pPr>
-              <w:pStyle w:val="Normal"/>
               <w:jc w:val="center"/>
               <w:pBdr>
                 <w:bottom w:val="none" w:sz="0" w:space="0" w:color="000000"/>
@@ -6725,6 +6578,7 @@
         <w:trPr>
           <w:trHeight w:val="369" w:hRule="exact"/>
         </w:trPr>
+        body22
         <w:tc>
           <w:tcPr>
             <w:gridSpan w:val="6"/>
@@ -6745,7 +6599,6 @@
           </w:tcPr>
           <w:p>
             <w:pPr>
-              <w:pStyle w:val="Normal"/>
               <w:jc w:val="left"/>
               <w:pBdr>
                 <w:bottom w:val="none" w:sz="0" w:space="0" w:color="000000"/>
@@ -6786,6 +6639,7 @@
         <w:trPr>
           <w:trHeight w:val="270" w:hRule="exact"/>
         </w:trPr>
+        body23
         <w:tc>
           <w:tcPr>
             <w:tcBorders>
@@ -6805,7 +6659,6 @@
           </w:tcPr>
           <w:p>
             <w:pPr>
-              <w:pStyle w:val="Normal"/>
               <w:jc w:val="left"/>
               <w:pBdr>
                 <w:bottom w:val="none" w:sz="0" w:space="0" w:color="000000"/>
@@ -6860,7 +6713,6 @@
           </w:tcPr>
           <w:p>
             <w:pPr>
-              <w:pStyle w:val="Normal"/>
               <w:jc w:val="center"/>
               <w:pBdr>
                 <w:bottom w:val="none" w:sz="0" w:space="0" w:color="000000"/>
@@ -6915,7 +6767,6 @@
           </w:tcPr>
           <w:p>
             <w:pPr>
-              <w:pStyle w:val="Normal"/>
               <w:jc w:val="center"/>
               <w:pBdr>
                 <w:bottom w:val="none" w:sz="0" w:space="0" w:color="000000"/>
@@ -6970,7 +6821,6 @@
           </w:tcPr>
           <w:p>
             <w:pPr>
-              <w:pStyle w:val="Normal"/>
               <w:jc w:val="center"/>
               <w:pBdr>
                 <w:bottom w:val="none" w:sz="0" w:space="0" w:color="000000"/>
@@ -7025,7 +6875,6 @@
           </w:tcPr>
           <w:p>
             <w:pPr>
-              <w:pStyle w:val="Normal"/>
               <w:jc w:val="center"/>
               <w:pBdr>
                 <w:bottom w:val="none" w:sz="0" w:space="0" w:color="000000"/>
@@ -7080,7 +6929,6 @@
           </w:tcPr>
           <w:p>
             <w:pPr>
-              <w:pStyle w:val="Normal"/>
               <w:jc w:val="center"/>
               <w:pBdr>
                 <w:bottom w:val="none" w:sz="0" w:space="0" w:color="000000"/>
@@ -7121,26 +6969,26 @@
         <w:trPr>
           <w:trHeight w:val="270" w:hRule="exact"/>
         </w:trPr>
-        <w:tc>
-          <w:tcPr>
-            <w:tcBorders>
-              <w:bottom w:val="none" w:sz="0" w:space="0" w:color="000000"/>
-              <w:top w:val="none" w:sz="0" w:space="0" w:color="000000"/>
-              <w:left w:val="none" w:sz="0" w:space="0" w:color="000000"/>
-              <w:right w:val="none" w:sz="0" w:space="0" w:color="000000"/>
-            </w:tcBorders>
-            <w:shd w:val="clear" w:color="auto" w:fill="FFFFFF"/>
-            <w:tcMar>
-              <w:top w:w="0" w:type="dxa"/>
-              <w:bottom w:w="0" w:type="dxa"/>
-              <w:left w:w="0" w:type="dxa"/>
-              <w:right w:w="0" w:type="dxa"/>
-            </w:tcMar>
-            <w:vAlign w:val="center"/>
-          </w:tcPr>
-          <w:p>
-            <w:pPr>
-              <w:pStyle w:val="Normal"/>
+        body24
+        <w:tc>
+          <w:tcPr>
+            <w:tcBorders>
+              <w:bottom w:val="none" w:sz="0" w:space="0" w:color="000000"/>
+              <w:top w:val="none" w:sz="0" w:space="0" w:color="000000"/>
+              <w:left w:val="none" w:sz="0" w:space="0" w:color="000000"/>
+              <w:right w:val="none" w:sz="0" w:space="0" w:color="000000"/>
+            </w:tcBorders>
+            <w:shd w:val="clear" w:color="auto" w:fill="FFFFFF"/>
+            <w:tcMar>
+              <w:top w:w="0" w:type="dxa"/>
+              <w:bottom w:w="0" w:type="dxa"/>
+              <w:left w:w="0" w:type="dxa"/>
+              <w:right w:w="0" w:type="dxa"/>
+            </w:tcMar>
+            <w:vAlign w:val="center"/>
+          </w:tcPr>
+          <w:p>
+            <w:pPr>
               <w:jc w:val="left"/>
               <w:pBdr>
                 <w:bottom w:val="none" w:sz="0" w:space="0" w:color="000000"/>
@@ -7195,7 +7043,6 @@
           </w:tcPr>
           <w:p>
             <w:pPr>
-              <w:pStyle w:val="Normal"/>
               <w:jc w:val="center"/>
               <w:pBdr>
                 <w:bottom w:val="none" w:sz="0" w:space="0" w:color="000000"/>
@@ -7250,7 +7097,6 @@
           </w:tcPr>
           <w:p>
             <w:pPr>
-              <w:pStyle w:val="Normal"/>
               <w:jc w:val="center"/>
               <w:pBdr>
                 <w:bottom w:val="none" w:sz="0" w:space="0" w:color="000000"/>
@@ -7305,7 +7151,6 @@
           </w:tcPr>
           <w:p>
             <w:pPr>
-              <w:pStyle w:val="Normal"/>
               <w:jc w:val="center"/>
               <w:pBdr>
                 <w:bottom w:val="none" w:sz="0" w:space="0" w:color="000000"/>
@@ -7360,7 +7205,6 @@
           </w:tcPr>
           <w:p>
             <w:pPr>
-              <w:pStyle w:val="Normal"/>
               <w:jc w:val="center"/>
               <w:pBdr>
                 <w:bottom w:val="none" w:sz="0" w:space="0" w:color="000000"/>
@@ -7415,7 +7259,6 @@
           </w:tcPr>
           <w:p>
             <w:pPr>
-              <w:pStyle w:val="Normal"/>
               <w:jc w:val="center"/>
               <w:pBdr>
                 <w:bottom w:val="none" w:sz="0" w:space="0" w:color="000000"/>
@@ -7456,26 +7299,26 @@
         <w:trPr>
           <w:trHeight w:val="270" w:hRule="exact"/>
         </w:trPr>
-        <w:tc>
-          <w:tcPr>
-            <w:tcBorders>
-              <w:bottom w:val="none" w:sz="0" w:space="0" w:color="000000"/>
-              <w:top w:val="none" w:sz="0" w:space="0" w:color="000000"/>
-              <w:left w:val="none" w:sz="0" w:space="0" w:color="000000"/>
-              <w:right w:val="none" w:sz="0" w:space="0" w:color="000000"/>
-            </w:tcBorders>
-            <w:shd w:val="clear" w:color="auto" w:fill="FFFFFF"/>
-            <w:tcMar>
-              <w:top w:w="0" w:type="dxa"/>
-              <w:bottom w:w="0" w:type="dxa"/>
-              <w:left w:w="0" w:type="dxa"/>
-              <w:right w:w="0" w:type="dxa"/>
-            </w:tcMar>
-            <w:vAlign w:val="center"/>
-          </w:tcPr>
-          <w:p>
-            <w:pPr>
-              <w:pStyle w:val="Normal"/>
+        body25
+        <w:tc>
+          <w:tcPr>
+            <w:tcBorders>
+              <w:bottom w:val="none" w:sz="0" w:space="0" w:color="000000"/>
+              <w:top w:val="none" w:sz="0" w:space="0" w:color="000000"/>
+              <w:left w:val="none" w:sz="0" w:space="0" w:color="000000"/>
+              <w:right w:val="none" w:sz="0" w:space="0" w:color="000000"/>
+            </w:tcBorders>
+            <w:shd w:val="clear" w:color="auto" w:fill="FFFFFF"/>
+            <w:tcMar>
+              <w:top w:w="0" w:type="dxa"/>
+              <w:bottom w:w="0" w:type="dxa"/>
+              <w:left w:w="0" w:type="dxa"/>
+              <w:right w:w="0" w:type="dxa"/>
+            </w:tcMar>
+            <w:vAlign w:val="center"/>
+          </w:tcPr>
+          <w:p>
+            <w:pPr>
               <w:jc w:val="left"/>
               <w:pBdr>
                 <w:bottom w:val="none" w:sz="0" w:space="0" w:color="000000"/>
@@ -7530,7 +7373,6 @@
           </w:tcPr>
           <w:p>
             <w:pPr>
-              <w:pStyle w:val="Normal"/>
               <w:jc w:val="center"/>
               <w:pBdr>
                 <w:bottom w:val="none" w:sz="0" w:space="0" w:color="000000"/>
@@ -7585,7 +7427,6 @@
           </w:tcPr>
           <w:p>
             <w:pPr>
-              <w:pStyle w:val="Normal"/>
               <w:jc w:val="center"/>
               <w:pBdr>
                 <w:bottom w:val="none" w:sz="0" w:space="0" w:color="000000"/>
@@ -7640,7 +7481,6 @@
           </w:tcPr>
           <w:p>
             <w:pPr>
-              <w:pStyle w:val="Normal"/>
               <w:jc w:val="center"/>
               <w:pBdr>
                 <w:bottom w:val="none" w:sz="0" w:space="0" w:color="000000"/>
@@ -7695,7 +7535,6 @@
           </w:tcPr>
           <w:p>
             <w:pPr>
-              <w:pStyle w:val="Normal"/>
               <w:jc w:val="center"/>
               <w:pBdr>
                 <w:bottom w:val="none" w:sz="0" w:space="0" w:color="000000"/>
@@ -7750,7 +7589,6 @@
           </w:tcPr>
           <w:p>
             <w:pPr>
-              <w:pStyle w:val="Normal"/>
               <w:jc w:val="center"/>
               <w:pBdr>
                 <w:bottom w:val="none" w:sz="0" w:space="0" w:color="000000"/>

--- a/development/run-vignette/tables/Tern_3_group.docx
+++ b/development/run-vignette/tables/Tern_3_group.docx
@@ -21,7 +21,6 @@
           <w:trHeight w:val="713" w:hRule="auto"/>
           <w:tblHeader/>
         </w:trPr>
-        header 1
         <w:tc>
           <w:tcPr>
             <w:tcBorders>
@@ -41,6 +40,7 @@
           </w:tcPr>
           <w:p>
             <w:pPr>
+              <w:pStyle w:val="Normal"/>
               <w:jc w:val="left"/>
               <w:pBdr>
                 <w:bottom w:val="none" w:sz="0" w:space="0" w:color="000000"/>
@@ -95,6 +95,7 @@
           </w:tcPr>
           <w:p>
             <w:pPr>
+              <w:pStyle w:val="Normal"/>
               <w:jc w:val="center"/>
               <w:pBdr>
                 <w:bottom w:val="none" w:sz="0" w:space="0" w:color="000000"/>
@@ -175,6 +176,7 @@
           </w:tcPr>
           <w:p>
             <w:pPr>
+              <w:pStyle w:val="Normal"/>
               <w:jc w:val="center"/>
               <w:pBdr>
                 <w:bottom w:val="none" w:sz="0" w:space="0" w:color="000000"/>
@@ -255,6 +257,7 @@
           </w:tcPr>
           <w:p>
             <w:pPr>
+              <w:pStyle w:val="Normal"/>
               <w:jc w:val="center"/>
               <w:pBdr>
                 <w:bottom w:val="none" w:sz="0" w:space="0" w:color="000000"/>
@@ -335,6 +338,7 @@
           </w:tcPr>
           <w:p>
             <w:pPr>
+              <w:pStyle w:val="Normal"/>
               <w:jc w:val="center"/>
               <w:pBdr>
                 <w:bottom w:val="none" w:sz="0" w:space="0" w:color="000000"/>
@@ -415,6 +419,7 @@
           </w:tcPr>
           <w:p>
             <w:pPr>
+              <w:pStyle w:val="Normal"/>
               <w:jc w:val="center"/>
               <w:pBdr>
                 <w:bottom w:val="none" w:sz="0" w:space="0" w:color="000000"/>
@@ -455,7 +460,6 @@
         <w:trPr>
           <w:trHeight w:val="369" w:hRule="exact"/>
         </w:trPr>
-        body 1
         <w:tc>
           <w:tcPr>
             <w:gridSpan w:val="6"/>
@@ -476,6 +480,7 @@
           </w:tcPr>
           <w:p>
             <w:pPr>
+              <w:pStyle w:val="Normal"/>
               <w:jc w:val="left"/>
               <w:pBdr>
                 <w:bottom w:val="none" w:sz="0" w:space="0" w:color="000000"/>
@@ -516,7 +521,6 @@
         <w:trPr>
           <w:trHeight w:val="270" w:hRule="exact"/>
         </w:trPr>
-        body 2
         <w:tc>
           <w:tcPr>
             <w:tcBorders>
@@ -536,6 +540,7 @@
           </w:tcPr>
           <w:p>
             <w:pPr>
+              <w:pStyle w:val="Normal"/>
               <w:jc w:val="left"/>
               <w:pBdr>
                 <w:bottom w:val="none" w:sz="0" w:space="0" w:color="000000"/>
@@ -590,6 +595,7 @@
           </w:tcPr>
           <w:p>
             <w:pPr>
+              <w:pStyle w:val="Normal"/>
               <w:jc w:val="center"/>
               <w:pBdr>
                 <w:bottom w:val="none" w:sz="0" w:space="0" w:color="000000"/>
@@ -644,6 +650,7 @@
           </w:tcPr>
           <w:p>
             <w:pPr>
+              <w:pStyle w:val="Normal"/>
               <w:jc w:val="center"/>
               <w:pBdr>
                 <w:bottom w:val="none" w:sz="0" w:space="0" w:color="000000"/>
@@ -698,6 +705,7 @@
           </w:tcPr>
           <w:p>
             <w:pPr>
+              <w:pStyle w:val="Normal"/>
               <w:jc w:val="center"/>
               <w:pBdr>
                 <w:bottom w:val="none" w:sz="0" w:space="0" w:color="000000"/>
@@ -752,6 +760,7 @@
           </w:tcPr>
           <w:p>
             <w:pPr>
+              <w:pStyle w:val="Normal"/>
               <w:jc w:val="center"/>
               <w:pBdr>
                 <w:bottom w:val="none" w:sz="0" w:space="0" w:color="000000"/>
@@ -806,6 +815,7 @@
           </w:tcPr>
           <w:p>
             <w:pPr>
+              <w:pStyle w:val="Normal"/>
               <w:jc w:val="center"/>
               <w:pBdr>
                 <w:bottom w:val="none" w:sz="0" w:space="0" w:color="000000"/>
@@ -846,26 +856,26 @@
         <w:trPr>
           <w:trHeight w:val="270" w:hRule="exact"/>
         </w:trPr>
-        body 3
-        <w:tc>
-          <w:tcPr>
-            <w:tcBorders>
-              <w:bottom w:val="none" w:sz="0" w:space="0" w:color="000000"/>
-              <w:top w:val="none" w:sz="0" w:space="0" w:color="000000"/>
-              <w:left w:val="none" w:sz="0" w:space="0" w:color="000000"/>
-              <w:right w:val="none" w:sz="0" w:space="0" w:color="000000"/>
-            </w:tcBorders>
-            <w:shd w:val="clear" w:color="auto" w:fill="FFFFFF"/>
-            <w:tcMar>
-              <w:top w:w="0" w:type="dxa"/>
-              <w:bottom w:w="0" w:type="dxa"/>
-              <w:left w:w="0" w:type="dxa"/>
-              <w:right w:w="0" w:type="dxa"/>
-            </w:tcMar>
-            <w:vAlign w:val="center"/>
-          </w:tcPr>
-          <w:p>
-            <w:pPr>
+        <w:tc>
+          <w:tcPr>
+            <w:tcBorders>
+              <w:bottom w:val="none" w:sz="0" w:space="0" w:color="000000"/>
+              <w:top w:val="none" w:sz="0" w:space="0" w:color="000000"/>
+              <w:left w:val="none" w:sz="0" w:space="0" w:color="000000"/>
+              <w:right w:val="none" w:sz="0" w:space="0" w:color="000000"/>
+            </w:tcBorders>
+            <w:shd w:val="clear" w:color="auto" w:fill="FFFFFF"/>
+            <w:tcMar>
+              <w:top w:w="0" w:type="dxa"/>
+              <w:bottom w:w="0" w:type="dxa"/>
+              <w:left w:w="0" w:type="dxa"/>
+              <w:right w:w="0" w:type="dxa"/>
+            </w:tcMar>
+            <w:vAlign w:val="center"/>
+          </w:tcPr>
+          <w:p>
+            <w:pPr>
+              <w:pStyle w:val="Normal"/>
               <w:jc w:val="left"/>
               <w:pBdr>
                 <w:bottom w:val="none" w:sz="0" w:space="0" w:color="000000"/>
@@ -920,6 +930,7 @@
           </w:tcPr>
           <w:p>
             <w:pPr>
+              <w:pStyle w:val="Normal"/>
               <w:jc w:val="center"/>
               <w:pBdr>
                 <w:bottom w:val="none" w:sz="0" w:space="0" w:color="000000"/>
@@ -974,6 +985,7 @@
           </w:tcPr>
           <w:p>
             <w:pPr>
+              <w:pStyle w:val="Normal"/>
               <w:jc w:val="center"/>
               <w:pBdr>
                 <w:bottom w:val="none" w:sz="0" w:space="0" w:color="000000"/>
@@ -1028,6 +1040,7 @@
           </w:tcPr>
           <w:p>
             <w:pPr>
+              <w:pStyle w:val="Normal"/>
               <w:jc w:val="center"/>
               <w:pBdr>
                 <w:bottom w:val="none" w:sz="0" w:space="0" w:color="000000"/>
@@ -1082,6 +1095,7 @@
           </w:tcPr>
           <w:p>
             <w:pPr>
+              <w:pStyle w:val="Normal"/>
               <w:jc w:val="center"/>
               <w:pBdr>
                 <w:bottom w:val="none" w:sz="0" w:space="0" w:color="000000"/>
@@ -1136,6 +1150,7 @@
           </w:tcPr>
           <w:p>
             <w:pPr>
+              <w:pStyle w:val="Normal"/>
               <w:jc w:val="center"/>
               <w:pBdr>
                 <w:bottom w:val="none" w:sz="0" w:space="0" w:color="000000"/>
@@ -1176,26 +1191,26 @@
         <w:trPr>
           <w:trHeight w:val="270" w:hRule="exact"/>
         </w:trPr>
-        body 4
-        <w:tc>
-          <w:tcPr>
-            <w:tcBorders>
-              <w:bottom w:val="none" w:sz="0" w:space="0" w:color="000000"/>
-              <w:top w:val="none" w:sz="0" w:space="0" w:color="000000"/>
-              <w:left w:val="none" w:sz="0" w:space="0" w:color="000000"/>
-              <w:right w:val="none" w:sz="0" w:space="0" w:color="000000"/>
-            </w:tcBorders>
-            <w:shd w:val="clear" w:color="auto" w:fill="FFFFFF"/>
-            <w:tcMar>
-              <w:top w:w="0" w:type="dxa"/>
-              <w:bottom w:w="0" w:type="dxa"/>
-              <w:left w:w="0" w:type="dxa"/>
-              <w:right w:w="0" w:type="dxa"/>
-            </w:tcMar>
-            <w:vAlign w:val="center"/>
-          </w:tcPr>
-          <w:p>
-            <w:pPr>
+        <w:tc>
+          <w:tcPr>
+            <w:tcBorders>
+              <w:bottom w:val="none" w:sz="0" w:space="0" w:color="000000"/>
+              <w:top w:val="none" w:sz="0" w:space="0" w:color="000000"/>
+              <w:left w:val="none" w:sz="0" w:space="0" w:color="000000"/>
+              <w:right w:val="none" w:sz="0" w:space="0" w:color="000000"/>
+            </w:tcBorders>
+            <w:shd w:val="clear" w:color="auto" w:fill="FFFFFF"/>
+            <w:tcMar>
+              <w:top w:w="0" w:type="dxa"/>
+              <w:bottom w:w="0" w:type="dxa"/>
+              <w:left w:w="0" w:type="dxa"/>
+              <w:right w:w="0" w:type="dxa"/>
+            </w:tcMar>
+            <w:vAlign w:val="center"/>
+          </w:tcPr>
+          <w:p>
+            <w:pPr>
+              <w:pStyle w:val="Normal"/>
               <w:jc w:val="left"/>
               <w:pBdr>
                 <w:bottom w:val="none" w:sz="0" w:space="0" w:color="000000"/>
@@ -1250,6 +1265,7 @@
           </w:tcPr>
           <w:p>
             <w:pPr>
+              <w:pStyle w:val="Normal"/>
               <w:jc w:val="center"/>
               <w:pBdr>
                 <w:bottom w:val="none" w:sz="0" w:space="0" w:color="000000"/>
@@ -1304,6 +1320,7 @@
           </w:tcPr>
           <w:p>
             <w:pPr>
+              <w:pStyle w:val="Normal"/>
               <w:jc w:val="center"/>
               <w:pBdr>
                 <w:bottom w:val="none" w:sz="0" w:space="0" w:color="000000"/>
@@ -1358,6 +1375,7 @@
           </w:tcPr>
           <w:p>
             <w:pPr>
+              <w:pStyle w:val="Normal"/>
               <w:jc w:val="center"/>
               <w:pBdr>
                 <w:bottom w:val="none" w:sz="0" w:space="0" w:color="000000"/>
@@ -1412,6 +1430,7 @@
           </w:tcPr>
           <w:p>
             <w:pPr>
+              <w:pStyle w:val="Normal"/>
               <w:jc w:val="center"/>
               <w:pBdr>
                 <w:bottom w:val="none" w:sz="0" w:space="0" w:color="000000"/>
@@ -1466,6 +1485,7 @@
           </w:tcPr>
           <w:p>
             <w:pPr>
+              <w:pStyle w:val="Normal"/>
               <w:jc w:val="center"/>
               <w:pBdr>
                 <w:bottom w:val="none" w:sz="0" w:space="0" w:color="000000"/>
@@ -1506,26 +1526,26 @@
         <w:trPr>
           <w:trHeight w:val="270" w:hRule="exact"/>
         </w:trPr>
-        body 5
-        <w:tc>
-          <w:tcPr>
-            <w:tcBorders>
-              <w:bottom w:val="none" w:sz="0" w:space="0" w:color="000000"/>
-              <w:top w:val="none" w:sz="0" w:space="0" w:color="000000"/>
-              <w:left w:val="none" w:sz="0" w:space="0" w:color="000000"/>
-              <w:right w:val="none" w:sz="0" w:space="0" w:color="000000"/>
-            </w:tcBorders>
-            <w:shd w:val="clear" w:color="auto" w:fill="FFFFFF"/>
-            <w:tcMar>
-              <w:top w:w="0" w:type="dxa"/>
-              <w:bottom w:w="0" w:type="dxa"/>
-              <w:left w:w="0" w:type="dxa"/>
-              <w:right w:w="0" w:type="dxa"/>
-            </w:tcMar>
-            <w:vAlign w:val="center"/>
-          </w:tcPr>
-          <w:p>
-            <w:pPr>
+        <w:tc>
+          <w:tcPr>
+            <w:tcBorders>
+              <w:bottom w:val="none" w:sz="0" w:space="0" w:color="000000"/>
+              <w:top w:val="none" w:sz="0" w:space="0" w:color="000000"/>
+              <w:left w:val="none" w:sz="0" w:space="0" w:color="000000"/>
+              <w:right w:val="none" w:sz="0" w:space="0" w:color="000000"/>
+            </w:tcBorders>
+            <w:shd w:val="clear" w:color="auto" w:fill="FFFFFF"/>
+            <w:tcMar>
+              <w:top w:w="0" w:type="dxa"/>
+              <w:bottom w:w="0" w:type="dxa"/>
+              <w:left w:w="0" w:type="dxa"/>
+              <w:right w:w="0" w:type="dxa"/>
+            </w:tcMar>
+            <w:vAlign w:val="center"/>
+          </w:tcPr>
+          <w:p>
+            <w:pPr>
+              <w:pStyle w:val="Normal"/>
               <w:jc w:val="left"/>
               <w:pBdr>
                 <w:bottom w:val="none" w:sz="0" w:space="0" w:color="000000"/>
@@ -1580,6 +1600,7 @@
           </w:tcPr>
           <w:p>
             <w:pPr>
+              <w:pStyle w:val="Normal"/>
               <w:jc w:val="center"/>
               <w:pBdr>
                 <w:bottom w:val="none" w:sz="0" w:space="0" w:color="000000"/>
@@ -1634,6 +1655,7 @@
           </w:tcPr>
           <w:p>
             <w:pPr>
+              <w:pStyle w:val="Normal"/>
               <w:jc w:val="center"/>
               <w:pBdr>
                 <w:bottom w:val="none" w:sz="0" w:space="0" w:color="000000"/>
@@ -1688,6 +1710,7 @@
           </w:tcPr>
           <w:p>
             <w:pPr>
+              <w:pStyle w:val="Normal"/>
               <w:jc w:val="center"/>
               <w:pBdr>
                 <w:bottom w:val="none" w:sz="0" w:space="0" w:color="000000"/>
@@ -1742,6 +1765,7 @@
           </w:tcPr>
           <w:p>
             <w:pPr>
+              <w:pStyle w:val="Normal"/>
               <w:jc w:val="center"/>
               <w:pBdr>
                 <w:bottom w:val="none" w:sz="0" w:space="0" w:color="000000"/>
@@ -1796,6 +1820,7 @@
           </w:tcPr>
           <w:p>
             <w:pPr>
+              <w:pStyle w:val="Normal"/>
               <w:jc w:val="center"/>
               <w:pBdr>
                 <w:bottom w:val="none" w:sz="0" w:space="0" w:color="000000"/>
@@ -1836,7 +1861,6 @@
         <w:trPr>
           <w:trHeight w:val="369" w:hRule="exact"/>
         </w:trPr>
-        body 6
         <w:tc>
           <w:tcPr>
             <w:gridSpan w:val="6"/>
@@ -1857,6 +1881,7 @@
           </w:tcPr>
           <w:p>
             <w:pPr>
+              <w:pStyle w:val="Normal"/>
               <w:jc w:val="left"/>
               <w:pBdr>
                 <w:bottom w:val="none" w:sz="0" w:space="0" w:color="000000"/>
@@ -1897,7 +1922,6 @@
         <w:trPr>
           <w:trHeight w:val="270" w:hRule="exact"/>
         </w:trPr>
-        body 7
         <w:tc>
           <w:tcPr>
             <w:tcBorders>
@@ -1917,6 +1941,7 @@
           </w:tcPr>
           <w:p>
             <w:pPr>
+              <w:pStyle w:val="Normal"/>
               <w:jc w:val="left"/>
               <w:pBdr>
                 <w:bottom w:val="none" w:sz="0" w:space="0" w:color="000000"/>
@@ -1971,6 +1996,7 @@
           </w:tcPr>
           <w:p>
             <w:pPr>
+              <w:pStyle w:val="Normal"/>
               <w:jc w:val="center"/>
               <w:pBdr>
                 <w:bottom w:val="none" w:sz="0" w:space="0" w:color="000000"/>
@@ -2025,6 +2051,7 @@
           </w:tcPr>
           <w:p>
             <w:pPr>
+              <w:pStyle w:val="Normal"/>
               <w:jc w:val="center"/>
               <w:pBdr>
                 <w:bottom w:val="none" w:sz="0" w:space="0" w:color="000000"/>
@@ -2079,6 +2106,7 @@
           </w:tcPr>
           <w:p>
             <w:pPr>
+              <w:pStyle w:val="Normal"/>
               <w:jc w:val="center"/>
               <w:pBdr>
                 <w:bottom w:val="none" w:sz="0" w:space="0" w:color="000000"/>
@@ -2133,6 +2161,7 @@
           </w:tcPr>
           <w:p>
             <w:pPr>
+              <w:pStyle w:val="Normal"/>
               <w:jc w:val="center"/>
               <w:pBdr>
                 <w:bottom w:val="none" w:sz="0" w:space="0" w:color="000000"/>
@@ -2187,6 +2216,7 @@
           </w:tcPr>
           <w:p>
             <w:pPr>
+              <w:pStyle w:val="Normal"/>
               <w:jc w:val="center"/>
               <w:pBdr>
                 <w:bottom w:val="none" w:sz="0" w:space="0" w:color="000000"/>
@@ -2227,26 +2257,26 @@
         <w:trPr>
           <w:trHeight w:val="270" w:hRule="exact"/>
         </w:trPr>
-        body 8
-        <w:tc>
-          <w:tcPr>
-            <w:tcBorders>
-              <w:bottom w:val="none" w:sz="0" w:space="0" w:color="000000"/>
-              <w:top w:val="none" w:sz="0" w:space="0" w:color="000000"/>
-              <w:left w:val="none" w:sz="0" w:space="0" w:color="000000"/>
-              <w:right w:val="none" w:sz="0" w:space="0" w:color="000000"/>
-            </w:tcBorders>
-            <w:shd w:val="clear" w:color="auto" w:fill="FFFFFF"/>
-            <w:tcMar>
-              <w:top w:w="0" w:type="dxa"/>
-              <w:bottom w:w="0" w:type="dxa"/>
-              <w:left w:w="0" w:type="dxa"/>
-              <w:right w:w="0" w:type="dxa"/>
-            </w:tcMar>
-            <w:vAlign w:val="center"/>
-          </w:tcPr>
-          <w:p>
-            <w:pPr>
+        <w:tc>
+          <w:tcPr>
+            <w:tcBorders>
+              <w:bottom w:val="none" w:sz="0" w:space="0" w:color="000000"/>
+              <w:top w:val="none" w:sz="0" w:space="0" w:color="000000"/>
+              <w:left w:val="none" w:sz="0" w:space="0" w:color="000000"/>
+              <w:right w:val="none" w:sz="0" w:space="0" w:color="000000"/>
+            </w:tcBorders>
+            <w:shd w:val="clear" w:color="auto" w:fill="FFFFFF"/>
+            <w:tcMar>
+              <w:top w:w="0" w:type="dxa"/>
+              <w:bottom w:w="0" w:type="dxa"/>
+              <w:left w:w="0" w:type="dxa"/>
+              <w:right w:w="0" w:type="dxa"/>
+            </w:tcMar>
+            <w:vAlign w:val="center"/>
+          </w:tcPr>
+          <w:p>
+            <w:pPr>
+              <w:pStyle w:val="Normal"/>
               <w:jc w:val="left"/>
               <w:pBdr>
                 <w:bottom w:val="none" w:sz="0" w:space="0" w:color="000000"/>
@@ -2301,6 +2331,7 @@
           </w:tcPr>
           <w:p>
             <w:pPr>
+              <w:pStyle w:val="Normal"/>
               <w:jc w:val="center"/>
               <w:pBdr>
                 <w:bottom w:val="none" w:sz="0" w:space="0" w:color="000000"/>
@@ -2355,6 +2386,7 @@
           </w:tcPr>
           <w:p>
             <w:pPr>
+              <w:pStyle w:val="Normal"/>
               <w:jc w:val="center"/>
               <w:pBdr>
                 <w:bottom w:val="none" w:sz="0" w:space="0" w:color="000000"/>
@@ -2409,6 +2441,7 @@
           </w:tcPr>
           <w:p>
             <w:pPr>
+              <w:pStyle w:val="Normal"/>
               <w:jc w:val="center"/>
               <w:pBdr>
                 <w:bottom w:val="none" w:sz="0" w:space="0" w:color="000000"/>
@@ -2463,6 +2496,7 @@
           </w:tcPr>
           <w:p>
             <w:pPr>
+              <w:pStyle w:val="Normal"/>
               <w:jc w:val="center"/>
               <w:pBdr>
                 <w:bottom w:val="none" w:sz="0" w:space="0" w:color="000000"/>
@@ -2517,6 +2551,7 @@
           </w:tcPr>
           <w:p>
             <w:pPr>
+              <w:pStyle w:val="Normal"/>
               <w:jc w:val="center"/>
               <w:pBdr>
                 <w:bottom w:val="none" w:sz="0" w:space="0" w:color="000000"/>
@@ -2557,7 +2592,6 @@
         <w:trPr>
           <w:trHeight w:val="369" w:hRule="exact"/>
         </w:trPr>
-        body 9
         <w:tc>
           <w:tcPr>
             <w:gridSpan w:val="6"/>
@@ -2578,6 +2612,7 @@
           </w:tcPr>
           <w:p>
             <w:pPr>
+              <w:pStyle w:val="Normal"/>
               <w:jc w:val="left"/>
               <w:pBdr>
                 <w:bottom w:val="none" w:sz="0" w:space="0" w:color="000000"/>
@@ -2618,7 +2653,6 @@
         <w:trPr>
           <w:trHeight w:val="270" w:hRule="exact"/>
         </w:trPr>
-        body10
         <w:tc>
           <w:tcPr>
             <w:tcBorders>
@@ -2638,6 +2672,7 @@
           </w:tcPr>
           <w:p>
             <w:pPr>
+              <w:pStyle w:val="Normal"/>
               <w:jc w:val="left"/>
               <w:pBdr>
                 <w:bottom w:val="none" w:sz="0" w:space="0" w:color="000000"/>
@@ -2692,6 +2727,7 @@
           </w:tcPr>
           <w:p>
             <w:pPr>
+              <w:pStyle w:val="Normal"/>
               <w:jc w:val="center"/>
               <w:pBdr>
                 <w:bottom w:val="none" w:sz="0" w:space="0" w:color="000000"/>
@@ -2746,6 +2782,7 @@
           </w:tcPr>
           <w:p>
             <w:pPr>
+              <w:pStyle w:val="Normal"/>
               <w:jc w:val="center"/>
               <w:pBdr>
                 <w:bottom w:val="none" w:sz="0" w:space="0" w:color="000000"/>
@@ -2800,6 +2837,7 @@
           </w:tcPr>
           <w:p>
             <w:pPr>
+              <w:pStyle w:val="Normal"/>
               <w:jc w:val="center"/>
               <w:pBdr>
                 <w:bottom w:val="none" w:sz="0" w:space="0" w:color="000000"/>
@@ -2854,6 +2892,7 @@
           </w:tcPr>
           <w:p>
             <w:pPr>
+              <w:pStyle w:val="Normal"/>
               <w:jc w:val="center"/>
               <w:pBdr>
                 <w:bottom w:val="none" w:sz="0" w:space="0" w:color="000000"/>
@@ -2908,6 +2947,7 @@
           </w:tcPr>
           <w:p>
             <w:pPr>
+              <w:pStyle w:val="Normal"/>
               <w:jc w:val="center"/>
               <w:pBdr>
                 <w:bottom w:val="none" w:sz="0" w:space="0" w:color="000000"/>
@@ -2948,26 +2988,26 @@
         <w:trPr>
           <w:trHeight w:val="270" w:hRule="exact"/>
         </w:trPr>
-        body11
-        <w:tc>
-          <w:tcPr>
-            <w:tcBorders>
-              <w:bottom w:val="none" w:sz="0" w:space="0" w:color="000000"/>
-              <w:top w:val="none" w:sz="0" w:space="0" w:color="000000"/>
-              <w:left w:val="none" w:sz="0" w:space="0" w:color="000000"/>
-              <w:right w:val="none" w:sz="0" w:space="0" w:color="000000"/>
-            </w:tcBorders>
-            <w:shd w:val="clear" w:color="auto" w:fill="FFFFFF"/>
-            <w:tcMar>
-              <w:top w:w="0" w:type="dxa"/>
-              <w:bottom w:w="0" w:type="dxa"/>
-              <w:left w:w="0" w:type="dxa"/>
-              <w:right w:w="0" w:type="dxa"/>
-            </w:tcMar>
-            <w:vAlign w:val="center"/>
-          </w:tcPr>
-          <w:p>
-            <w:pPr>
+        <w:tc>
+          <w:tcPr>
+            <w:tcBorders>
+              <w:bottom w:val="none" w:sz="0" w:space="0" w:color="000000"/>
+              <w:top w:val="none" w:sz="0" w:space="0" w:color="000000"/>
+              <w:left w:val="none" w:sz="0" w:space="0" w:color="000000"/>
+              <w:right w:val="none" w:sz="0" w:space="0" w:color="000000"/>
+            </w:tcBorders>
+            <w:shd w:val="clear" w:color="auto" w:fill="FFFFFF"/>
+            <w:tcMar>
+              <w:top w:w="0" w:type="dxa"/>
+              <w:bottom w:w="0" w:type="dxa"/>
+              <w:left w:w="0" w:type="dxa"/>
+              <w:right w:w="0" w:type="dxa"/>
+            </w:tcMar>
+            <w:vAlign w:val="center"/>
+          </w:tcPr>
+          <w:p>
+            <w:pPr>
+              <w:pStyle w:val="Normal"/>
               <w:jc w:val="left"/>
               <w:pBdr>
                 <w:bottom w:val="none" w:sz="0" w:space="0" w:color="000000"/>
@@ -3022,6 +3062,7 @@
           </w:tcPr>
           <w:p>
             <w:pPr>
+              <w:pStyle w:val="Normal"/>
               <w:jc w:val="center"/>
               <w:pBdr>
                 <w:bottom w:val="none" w:sz="0" w:space="0" w:color="000000"/>
@@ -3076,6 +3117,7 @@
           </w:tcPr>
           <w:p>
             <w:pPr>
+              <w:pStyle w:val="Normal"/>
               <w:jc w:val="center"/>
               <w:pBdr>
                 <w:bottom w:val="none" w:sz="0" w:space="0" w:color="000000"/>
@@ -3130,6 +3172,7 @@
           </w:tcPr>
           <w:p>
             <w:pPr>
+              <w:pStyle w:val="Normal"/>
               <w:jc w:val="center"/>
               <w:pBdr>
                 <w:bottom w:val="none" w:sz="0" w:space="0" w:color="000000"/>
@@ -3184,6 +3227,7 @@
           </w:tcPr>
           <w:p>
             <w:pPr>
+              <w:pStyle w:val="Normal"/>
               <w:jc w:val="center"/>
               <w:pBdr>
                 <w:bottom w:val="none" w:sz="0" w:space="0" w:color="000000"/>
@@ -3238,6 +3282,7 @@
           </w:tcPr>
           <w:p>
             <w:pPr>
+              <w:pStyle w:val="Normal"/>
               <w:jc w:val="center"/>
               <w:pBdr>
                 <w:bottom w:val="none" w:sz="0" w:space="0" w:color="000000"/>
@@ -3278,26 +3323,26 @@
         <w:trPr>
           <w:trHeight w:val="270" w:hRule="exact"/>
         </w:trPr>
-        body12
-        <w:tc>
-          <w:tcPr>
-            <w:tcBorders>
-              <w:bottom w:val="none" w:sz="0" w:space="0" w:color="000000"/>
-              <w:top w:val="none" w:sz="0" w:space="0" w:color="000000"/>
-              <w:left w:val="none" w:sz="0" w:space="0" w:color="000000"/>
-              <w:right w:val="none" w:sz="0" w:space="0" w:color="000000"/>
-            </w:tcBorders>
-            <w:shd w:val="clear" w:color="auto" w:fill="FFFFFF"/>
-            <w:tcMar>
-              <w:top w:w="0" w:type="dxa"/>
-              <w:bottom w:w="0" w:type="dxa"/>
-              <w:left w:w="0" w:type="dxa"/>
-              <w:right w:w="0" w:type="dxa"/>
-            </w:tcMar>
-            <w:vAlign w:val="center"/>
-          </w:tcPr>
-          <w:p>
-            <w:pPr>
+        <w:tc>
+          <w:tcPr>
+            <w:tcBorders>
+              <w:bottom w:val="none" w:sz="0" w:space="0" w:color="000000"/>
+              <w:top w:val="none" w:sz="0" w:space="0" w:color="000000"/>
+              <w:left w:val="none" w:sz="0" w:space="0" w:color="000000"/>
+              <w:right w:val="none" w:sz="0" w:space="0" w:color="000000"/>
+            </w:tcBorders>
+            <w:shd w:val="clear" w:color="auto" w:fill="FFFFFF"/>
+            <w:tcMar>
+              <w:top w:w="0" w:type="dxa"/>
+              <w:bottom w:w="0" w:type="dxa"/>
+              <w:left w:w="0" w:type="dxa"/>
+              <w:right w:w="0" w:type="dxa"/>
+            </w:tcMar>
+            <w:vAlign w:val="center"/>
+          </w:tcPr>
+          <w:p>
+            <w:pPr>
+              <w:pStyle w:val="Normal"/>
               <w:jc w:val="left"/>
               <w:pBdr>
                 <w:bottom w:val="none" w:sz="0" w:space="0" w:color="000000"/>
@@ -3352,6 +3397,7 @@
           </w:tcPr>
           <w:p>
             <w:pPr>
+              <w:pStyle w:val="Normal"/>
               <w:jc w:val="center"/>
               <w:pBdr>
                 <w:bottom w:val="none" w:sz="0" w:space="0" w:color="000000"/>
@@ -3406,6 +3452,7 @@
           </w:tcPr>
           <w:p>
             <w:pPr>
+              <w:pStyle w:val="Normal"/>
               <w:jc w:val="center"/>
               <w:pBdr>
                 <w:bottom w:val="none" w:sz="0" w:space="0" w:color="000000"/>
@@ -3460,6 +3507,7 @@
           </w:tcPr>
           <w:p>
             <w:pPr>
+              <w:pStyle w:val="Normal"/>
               <w:jc w:val="center"/>
               <w:pBdr>
                 <w:bottom w:val="none" w:sz="0" w:space="0" w:color="000000"/>
@@ -3514,6 +3562,7 @@
           </w:tcPr>
           <w:p>
             <w:pPr>
+              <w:pStyle w:val="Normal"/>
               <w:jc w:val="center"/>
               <w:pBdr>
                 <w:bottom w:val="none" w:sz="0" w:space="0" w:color="000000"/>
@@ -3568,6 +3617,7 @@
           </w:tcPr>
           <w:p>
             <w:pPr>
+              <w:pStyle w:val="Normal"/>
               <w:jc w:val="center"/>
               <w:pBdr>
                 <w:bottom w:val="none" w:sz="0" w:space="0" w:color="000000"/>
@@ -3608,26 +3658,26 @@
         <w:trPr>
           <w:trHeight w:val="270" w:hRule="exact"/>
         </w:trPr>
-        body13
-        <w:tc>
-          <w:tcPr>
-            <w:tcBorders>
-              <w:bottom w:val="none" w:sz="0" w:space="0" w:color="000000"/>
-              <w:top w:val="none" w:sz="0" w:space="0" w:color="000000"/>
-              <w:left w:val="none" w:sz="0" w:space="0" w:color="000000"/>
-              <w:right w:val="none" w:sz="0" w:space="0" w:color="000000"/>
-            </w:tcBorders>
-            <w:shd w:val="clear" w:color="auto" w:fill="FFFFFF"/>
-            <w:tcMar>
-              <w:top w:w="0" w:type="dxa"/>
-              <w:bottom w:w="0" w:type="dxa"/>
-              <w:left w:w="0" w:type="dxa"/>
-              <w:right w:w="0" w:type="dxa"/>
-            </w:tcMar>
-            <w:vAlign w:val="center"/>
-          </w:tcPr>
-          <w:p>
-            <w:pPr>
+        <w:tc>
+          <w:tcPr>
+            <w:tcBorders>
+              <w:bottom w:val="none" w:sz="0" w:space="0" w:color="000000"/>
+              <w:top w:val="none" w:sz="0" w:space="0" w:color="000000"/>
+              <w:left w:val="none" w:sz="0" w:space="0" w:color="000000"/>
+              <w:right w:val="none" w:sz="0" w:space="0" w:color="000000"/>
+            </w:tcBorders>
+            <w:shd w:val="clear" w:color="auto" w:fill="FFFFFF"/>
+            <w:tcMar>
+              <w:top w:w="0" w:type="dxa"/>
+              <w:bottom w:w="0" w:type="dxa"/>
+              <w:left w:w="0" w:type="dxa"/>
+              <w:right w:w="0" w:type="dxa"/>
+            </w:tcMar>
+            <w:vAlign w:val="center"/>
+          </w:tcPr>
+          <w:p>
+            <w:pPr>
+              <w:pStyle w:val="Normal"/>
               <w:jc w:val="left"/>
               <w:pBdr>
                 <w:bottom w:val="none" w:sz="0" w:space="0" w:color="000000"/>
@@ -3682,6 +3732,7 @@
           </w:tcPr>
           <w:p>
             <w:pPr>
+              <w:pStyle w:val="Normal"/>
               <w:jc w:val="center"/>
               <w:pBdr>
                 <w:bottom w:val="none" w:sz="0" w:space="0" w:color="000000"/>
@@ -3736,6 +3787,7 @@
           </w:tcPr>
           <w:p>
             <w:pPr>
+              <w:pStyle w:val="Normal"/>
               <w:jc w:val="center"/>
               <w:pBdr>
                 <w:bottom w:val="none" w:sz="0" w:space="0" w:color="000000"/>
@@ -3790,6 +3842,7 @@
           </w:tcPr>
           <w:p>
             <w:pPr>
+              <w:pStyle w:val="Normal"/>
               <w:jc w:val="center"/>
               <w:pBdr>
                 <w:bottom w:val="none" w:sz="0" w:space="0" w:color="000000"/>
@@ -3844,6 +3897,7 @@
           </w:tcPr>
           <w:p>
             <w:pPr>
+              <w:pStyle w:val="Normal"/>
               <w:jc w:val="center"/>
               <w:pBdr>
                 <w:bottom w:val="none" w:sz="0" w:space="0" w:color="000000"/>
@@ -3898,6 +3952,7 @@
           </w:tcPr>
           <w:p>
             <w:pPr>
+              <w:pStyle w:val="Normal"/>
               <w:jc w:val="center"/>
               <w:pBdr>
                 <w:bottom w:val="none" w:sz="0" w:space="0" w:color="000000"/>
@@ -3938,26 +3993,26 @@
         <w:trPr>
           <w:trHeight w:val="270" w:hRule="exact"/>
         </w:trPr>
-        body14
-        <w:tc>
-          <w:tcPr>
-            <w:tcBorders>
-              <w:bottom w:val="none" w:sz="0" w:space="0" w:color="000000"/>
-              <w:top w:val="none" w:sz="0" w:space="0" w:color="000000"/>
-              <w:left w:val="none" w:sz="0" w:space="0" w:color="000000"/>
-              <w:right w:val="none" w:sz="0" w:space="0" w:color="000000"/>
-            </w:tcBorders>
-            <w:shd w:val="clear" w:color="auto" w:fill="FFFFFF"/>
-            <w:tcMar>
-              <w:top w:w="0" w:type="dxa"/>
-              <w:bottom w:w="0" w:type="dxa"/>
-              <w:left w:w="0" w:type="dxa"/>
-              <w:right w:w="0" w:type="dxa"/>
-            </w:tcMar>
-            <w:vAlign w:val="center"/>
-          </w:tcPr>
-          <w:p>
-            <w:pPr>
+        <w:tc>
+          <w:tcPr>
+            <w:tcBorders>
+              <w:bottom w:val="none" w:sz="0" w:space="0" w:color="000000"/>
+              <w:top w:val="none" w:sz="0" w:space="0" w:color="000000"/>
+              <w:left w:val="none" w:sz="0" w:space="0" w:color="000000"/>
+              <w:right w:val="none" w:sz="0" w:space="0" w:color="000000"/>
+            </w:tcBorders>
+            <w:shd w:val="clear" w:color="auto" w:fill="FFFFFF"/>
+            <w:tcMar>
+              <w:top w:w="0" w:type="dxa"/>
+              <w:bottom w:w="0" w:type="dxa"/>
+              <w:left w:w="0" w:type="dxa"/>
+              <w:right w:w="0" w:type="dxa"/>
+            </w:tcMar>
+            <w:vAlign w:val="center"/>
+          </w:tcPr>
+          <w:p>
+            <w:pPr>
+              <w:pStyle w:val="Normal"/>
               <w:jc w:val="left"/>
               <w:pBdr>
                 <w:bottom w:val="none" w:sz="0" w:space="0" w:color="000000"/>
@@ -4012,6 +4067,7 @@
           </w:tcPr>
           <w:p>
             <w:pPr>
+              <w:pStyle w:val="Normal"/>
               <w:jc w:val="center"/>
               <w:pBdr>
                 <w:bottom w:val="none" w:sz="0" w:space="0" w:color="000000"/>
@@ -4066,6 +4122,7 @@
           </w:tcPr>
           <w:p>
             <w:pPr>
+              <w:pStyle w:val="Normal"/>
               <w:jc w:val="center"/>
               <w:pBdr>
                 <w:bottom w:val="none" w:sz="0" w:space="0" w:color="000000"/>
@@ -4120,6 +4177,7 @@
           </w:tcPr>
           <w:p>
             <w:pPr>
+              <w:pStyle w:val="Normal"/>
               <w:jc w:val="center"/>
               <w:pBdr>
                 <w:bottom w:val="none" w:sz="0" w:space="0" w:color="000000"/>
@@ -4174,6 +4232,7 @@
           </w:tcPr>
           <w:p>
             <w:pPr>
+              <w:pStyle w:val="Normal"/>
               <w:jc w:val="center"/>
               <w:pBdr>
                 <w:bottom w:val="none" w:sz="0" w:space="0" w:color="000000"/>
@@ -4228,6 +4287,7 @@
           </w:tcPr>
           <w:p>
             <w:pPr>
+              <w:pStyle w:val="Normal"/>
               <w:jc w:val="center"/>
               <w:pBdr>
                 <w:bottom w:val="none" w:sz="0" w:space="0" w:color="000000"/>
@@ -4268,26 +4328,26 @@
         <w:trPr>
           <w:trHeight w:val="270" w:hRule="exact"/>
         </w:trPr>
-        body15
-        <w:tc>
-          <w:tcPr>
-            <w:tcBorders>
-              <w:bottom w:val="none" w:sz="0" w:space="0" w:color="000000"/>
-              <w:top w:val="none" w:sz="0" w:space="0" w:color="000000"/>
-              <w:left w:val="none" w:sz="0" w:space="0" w:color="000000"/>
-              <w:right w:val="none" w:sz="0" w:space="0" w:color="000000"/>
-            </w:tcBorders>
-            <w:shd w:val="clear" w:color="auto" w:fill="FFFFFF"/>
-            <w:tcMar>
-              <w:top w:w="0" w:type="dxa"/>
-              <w:bottom w:w="0" w:type="dxa"/>
-              <w:left w:w="0" w:type="dxa"/>
-              <w:right w:w="0" w:type="dxa"/>
-            </w:tcMar>
-            <w:vAlign w:val="center"/>
-          </w:tcPr>
-          <w:p>
-            <w:pPr>
+        <w:tc>
+          <w:tcPr>
+            <w:tcBorders>
+              <w:bottom w:val="none" w:sz="0" w:space="0" w:color="000000"/>
+              <w:top w:val="none" w:sz="0" w:space="0" w:color="000000"/>
+              <w:left w:val="none" w:sz="0" w:space="0" w:color="000000"/>
+              <w:right w:val="none" w:sz="0" w:space="0" w:color="000000"/>
+            </w:tcBorders>
+            <w:shd w:val="clear" w:color="auto" w:fill="FFFFFF"/>
+            <w:tcMar>
+              <w:top w:w="0" w:type="dxa"/>
+              <w:bottom w:w="0" w:type="dxa"/>
+              <w:left w:w="0" w:type="dxa"/>
+              <w:right w:w="0" w:type="dxa"/>
+            </w:tcMar>
+            <w:vAlign w:val="center"/>
+          </w:tcPr>
+          <w:p>
+            <w:pPr>
+              <w:pStyle w:val="Normal"/>
               <w:jc w:val="left"/>
               <w:pBdr>
                 <w:bottom w:val="none" w:sz="0" w:space="0" w:color="000000"/>
@@ -4342,6 +4402,7 @@
           </w:tcPr>
           <w:p>
             <w:pPr>
+              <w:pStyle w:val="Normal"/>
               <w:jc w:val="center"/>
               <w:pBdr>
                 <w:bottom w:val="none" w:sz="0" w:space="0" w:color="000000"/>
@@ -4396,6 +4457,7 @@
           </w:tcPr>
           <w:p>
             <w:pPr>
+              <w:pStyle w:val="Normal"/>
               <w:jc w:val="center"/>
               <w:pBdr>
                 <w:bottom w:val="none" w:sz="0" w:space="0" w:color="000000"/>
@@ -4450,6 +4512,7 @@
           </w:tcPr>
           <w:p>
             <w:pPr>
+              <w:pStyle w:val="Normal"/>
               <w:jc w:val="center"/>
               <w:pBdr>
                 <w:bottom w:val="none" w:sz="0" w:space="0" w:color="000000"/>
@@ -4504,6 +4567,7 @@
           </w:tcPr>
           <w:p>
             <w:pPr>
+              <w:pStyle w:val="Normal"/>
               <w:jc w:val="center"/>
               <w:pBdr>
                 <w:bottom w:val="none" w:sz="0" w:space="0" w:color="000000"/>
@@ -4558,6 +4622,7 @@
           </w:tcPr>
           <w:p>
             <w:pPr>
+              <w:pStyle w:val="Normal"/>
               <w:jc w:val="center"/>
               <w:pBdr>
                 <w:bottom w:val="none" w:sz="0" w:space="0" w:color="000000"/>
@@ -4598,26 +4663,26 @@
         <w:trPr>
           <w:trHeight w:val="270" w:hRule="exact"/>
         </w:trPr>
-        body16
-        <w:tc>
-          <w:tcPr>
-            <w:tcBorders>
-              <w:bottom w:val="none" w:sz="0" w:space="0" w:color="000000"/>
-              <w:top w:val="none" w:sz="0" w:space="0" w:color="000000"/>
-              <w:left w:val="none" w:sz="0" w:space="0" w:color="000000"/>
-              <w:right w:val="none" w:sz="0" w:space="0" w:color="000000"/>
-            </w:tcBorders>
-            <w:shd w:val="clear" w:color="auto" w:fill="FFFFFF"/>
-            <w:tcMar>
-              <w:top w:w="0" w:type="dxa"/>
-              <w:bottom w:w="0" w:type="dxa"/>
-              <w:left w:w="0" w:type="dxa"/>
-              <w:right w:w="0" w:type="dxa"/>
-            </w:tcMar>
-            <w:vAlign w:val="center"/>
-          </w:tcPr>
-          <w:p>
-            <w:pPr>
+        <w:tc>
+          <w:tcPr>
+            <w:tcBorders>
+              <w:bottom w:val="none" w:sz="0" w:space="0" w:color="000000"/>
+              <w:top w:val="none" w:sz="0" w:space="0" w:color="000000"/>
+              <w:left w:val="none" w:sz="0" w:space="0" w:color="000000"/>
+              <w:right w:val="none" w:sz="0" w:space="0" w:color="000000"/>
+            </w:tcBorders>
+            <w:shd w:val="clear" w:color="auto" w:fill="FFFFFF"/>
+            <w:tcMar>
+              <w:top w:w="0" w:type="dxa"/>
+              <w:bottom w:w="0" w:type="dxa"/>
+              <w:left w:w="0" w:type="dxa"/>
+              <w:right w:w="0" w:type="dxa"/>
+            </w:tcMar>
+            <w:vAlign w:val="center"/>
+          </w:tcPr>
+          <w:p>
+            <w:pPr>
+              <w:pStyle w:val="Normal"/>
               <w:jc w:val="left"/>
               <w:pBdr>
                 <w:bottom w:val="none" w:sz="0" w:space="0" w:color="000000"/>
@@ -4672,6 +4737,7 @@
           </w:tcPr>
           <w:p>
             <w:pPr>
+              <w:pStyle w:val="Normal"/>
               <w:jc w:val="center"/>
               <w:pBdr>
                 <w:bottom w:val="none" w:sz="0" w:space="0" w:color="000000"/>
@@ -4726,6 +4792,7 @@
           </w:tcPr>
           <w:p>
             <w:pPr>
+              <w:pStyle w:val="Normal"/>
               <w:jc w:val="center"/>
               <w:pBdr>
                 <w:bottom w:val="none" w:sz="0" w:space="0" w:color="000000"/>
@@ -4780,6 +4847,7 @@
           </w:tcPr>
           <w:p>
             <w:pPr>
+              <w:pStyle w:val="Normal"/>
               <w:jc w:val="center"/>
               <w:pBdr>
                 <w:bottom w:val="none" w:sz="0" w:space="0" w:color="000000"/>
@@ -4834,6 +4902,7 @@
           </w:tcPr>
           <w:p>
             <w:pPr>
+              <w:pStyle w:val="Normal"/>
               <w:jc w:val="center"/>
               <w:pBdr>
                 <w:bottom w:val="none" w:sz="0" w:space="0" w:color="000000"/>
@@ -4888,6 +4957,7 @@
           </w:tcPr>
           <w:p>
             <w:pPr>
+              <w:pStyle w:val="Normal"/>
               <w:jc w:val="center"/>
               <w:pBdr>
                 <w:bottom w:val="none" w:sz="0" w:space="0" w:color="000000"/>
@@ -4928,26 +4998,26 @@
         <w:trPr>
           <w:trHeight w:val="270" w:hRule="exact"/>
         </w:trPr>
-        body17
-        <w:tc>
-          <w:tcPr>
-            <w:tcBorders>
-              <w:bottom w:val="none" w:sz="0" w:space="0" w:color="000000"/>
-              <w:top w:val="none" w:sz="0" w:space="0" w:color="000000"/>
-              <w:left w:val="none" w:sz="0" w:space="0" w:color="000000"/>
-              <w:right w:val="none" w:sz="0" w:space="0" w:color="000000"/>
-            </w:tcBorders>
-            <w:shd w:val="clear" w:color="auto" w:fill="FFFFFF"/>
-            <w:tcMar>
-              <w:top w:w="0" w:type="dxa"/>
-              <w:bottom w:w="0" w:type="dxa"/>
-              <w:left w:w="0" w:type="dxa"/>
-              <w:right w:w="0" w:type="dxa"/>
-            </w:tcMar>
-            <w:vAlign w:val="center"/>
-          </w:tcPr>
-          <w:p>
-            <w:pPr>
+        <w:tc>
+          <w:tcPr>
+            <w:tcBorders>
+              <w:bottom w:val="none" w:sz="0" w:space="0" w:color="000000"/>
+              <w:top w:val="none" w:sz="0" w:space="0" w:color="000000"/>
+              <w:left w:val="none" w:sz="0" w:space="0" w:color="000000"/>
+              <w:right w:val="none" w:sz="0" w:space="0" w:color="000000"/>
+            </w:tcBorders>
+            <w:shd w:val="clear" w:color="auto" w:fill="FFFFFF"/>
+            <w:tcMar>
+              <w:top w:w="0" w:type="dxa"/>
+              <w:bottom w:w="0" w:type="dxa"/>
+              <w:left w:w="0" w:type="dxa"/>
+              <w:right w:w="0" w:type="dxa"/>
+            </w:tcMar>
+            <w:vAlign w:val="center"/>
+          </w:tcPr>
+          <w:p>
+            <w:pPr>
+              <w:pStyle w:val="Normal"/>
               <w:jc w:val="left"/>
               <w:pBdr>
                 <w:bottom w:val="none" w:sz="0" w:space="0" w:color="000000"/>
@@ -5002,6 +5072,7 @@
           </w:tcPr>
           <w:p>
             <w:pPr>
+              <w:pStyle w:val="Normal"/>
               <w:jc w:val="center"/>
               <w:pBdr>
                 <w:bottom w:val="none" w:sz="0" w:space="0" w:color="000000"/>
@@ -5056,6 +5127,7 @@
           </w:tcPr>
           <w:p>
             <w:pPr>
+              <w:pStyle w:val="Normal"/>
               <w:jc w:val="center"/>
               <w:pBdr>
                 <w:bottom w:val="none" w:sz="0" w:space="0" w:color="000000"/>
@@ -5110,6 +5182,7 @@
           </w:tcPr>
           <w:p>
             <w:pPr>
+              <w:pStyle w:val="Normal"/>
               <w:jc w:val="center"/>
               <w:pBdr>
                 <w:bottom w:val="none" w:sz="0" w:space="0" w:color="000000"/>
@@ -5164,6 +5237,7 @@
           </w:tcPr>
           <w:p>
             <w:pPr>
+              <w:pStyle w:val="Normal"/>
               <w:jc w:val="center"/>
               <w:pBdr>
                 <w:bottom w:val="none" w:sz="0" w:space="0" w:color="000000"/>
@@ -5218,6 +5292,7 @@
           </w:tcPr>
           <w:p>
             <w:pPr>
+              <w:pStyle w:val="Normal"/>
               <w:jc w:val="center"/>
               <w:pBdr>
                 <w:bottom w:val="none" w:sz="0" w:space="0" w:color="000000"/>
@@ -5258,26 +5333,26 @@
         <w:trPr>
           <w:trHeight w:val="270" w:hRule="exact"/>
         </w:trPr>
-        body18
-        <w:tc>
-          <w:tcPr>
-            <w:tcBorders>
-              <w:bottom w:val="none" w:sz="0" w:space="0" w:color="000000"/>
-              <w:top w:val="none" w:sz="0" w:space="0" w:color="000000"/>
-              <w:left w:val="none" w:sz="0" w:space="0" w:color="000000"/>
-              <w:right w:val="none" w:sz="0" w:space="0" w:color="000000"/>
-            </w:tcBorders>
-            <w:shd w:val="clear" w:color="auto" w:fill="FFFFFF"/>
-            <w:tcMar>
-              <w:top w:w="0" w:type="dxa"/>
-              <w:bottom w:w="0" w:type="dxa"/>
-              <w:left w:w="0" w:type="dxa"/>
-              <w:right w:w="0" w:type="dxa"/>
-            </w:tcMar>
-            <w:vAlign w:val="center"/>
-          </w:tcPr>
-          <w:p>
-            <w:pPr>
+        <w:tc>
+          <w:tcPr>
+            <w:tcBorders>
+              <w:bottom w:val="none" w:sz="0" w:space="0" w:color="000000"/>
+              <w:top w:val="none" w:sz="0" w:space="0" w:color="000000"/>
+              <w:left w:val="none" w:sz="0" w:space="0" w:color="000000"/>
+              <w:right w:val="none" w:sz="0" w:space="0" w:color="000000"/>
+            </w:tcBorders>
+            <w:shd w:val="clear" w:color="auto" w:fill="FFFFFF"/>
+            <w:tcMar>
+              <w:top w:w="0" w:type="dxa"/>
+              <w:bottom w:w="0" w:type="dxa"/>
+              <w:left w:w="0" w:type="dxa"/>
+              <w:right w:w="0" w:type="dxa"/>
+            </w:tcMar>
+            <w:vAlign w:val="center"/>
+          </w:tcPr>
+          <w:p>
+            <w:pPr>
+              <w:pStyle w:val="Normal"/>
               <w:jc w:val="left"/>
               <w:pBdr>
                 <w:bottom w:val="none" w:sz="0" w:space="0" w:color="000000"/>
@@ -5332,6 +5407,7 @@
           </w:tcPr>
           <w:p>
             <w:pPr>
+              <w:pStyle w:val="Normal"/>
               <w:jc w:val="center"/>
               <w:pBdr>
                 <w:bottom w:val="none" w:sz="0" w:space="0" w:color="000000"/>
@@ -5386,6 +5462,7 @@
           </w:tcPr>
           <w:p>
             <w:pPr>
+              <w:pStyle w:val="Normal"/>
               <w:jc w:val="center"/>
               <w:pBdr>
                 <w:bottom w:val="none" w:sz="0" w:space="0" w:color="000000"/>
@@ -5440,6 +5517,7 @@
           </w:tcPr>
           <w:p>
             <w:pPr>
+              <w:pStyle w:val="Normal"/>
               <w:jc w:val="center"/>
               <w:pBdr>
                 <w:bottom w:val="none" w:sz="0" w:space="0" w:color="000000"/>
@@ -5494,6 +5572,7 @@
           </w:tcPr>
           <w:p>
             <w:pPr>
+              <w:pStyle w:val="Normal"/>
               <w:jc w:val="center"/>
               <w:pBdr>
                 <w:bottom w:val="none" w:sz="0" w:space="0" w:color="000000"/>
@@ -5548,6 +5627,7 @@
           </w:tcPr>
           <w:p>
             <w:pPr>
+              <w:pStyle w:val="Normal"/>
               <w:jc w:val="center"/>
               <w:pBdr>
                 <w:bottom w:val="none" w:sz="0" w:space="0" w:color="000000"/>
@@ -5588,26 +5668,26 @@
         <w:trPr>
           <w:trHeight w:val="270" w:hRule="exact"/>
         </w:trPr>
-        body19
-        <w:tc>
-          <w:tcPr>
-            <w:tcBorders>
-              <w:bottom w:val="none" w:sz="0" w:space="0" w:color="000000"/>
-              <w:top w:val="none" w:sz="0" w:space="0" w:color="000000"/>
-              <w:left w:val="none" w:sz="0" w:space="0" w:color="000000"/>
-              <w:right w:val="none" w:sz="0" w:space="0" w:color="000000"/>
-            </w:tcBorders>
-            <w:shd w:val="clear" w:color="auto" w:fill="FFFFFF"/>
-            <w:tcMar>
-              <w:top w:w="0" w:type="dxa"/>
-              <w:bottom w:w="0" w:type="dxa"/>
-              <w:left w:w="0" w:type="dxa"/>
-              <w:right w:w="0" w:type="dxa"/>
-            </w:tcMar>
-            <w:vAlign w:val="center"/>
-          </w:tcPr>
-          <w:p>
-            <w:pPr>
+        <w:tc>
+          <w:tcPr>
+            <w:tcBorders>
+              <w:bottom w:val="none" w:sz="0" w:space="0" w:color="000000"/>
+              <w:top w:val="none" w:sz="0" w:space="0" w:color="000000"/>
+              <w:left w:val="none" w:sz="0" w:space="0" w:color="000000"/>
+              <w:right w:val="none" w:sz="0" w:space="0" w:color="000000"/>
+            </w:tcBorders>
+            <w:shd w:val="clear" w:color="auto" w:fill="FFFFFF"/>
+            <w:tcMar>
+              <w:top w:w="0" w:type="dxa"/>
+              <w:bottom w:w="0" w:type="dxa"/>
+              <w:left w:w="0" w:type="dxa"/>
+              <w:right w:w="0" w:type="dxa"/>
+            </w:tcMar>
+            <w:vAlign w:val="center"/>
+          </w:tcPr>
+          <w:p>
+            <w:pPr>
+              <w:pStyle w:val="Normal"/>
               <w:jc w:val="left"/>
               <w:pBdr>
                 <w:bottom w:val="none" w:sz="0" w:space="0" w:color="000000"/>
@@ -5662,6 +5742,7 @@
           </w:tcPr>
           <w:p>
             <w:pPr>
+              <w:pStyle w:val="Normal"/>
               <w:jc w:val="center"/>
               <w:pBdr>
                 <w:bottom w:val="none" w:sz="0" w:space="0" w:color="000000"/>
@@ -5716,6 +5797,7 @@
           </w:tcPr>
           <w:p>
             <w:pPr>
+              <w:pStyle w:val="Normal"/>
               <w:jc w:val="center"/>
               <w:pBdr>
                 <w:bottom w:val="none" w:sz="0" w:space="0" w:color="000000"/>
@@ -5770,6 +5852,7 @@
           </w:tcPr>
           <w:p>
             <w:pPr>
+              <w:pStyle w:val="Normal"/>
               <w:jc w:val="center"/>
               <w:pBdr>
                 <w:bottom w:val="none" w:sz="0" w:space="0" w:color="000000"/>
@@ -5824,6 +5907,7 @@
           </w:tcPr>
           <w:p>
             <w:pPr>
+              <w:pStyle w:val="Normal"/>
               <w:jc w:val="center"/>
               <w:pBdr>
                 <w:bottom w:val="none" w:sz="0" w:space="0" w:color="000000"/>
@@ -5878,6 +5962,7 @@
           </w:tcPr>
           <w:p>
             <w:pPr>
+              <w:pStyle w:val="Normal"/>
               <w:jc w:val="center"/>
               <w:pBdr>
                 <w:bottom w:val="none" w:sz="0" w:space="0" w:color="000000"/>
@@ -5918,26 +6003,26 @@
         <w:trPr>
           <w:trHeight w:val="270" w:hRule="exact"/>
         </w:trPr>
-        body20
-        <w:tc>
-          <w:tcPr>
-            <w:tcBorders>
-              <w:bottom w:val="none" w:sz="0" w:space="0" w:color="000000"/>
-              <w:top w:val="none" w:sz="0" w:space="0" w:color="000000"/>
-              <w:left w:val="none" w:sz="0" w:space="0" w:color="000000"/>
-              <w:right w:val="none" w:sz="0" w:space="0" w:color="000000"/>
-            </w:tcBorders>
-            <w:shd w:val="clear" w:color="auto" w:fill="FFFFFF"/>
-            <w:tcMar>
-              <w:top w:w="0" w:type="dxa"/>
-              <w:bottom w:w="0" w:type="dxa"/>
-              <w:left w:w="0" w:type="dxa"/>
-              <w:right w:w="0" w:type="dxa"/>
-            </w:tcMar>
-            <w:vAlign w:val="center"/>
-          </w:tcPr>
-          <w:p>
-            <w:pPr>
+        <w:tc>
+          <w:tcPr>
+            <w:tcBorders>
+              <w:bottom w:val="none" w:sz="0" w:space="0" w:color="000000"/>
+              <w:top w:val="none" w:sz="0" w:space="0" w:color="000000"/>
+              <w:left w:val="none" w:sz="0" w:space="0" w:color="000000"/>
+              <w:right w:val="none" w:sz="0" w:space="0" w:color="000000"/>
+            </w:tcBorders>
+            <w:shd w:val="clear" w:color="auto" w:fill="FFFFFF"/>
+            <w:tcMar>
+              <w:top w:w="0" w:type="dxa"/>
+              <w:bottom w:w="0" w:type="dxa"/>
+              <w:left w:w="0" w:type="dxa"/>
+              <w:right w:w="0" w:type="dxa"/>
+            </w:tcMar>
+            <w:vAlign w:val="center"/>
+          </w:tcPr>
+          <w:p>
+            <w:pPr>
+              <w:pStyle w:val="Normal"/>
               <w:jc w:val="left"/>
               <w:pBdr>
                 <w:bottom w:val="none" w:sz="0" w:space="0" w:color="000000"/>
@@ -5992,6 +6077,7 @@
           </w:tcPr>
           <w:p>
             <w:pPr>
+              <w:pStyle w:val="Normal"/>
               <w:jc w:val="center"/>
               <w:pBdr>
                 <w:bottom w:val="none" w:sz="0" w:space="0" w:color="000000"/>
@@ -6046,6 +6132,7 @@
           </w:tcPr>
           <w:p>
             <w:pPr>
+              <w:pStyle w:val="Normal"/>
               <w:jc w:val="center"/>
               <w:pBdr>
                 <w:bottom w:val="none" w:sz="0" w:space="0" w:color="000000"/>
@@ -6100,6 +6187,7 @@
           </w:tcPr>
           <w:p>
             <w:pPr>
+              <w:pStyle w:val="Normal"/>
               <w:jc w:val="center"/>
               <w:pBdr>
                 <w:bottom w:val="none" w:sz="0" w:space="0" w:color="000000"/>
@@ -6154,6 +6242,7 @@
           </w:tcPr>
           <w:p>
             <w:pPr>
+              <w:pStyle w:val="Normal"/>
               <w:jc w:val="center"/>
               <w:pBdr>
                 <w:bottom w:val="none" w:sz="0" w:space="0" w:color="000000"/>
@@ -6208,6 +6297,7 @@
           </w:tcPr>
           <w:p>
             <w:pPr>
+              <w:pStyle w:val="Normal"/>
               <w:jc w:val="center"/>
               <w:pBdr>
                 <w:bottom w:val="none" w:sz="0" w:space="0" w:color="000000"/>
@@ -6248,26 +6338,26 @@
         <w:trPr>
           <w:trHeight w:val="270" w:hRule="exact"/>
         </w:trPr>
-        body21
-        <w:tc>
-          <w:tcPr>
-            <w:tcBorders>
-              <w:bottom w:val="none" w:sz="0" w:space="0" w:color="000000"/>
-              <w:top w:val="none" w:sz="0" w:space="0" w:color="000000"/>
-              <w:left w:val="none" w:sz="0" w:space="0" w:color="000000"/>
-              <w:right w:val="none" w:sz="0" w:space="0" w:color="000000"/>
-            </w:tcBorders>
-            <w:shd w:val="clear" w:color="auto" w:fill="FFFFFF"/>
-            <w:tcMar>
-              <w:top w:w="0" w:type="dxa"/>
-              <w:bottom w:w="0" w:type="dxa"/>
-              <w:left w:w="0" w:type="dxa"/>
-              <w:right w:w="0" w:type="dxa"/>
-            </w:tcMar>
-            <w:vAlign w:val="center"/>
-          </w:tcPr>
-          <w:p>
-            <w:pPr>
+        <w:tc>
+          <w:tcPr>
+            <w:tcBorders>
+              <w:bottom w:val="none" w:sz="0" w:space="0" w:color="000000"/>
+              <w:top w:val="none" w:sz="0" w:space="0" w:color="000000"/>
+              <w:left w:val="none" w:sz="0" w:space="0" w:color="000000"/>
+              <w:right w:val="none" w:sz="0" w:space="0" w:color="000000"/>
+            </w:tcBorders>
+            <w:shd w:val="clear" w:color="auto" w:fill="FFFFFF"/>
+            <w:tcMar>
+              <w:top w:w="0" w:type="dxa"/>
+              <w:bottom w:w="0" w:type="dxa"/>
+              <w:left w:w="0" w:type="dxa"/>
+              <w:right w:w="0" w:type="dxa"/>
+            </w:tcMar>
+            <w:vAlign w:val="center"/>
+          </w:tcPr>
+          <w:p>
+            <w:pPr>
+              <w:pStyle w:val="Normal"/>
               <w:jc w:val="left"/>
               <w:pBdr>
                 <w:bottom w:val="none" w:sz="0" w:space="0" w:color="000000"/>
@@ -6322,6 +6412,7 @@
           </w:tcPr>
           <w:p>
             <w:pPr>
+              <w:pStyle w:val="Normal"/>
               <w:jc w:val="center"/>
               <w:pBdr>
                 <w:bottom w:val="none" w:sz="0" w:space="0" w:color="000000"/>
@@ -6376,6 +6467,7 @@
           </w:tcPr>
           <w:p>
             <w:pPr>
+              <w:pStyle w:val="Normal"/>
               <w:jc w:val="center"/>
               <w:pBdr>
                 <w:bottom w:val="none" w:sz="0" w:space="0" w:color="000000"/>
@@ -6430,6 +6522,7 @@
           </w:tcPr>
           <w:p>
             <w:pPr>
+              <w:pStyle w:val="Normal"/>
               <w:jc w:val="center"/>
               <w:pBdr>
                 <w:bottom w:val="none" w:sz="0" w:space="0" w:color="000000"/>
@@ -6484,6 +6577,7 @@
           </w:tcPr>
           <w:p>
             <w:pPr>
+              <w:pStyle w:val="Normal"/>
               <w:jc w:val="center"/>
               <w:pBdr>
                 <w:bottom w:val="none" w:sz="0" w:space="0" w:color="000000"/>
@@ -6538,6 +6632,7 @@
           </w:tcPr>
           <w:p>
             <w:pPr>
+              <w:pStyle w:val="Normal"/>
               <w:jc w:val="center"/>
               <w:pBdr>
                 <w:bottom w:val="none" w:sz="0" w:space="0" w:color="000000"/>
@@ -6578,7 +6673,6 @@
         <w:trPr>
           <w:trHeight w:val="369" w:hRule="exact"/>
         </w:trPr>
-        body22
         <w:tc>
           <w:tcPr>
             <w:gridSpan w:val="6"/>
@@ -6599,6 +6693,7 @@
           </w:tcPr>
           <w:p>
             <w:pPr>
+              <w:pStyle w:val="Normal"/>
               <w:jc w:val="left"/>
               <w:pBdr>
                 <w:bottom w:val="none" w:sz="0" w:space="0" w:color="000000"/>
@@ -6639,7 +6734,6 @@
         <w:trPr>
           <w:trHeight w:val="270" w:hRule="exact"/>
         </w:trPr>
-        body23
         <w:tc>
           <w:tcPr>
             <w:tcBorders>
@@ -6659,6 +6753,7 @@
           </w:tcPr>
           <w:p>
             <w:pPr>
+              <w:pStyle w:val="Normal"/>
               <w:jc w:val="left"/>
               <w:pBdr>
                 <w:bottom w:val="none" w:sz="0" w:space="0" w:color="000000"/>
@@ -6713,6 +6808,7 @@
           </w:tcPr>
           <w:p>
             <w:pPr>
+              <w:pStyle w:val="Normal"/>
               <w:jc w:val="center"/>
               <w:pBdr>
                 <w:bottom w:val="none" w:sz="0" w:space="0" w:color="000000"/>
@@ -6767,6 +6863,7 @@
           </w:tcPr>
           <w:p>
             <w:pPr>
+              <w:pStyle w:val="Normal"/>
               <w:jc w:val="center"/>
               <w:pBdr>
                 <w:bottom w:val="none" w:sz="0" w:space="0" w:color="000000"/>
@@ -6821,6 +6918,7 @@
           </w:tcPr>
           <w:p>
             <w:pPr>
+              <w:pStyle w:val="Normal"/>
               <w:jc w:val="center"/>
               <w:pBdr>
                 <w:bottom w:val="none" w:sz="0" w:space="0" w:color="000000"/>
@@ -6875,6 +6973,7 @@
           </w:tcPr>
           <w:p>
             <w:pPr>
+              <w:pStyle w:val="Normal"/>
               <w:jc w:val="center"/>
               <w:pBdr>
                 <w:bottom w:val="none" w:sz="0" w:space="0" w:color="000000"/>
@@ -6929,6 +7028,7 @@
           </w:tcPr>
           <w:p>
             <w:pPr>
+              <w:pStyle w:val="Normal"/>
               <w:jc w:val="center"/>
               <w:pBdr>
                 <w:bottom w:val="none" w:sz="0" w:space="0" w:color="000000"/>
@@ -6969,26 +7069,26 @@
         <w:trPr>
           <w:trHeight w:val="270" w:hRule="exact"/>
         </w:trPr>
-        body24
-        <w:tc>
-          <w:tcPr>
-            <w:tcBorders>
-              <w:bottom w:val="none" w:sz="0" w:space="0" w:color="000000"/>
-              <w:top w:val="none" w:sz="0" w:space="0" w:color="000000"/>
-              <w:left w:val="none" w:sz="0" w:space="0" w:color="000000"/>
-              <w:right w:val="none" w:sz="0" w:space="0" w:color="000000"/>
-            </w:tcBorders>
-            <w:shd w:val="clear" w:color="auto" w:fill="FFFFFF"/>
-            <w:tcMar>
-              <w:top w:w="0" w:type="dxa"/>
-              <w:bottom w:w="0" w:type="dxa"/>
-              <w:left w:w="0" w:type="dxa"/>
-              <w:right w:w="0" w:type="dxa"/>
-            </w:tcMar>
-            <w:vAlign w:val="center"/>
-          </w:tcPr>
-          <w:p>
-            <w:pPr>
+        <w:tc>
+          <w:tcPr>
+            <w:tcBorders>
+              <w:bottom w:val="none" w:sz="0" w:space="0" w:color="000000"/>
+              <w:top w:val="none" w:sz="0" w:space="0" w:color="000000"/>
+              <w:left w:val="none" w:sz="0" w:space="0" w:color="000000"/>
+              <w:right w:val="none" w:sz="0" w:space="0" w:color="000000"/>
+            </w:tcBorders>
+            <w:shd w:val="clear" w:color="auto" w:fill="FFFFFF"/>
+            <w:tcMar>
+              <w:top w:w="0" w:type="dxa"/>
+              <w:bottom w:w="0" w:type="dxa"/>
+              <w:left w:w="0" w:type="dxa"/>
+              <w:right w:w="0" w:type="dxa"/>
+            </w:tcMar>
+            <w:vAlign w:val="center"/>
+          </w:tcPr>
+          <w:p>
+            <w:pPr>
+              <w:pStyle w:val="Normal"/>
               <w:jc w:val="left"/>
               <w:pBdr>
                 <w:bottom w:val="none" w:sz="0" w:space="0" w:color="000000"/>
@@ -7043,6 +7143,7 @@
           </w:tcPr>
           <w:p>
             <w:pPr>
+              <w:pStyle w:val="Normal"/>
               <w:jc w:val="center"/>
               <w:pBdr>
                 <w:bottom w:val="none" w:sz="0" w:space="0" w:color="000000"/>
@@ -7097,6 +7198,7 @@
           </w:tcPr>
           <w:p>
             <w:pPr>
+              <w:pStyle w:val="Normal"/>
               <w:jc w:val="center"/>
               <w:pBdr>
                 <w:bottom w:val="none" w:sz="0" w:space="0" w:color="000000"/>
@@ -7151,6 +7253,7 @@
           </w:tcPr>
           <w:p>
             <w:pPr>
+              <w:pStyle w:val="Normal"/>
               <w:jc w:val="center"/>
               <w:pBdr>
                 <w:bottom w:val="none" w:sz="0" w:space="0" w:color="000000"/>
@@ -7205,6 +7308,7 @@
           </w:tcPr>
           <w:p>
             <w:pPr>
+              <w:pStyle w:val="Normal"/>
               <w:jc w:val="center"/>
               <w:pBdr>
                 <w:bottom w:val="none" w:sz="0" w:space="0" w:color="000000"/>
@@ -7259,6 +7363,7 @@
           </w:tcPr>
           <w:p>
             <w:pPr>
+              <w:pStyle w:val="Normal"/>
               <w:jc w:val="center"/>
               <w:pBdr>
                 <w:bottom w:val="none" w:sz="0" w:space="0" w:color="000000"/>
@@ -7299,26 +7404,26 @@
         <w:trPr>
           <w:trHeight w:val="270" w:hRule="exact"/>
         </w:trPr>
-        body25
-        <w:tc>
-          <w:tcPr>
-            <w:tcBorders>
-              <w:bottom w:val="none" w:sz="0" w:space="0" w:color="000000"/>
-              <w:top w:val="none" w:sz="0" w:space="0" w:color="000000"/>
-              <w:left w:val="none" w:sz="0" w:space="0" w:color="000000"/>
-              <w:right w:val="none" w:sz="0" w:space="0" w:color="000000"/>
-            </w:tcBorders>
-            <w:shd w:val="clear" w:color="auto" w:fill="FFFFFF"/>
-            <w:tcMar>
-              <w:top w:w="0" w:type="dxa"/>
-              <w:bottom w:w="0" w:type="dxa"/>
-              <w:left w:w="0" w:type="dxa"/>
-              <w:right w:w="0" w:type="dxa"/>
-            </w:tcMar>
-            <w:vAlign w:val="center"/>
-          </w:tcPr>
-          <w:p>
-            <w:pPr>
+        <w:tc>
+          <w:tcPr>
+            <w:tcBorders>
+              <w:bottom w:val="none" w:sz="0" w:space="0" w:color="000000"/>
+              <w:top w:val="none" w:sz="0" w:space="0" w:color="000000"/>
+              <w:left w:val="none" w:sz="0" w:space="0" w:color="000000"/>
+              <w:right w:val="none" w:sz="0" w:space="0" w:color="000000"/>
+            </w:tcBorders>
+            <w:shd w:val="clear" w:color="auto" w:fill="FFFFFF"/>
+            <w:tcMar>
+              <w:top w:w="0" w:type="dxa"/>
+              <w:bottom w:w="0" w:type="dxa"/>
+              <w:left w:w="0" w:type="dxa"/>
+              <w:right w:w="0" w:type="dxa"/>
+            </w:tcMar>
+            <w:vAlign w:val="center"/>
+          </w:tcPr>
+          <w:p>
+            <w:pPr>
+              <w:pStyle w:val="Normal"/>
               <w:jc w:val="left"/>
               <w:pBdr>
                 <w:bottom w:val="none" w:sz="0" w:space="0" w:color="000000"/>
@@ -7373,6 +7478,7 @@
           </w:tcPr>
           <w:p>
             <w:pPr>
+              <w:pStyle w:val="Normal"/>
               <w:jc w:val="center"/>
               <w:pBdr>
                 <w:bottom w:val="none" w:sz="0" w:space="0" w:color="000000"/>
@@ -7427,6 +7533,7 @@
           </w:tcPr>
           <w:p>
             <w:pPr>
+              <w:pStyle w:val="Normal"/>
               <w:jc w:val="center"/>
               <w:pBdr>
                 <w:bottom w:val="none" w:sz="0" w:space="0" w:color="000000"/>
@@ -7481,6 +7588,7 @@
           </w:tcPr>
           <w:p>
             <w:pPr>
+              <w:pStyle w:val="Normal"/>
               <w:jc w:val="center"/>
               <w:pBdr>
                 <w:bottom w:val="none" w:sz="0" w:space="0" w:color="000000"/>
@@ -7535,6 +7643,7 @@
           </w:tcPr>
           <w:p>
             <w:pPr>
+              <w:pStyle w:val="Normal"/>
               <w:jc w:val="center"/>
               <w:pBdr>
                 <w:bottom w:val="none" w:sz="0" w:space="0" w:color="000000"/>
@@ -7589,6 +7698,7 @@
           </w:tcPr>
           <w:p>
             <w:pPr>
+              <w:pStyle w:val="Normal"/>
               <w:jc w:val="center"/>
               <w:pBdr>
                 <w:bottom w:val="none" w:sz="0" w:space="0" w:color="000000"/>

--- a/development/run-vignette/tables/Tern_3_group.docx
+++ b/development/run-vignette/tables/Tern_3_group.docx
@@ -21,6 +21,7 @@
           <w:trHeight w:val="713" w:hRule="auto"/>
           <w:tblHeader/>
         </w:trPr>
+        header 1
         <w:tc>
           <w:tcPr>
             <w:tcBorders>
@@ -40,7 +41,6 @@
           </w:tcPr>
           <w:p>
             <w:pPr>
-              <w:pStyle w:val="Normal"/>
               <w:jc w:val="left"/>
               <w:pBdr>
                 <w:bottom w:val="none" w:sz="0" w:space="0" w:color="000000"/>
@@ -95,7 +95,6 @@
           </w:tcPr>
           <w:p>
             <w:pPr>
-              <w:pStyle w:val="Normal"/>
               <w:jc w:val="center"/>
               <w:pBdr>
                 <w:bottom w:val="none" w:sz="0" w:space="0" w:color="000000"/>
@@ -176,7 +175,6 @@
           </w:tcPr>
           <w:p>
             <w:pPr>
-              <w:pStyle w:val="Normal"/>
               <w:jc w:val="center"/>
               <w:pBdr>
                 <w:bottom w:val="none" w:sz="0" w:space="0" w:color="000000"/>
@@ -257,7 +255,6 @@
           </w:tcPr>
           <w:p>
             <w:pPr>
-              <w:pStyle w:val="Normal"/>
               <w:jc w:val="center"/>
               <w:pBdr>
                 <w:bottom w:val="none" w:sz="0" w:space="0" w:color="000000"/>
@@ -338,7 +335,6 @@
           </w:tcPr>
           <w:p>
             <w:pPr>
-              <w:pStyle w:val="Normal"/>
               <w:jc w:val="center"/>
               <w:pBdr>
                 <w:bottom w:val="none" w:sz="0" w:space="0" w:color="000000"/>
@@ -419,7 +415,6 @@
           </w:tcPr>
           <w:p>
             <w:pPr>
-              <w:pStyle w:val="Normal"/>
               <w:jc w:val="center"/>
               <w:pBdr>
                 <w:bottom w:val="none" w:sz="0" w:space="0" w:color="000000"/>
@@ -460,6 +455,7 @@
         <w:trPr>
           <w:trHeight w:val="369" w:hRule="exact"/>
         </w:trPr>
+        body 1
         <w:tc>
           <w:tcPr>
             <w:gridSpan w:val="6"/>
@@ -480,7 +476,6 @@
           </w:tcPr>
           <w:p>
             <w:pPr>
-              <w:pStyle w:val="Normal"/>
               <w:jc w:val="left"/>
               <w:pBdr>
                 <w:bottom w:val="none" w:sz="0" w:space="0" w:color="000000"/>
@@ -521,6 +516,7 @@
         <w:trPr>
           <w:trHeight w:val="270" w:hRule="exact"/>
         </w:trPr>
+        body 2
         <w:tc>
           <w:tcPr>
             <w:tcBorders>
@@ -540,7 +536,6 @@
           </w:tcPr>
           <w:p>
             <w:pPr>
-              <w:pStyle w:val="Normal"/>
               <w:jc w:val="left"/>
               <w:pBdr>
                 <w:bottom w:val="none" w:sz="0" w:space="0" w:color="000000"/>
@@ -595,7 +590,6 @@
           </w:tcPr>
           <w:p>
             <w:pPr>
-              <w:pStyle w:val="Normal"/>
               <w:jc w:val="center"/>
               <w:pBdr>
                 <w:bottom w:val="none" w:sz="0" w:space="0" w:color="000000"/>
@@ -650,7 +644,6 @@
           </w:tcPr>
           <w:p>
             <w:pPr>
-              <w:pStyle w:val="Normal"/>
               <w:jc w:val="center"/>
               <w:pBdr>
                 <w:bottom w:val="none" w:sz="0" w:space="0" w:color="000000"/>
@@ -705,7 +698,6 @@
           </w:tcPr>
           <w:p>
             <w:pPr>
-              <w:pStyle w:val="Normal"/>
               <w:jc w:val="center"/>
               <w:pBdr>
                 <w:bottom w:val="none" w:sz="0" w:space="0" w:color="000000"/>
@@ -760,7 +752,6 @@
           </w:tcPr>
           <w:p>
             <w:pPr>
-              <w:pStyle w:val="Normal"/>
               <w:jc w:val="center"/>
               <w:pBdr>
                 <w:bottom w:val="none" w:sz="0" w:space="0" w:color="000000"/>
@@ -815,7 +806,6 @@
           </w:tcPr>
           <w:p>
             <w:pPr>
-              <w:pStyle w:val="Normal"/>
               <w:jc w:val="center"/>
               <w:pBdr>
                 <w:bottom w:val="none" w:sz="0" w:space="0" w:color="000000"/>
@@ -856,26 +846,26 @@
         <w:trPr>
           <w:trHeight w:val="270" w:hRule="exact"/>
         </w:trPr>
-        <w:tc>
-          <w:tcPr>
-            <w:tcBorders>
-              <w:bottom w:val="none" w:sz="0" w:space="0" w:color="000000"/>
-              <w:top w:val="none" w:sz="0" w:space="0" w:color="000000"/>
-              <w:left w:val="none" w:sz="0" w:space="0" w:color="000000"/>
-              <w:right w:val="none" w:sz="0" w:space="0" w:color="000000"/>
-            </w:tcBorders>
-            <w:shd w:val="clear" w:color="auto" w:fill="FFFFFF"/>
-            <w:tcMar>
-              <w:top w:w="0" w:type="dxa"/>
-              <w:bottom w:w="0" w:type="dxa"/>
-              <w:left w:w="0" w:type="dxa"/>
-              <w:right w:w="0" w:type="dxa"/>
-            </w:tcMar>
-            <w:vAlign w:val="center"/>
-          </w:tcPr>
-          <w:p>
-            <w:pPr>
-              <w:pStyle w:val="Normal"/>
+        body 3
+        <w:tc>
+          <w:tcPr>
+            <w:tcBorders>
+              <w:bottom w:val="none" w:sz="0" w:space="0" w:color="000000"/>
+              <w:top w:val="none" w:sz="0" w:space="0" w:color="000000"/>
+              <w:left w:val="none" w:sz="0" w:space="0" w:color="000000"/>
+              <w:right w:val="none" w:sz="0" w:space="0" w:color="000000"/>
+            </w:tcBorders>
+            <w:shd w:val="clear" w:color="auto" w:fill="FFFFFF"/>
+            <w:tcMar>
+              <w:top w:w="0" w:type="dxa"/>
+              <w:bottom w:w="0" w:type="dxa"/>
+              <w:left w:w="0" w:type="dxa"/>
+              <w:right w:w="0" w:type="dxa"/>
+            </w:tcMar>
+            <w:vAlign w:val="center"/>
+          </w:tcPr>
+          <w:p>
+            <w:pPr>
               <w:jc w:val="left"/>
               <w:pBdr>
                 <w:bottom w:val="none" w:sz="0" w:space="0" w:color="000000"/>
@@ -930,7 +920,6 @@
           </w:tcPr>
           <w:p>
             <w:pPr>
-              <w:pStyle w:val="Normal"/>
               <w:jc w:val="center"/>
               <w:pBdr>
                 <w:bottom w:val="none" w:sz="0" w:space="0" w:color="000000"/>
@@ -985,7 +974,6 @@
           </w:tcPr>
           <w:p>
             <w:pPr>
-              <w:pStyle w:val="Normal"/>
               <w:jc w:val="center"/>
               <w:pBdr>
                 <w:bottom w:val="none" w:sz="0" w:space="0" w:color="000000"/>
@@ -1040,7 +1028,6 @@
           </w:tcPr>
           <w:p>
             <w:pPr>
-              <w:pStyle w:val="Normal"/>
               <w:jc w:val="center"/>
               <w:pBdr>
                 <w:bottom w:val="none" w:sz="0" w:space="0" w:color="000000"/>
@@ -1095,7 +1082,6 @@
           </w:tcPr>
           <w:p>
             <w:pPr>
-              <w:pStyle w:val="Normal"/>
               <w:jc w:val="center"/>
               <w:pBdr>
                 <w:bottom w:val="none" w:sz="0" w:space="0" w:color="000000"/>
@@ -1150,7 +1136,6 @@
           </w:tcPr>
           <w:p>
             <w:pPr>
-              <w:pStyle w:val="Normal"/>
               <w:jc w:val="center"/>
               <w:pBdr>
                 <w:bottom w:val="none" w:sz="0" w:space="0" w:color="000000"/>
@@ -1191,26 +1176,26 @@
         <w:trPr>
           <w:trHeight w:val="270" w:hRule="exact"/>
         </w:trPr>
-        <w:tc>
-          <w:tcPr>
-            <w:tcBorders>
-              <w:bottom w:val="none" w:sz="0" w:space="0" w:color="000000"/>
-              <w:top w:val="none" w:sz="0" w:space="0" w:color="000000"/>
-              <w:left w:val="none" w:sz="0" w:space="0" w:color="000000"/>
-              <w:right w:val="none" w:sz="0" w:space="0" w:color="000000"/>
-            </w:tcBorders>
-            <w:shd w:val="clear" w:color="auto" w:fill="FFFFFF"/>
-            <w:tcMar>
-              <w:top w:w="0" w:type="dxa"/>
-              <w:bottom w:w="0" w:type="dxa"/>
-              <w:left w:w="0" w:type="dxa"/>
-              <w:right w:w="0" w:type="dxa"/>
-            </w:tcMar>
-            <w:vAlign w:val="center"/>
-          </w:tcPr>
-          <w:p>
-            <w:pPr>
-              <w:pStyle w:val="Normal"/>
+        body 4
+        <w:tc>
+          <w:tcPr>
+            <w:tcBorders>
+              <w:bottom w:val="none" w:sz="0" w:space="0" w:color="000000"/>
+              <w:top w:val="none" w:sz="0" w:space="0" w:color="000000"/>
+              <w:left w:val="none" w:sz="0" w:space="0" w:color="000000"/>
+              <w:right w:val="none" w:sz="0" w:space="0" w:color="000000"/>
+            </w:tcBorders>
+            <w:shd w:val="clear" w:color="auto" w:fill="FFFFFF"/>
+            <w:tcMar>
+              <w:top w:w="0" w:type="dxa"/>
+              <w:bottom w:w="0" w:type="dxa"/>
+              <w:left w:w="0" w:type="dxa"/>
+              <w:right w:w="0" w:type="dxa"/>
+            </w:tcMar>
+            <w:vAlign w:val="center"/>
+          </w:tcPr>
+          <w:p>
+            <w:pPr>
               <w:jc w:val="left"/>
               <w:pBdr>
                 <w:bottom w:val="none" w:sz="0" w:space="0" w:color="000000"/>
@@ -1265,7 +1250,6 @@
           </w:tcPr>
           <w:p>
             <w:pPr>
-              <w:pStyle w:val="Normal"/>
               <w:jc w:val="center"/>
               <w:pBdr>
                 <w:bottom w:val="none" w:sz="0" w:space="0" w:color="000000"/>
@@ -1320,7 +1304,6 @@
           </w:tcPr>
           <w:p>
             <w:pPr>
-              <w:pStyle w:val="Normal"/>
               <w:jc w:val="center"/>
               <w:pBdr>
                 <w:bottom w:val="none" w:sz="0" w:space="0" w:color="000000"/>
@@ -1375,7 +1358,6 @@
           </w:tcPr>
           <w:p>
             <w:pPr>
-              <w:pStyle w:val="Normal"/>
               <w:jc w:val="center"/>
               <w:pBdr>
                 <w:bottom w:val="none" w:sz="0" w:space="0" w:color="000000"/>
@@ -1430,7 +1412,6 @@
           </w:tcPr>
           <w:p>
             <w:pPr>
-              <w:pStyle w:val="Normal"/>
               <w:jc w:val="center"/>
               <w:pBdr>
                 <w:bottom w:val="none" w:sz="0" w:space="0" w:color="000000"/>
@@ -1485,7 +1466,6 @@
           </w:tcPr>
           <w:p>
             <w:pPr>
-              <w:pStyle w:val="Normal"/>
               <w:jc w:val="center"/>
               <w:pBdr>
                 <w:bottom w:val="none" w:sz="0" w:space="0" w:color="000000"/>
@@ -1526,26 +1506,26 @@
         <w:trPr>
           <w:trHeight w:val="270" w:hRule="exact"/>
         </w:trPr>
-        <w:tc>
-          <w:tcPr>
-            <w:tcBorders>
-              <w:bottom w:val="none" w:sz="0" w:space="0" w:color="000000"/>
-              <w:top w:val="none" w:sz="0" w:space="0" w:color="000000"/>
-              <w:left w:val="none" w:sz="0" w:space="0" w:color="000000"/>
-              <w:right w:val="none" w:sz="0" w:space="0" w:color="000000"/>
-            </w:tcBorders>
-            <w:shd w:val="clear" w:color="auto" w:fill="FFFFFF"/>
-            <w:tcMar>
-              <w:top w:w="0" w:type="dxa"/>
-              <w:bottom w:w="0" w:type="dxa"/>
-              <w:left w:w="0" w:type="dxa"/>
-              <w:right w:w="0" w:type="dxa"/>
-            </w:tcMar>
-            <w:vAlign w:val="center"/>
-          </w:tcPr>
-          <w:p>
-            <w:pPr>
-              <w:pStyle w:val="Normal"/>
+        body 5
+        <w:tc>
+          <w:tcPr>
+            <w:tcBorders>
+              <w:bottom w:val="none" w:sz="0" w:space="0" w:color="000000"/>
+              <w:top w:val="none" w:sz="0" w:space="0" w:color="000000"/>
+              <w:left w:val="none" w:sz="0" w:space="0" w:color="000000"/>
+              <w:right w:val="none" w:sz="0" w:space="0" w:color="000000"/>
+            </w:tcBorders>
+            <w:shd w:val="clear" w:color="auto" w:fill="FFFFFF"/>
+            <w:tcMar>
+              <w:top w:w="0" w:type="dxa"/>
+              <w:bottom w:w="0" w:type="dxa"/>
+              <w:left w:w="0" w:type="dxa"/>
+              <w:right w:w="0" w:type="dxa"/>
+            </w:tcMar>
+            <w:vAlign w:val="center"/>
+          </w:tcPr>
+          <w:p>
+            <w:pPr>
               <w:jc w:val="left"/>
               <w:pBdr>
                 <w:bottom w:val="none" w:sz="0" w:space="0" w:color="000000"/>
@@ -1600,7 +1580,6 @@
           </w:tcPr>
           <w:p>
             <w:pPr>
-              <w:pStyle w:val="Normal"/>
               <w:jc w:val="center"/>
               <w:pBdr>
                 <w:bottom w:val="none" w:sz="0" w:space="0" w:color="000000"/>
@@ -1655,7 +1634,6 @@
           </w:tcPr>
           <w:p>
             <w:pPr>
-              <w:pStyle w:val="Normal"/>
               <w:jc w:val="center"/>
               <w:pBdr>
                 <w:bottom w:val="none" w:sz="0" w:space="0" w:color="000000"/>
@@ -1710,7 +1688,6 @@
           </w:tcPr>
           <w:p>
             <w:pPr>
-              <w:pStyle w:val="Normal"/>
               <w:jc w:val="center"/>
               <w:pBdr>
                 <w:bottom w:val="none" w:sz="0" w:space="0" w:color="000000"/>
@@ -1765,7 +1742,6 @@
           </w:tcPr>
           <w:p>
             <w:pPr>
-              <w:pStyle w:val="Normal"/>
               <w:jc w:val="center"/>
               <w:pBdr>
                 <w:bottom w:val="none" w:sz="0" w:space="0" w:color="000000"/>
@@ -1820,7 +1796,6 @@
           </w:tcPr>
           <w:p>
             <w:pPr>
-              <w:pStyle w:val="Normal"/>
               <w:jc w:val="center"/>
               <w:pBdr>
                 <w:bottom w:val="none" w:sz="0" w:space="0" w:color="000000"/>
@@ -1861,6 +1836,7 @@
         <w:trPr>
           <w:trHeight w:val="369" w:hRule="exact"/>
         </w:trPr>
+        body 6
         <w:tc>
           <w:tcPr>
             <w:gridSpan w:val="6"/>
@@ -1881,7 +1857,6 @@
           </w:tcPr>
           <w:p>
             <w:pPr>
-              <w:pStyle w:val="Normal"/>
               <w:jc w:val="left"/>
               <w:pBdr>
                 <w:bottom w:val="none" w:sz="0" w:space="0" w:color="000000"/>
@@ -1922,6 +1897,7 @@
         <w:trPr>
           <w:trHeight w:val="270" w:hRule="exact"/>
         </w:trPr>
+        body 7
         <w:tc>
           <w:tcPr>
             <w:tcBorders>
@@ -1941,7 +1917,6 @@
           </w:tcPr>
           <w:p>
             <w:pPr>
-              <w:pStyle w:val="Normal"/>
               <w:jc w:val="left"/>
               <w:pBdr>
                 <w:bottom w:val="none" w:sz="0" w:space="0" w:color="000000"/>
@@ -1996,7 +1971,6 @@
           </w:tcPr>
           <w:p>
             <w:pPr>
-              <w:pStyle w:val="Normal"/>
               <w:jc w:val="center"/>
               <w:pBdr>
                 <w:bottom w:val="none" w:sz="0" w:space="0" w:color="000000"/>
@@ -2051,7 +2025,6 @@
           </w:tcPr>
           <w:p>
             <w:pPr>
-              <w:pStyle w:val="Normal"/>
               <w:jc w:val="center"/>
               <w:pBdr>
                 <w:bottom w:val="none" w:sz="0" w:space="0" w:color="000000"/>
@@ -2106,7 +2079,6 @@
           </w:tcPr>
           <w:p>
             <w:pPr>
-              <w:pStyle w:val="Normal"/>
               <w:jc w:val="center"/>
               <w:pBdr>
                 <w:bottom w:val="none" w:sz="0" w:space="0" w:color="000000"/>
@@ -2161,7 +2133,6 @@
           </w:tcPr>
           <w:p>
             <w:pPr>
-              <w:pStyle w:val="Normal"/>
               <w:jc w:val="center"/>
               <w:pBdr>
                 <w:bottom w:val="none" w:sz="0" w:space="0" w:color="000000"/>
@@ -2216,7 +2187,6 @@
           </w:tcPr>
           <w:p>
             <w:pPr>
-              <w:pStyle w:val="Normal"/>
               <w:jc w:val="center"/>
               <w:pBdr>
                 <w:bottom w:val="none" w:sz="0" w:space="0" w:color="000000"/>
@@ -2257,26 +2227,26 @@
         <w:trPr>
           <w:trHeight w:val="270" w:hRule="exact"/>
         </w:trPr>
-        <w:tc>
-          <w:tcPr>
-            <w:tcBorders>
-              <w:bottom w:val="none" w:sz="0" w:space="0" w:color="000000"/>
-              <w:top w:val="none" w:sz="0" w:space="0" w:color="000000"/>
-              <w:left w:val="none" w:sz="0" w:space="0" w:color="000000"/>
-              <w:right w:val="none" w:sz="0" w:space="0" w:color="000000"/>
-            </w:tcBorders>
-            <w:shd w:val="clear" w:color="auto" w:fill="FFFFFF"/>
-            <w:tcMar>
-              <w:top w:w="0" w:type="dxa"/>
-              <w:bottom w:w="0" w:type="dxa"/>
-              <w:left w:w="0" w:type="dxa"/>
-              <w:right w:w="0" w:type="dxa"/>
-            </w:tcMar>
-            <w:vAlign w:val="center"/>
-          </w:tcPr>
-          <w:p>
-            <w:pPr>
-              <w:pStyle w:val="Normal"/>
+        body 8
+        <w:tc>
+          <w:tcPr>
+            <w:tcBorders>
+              <w:bottom w:val="none" w:sz="0" w:space="0" w:color="000000"/>
+              <w:top w:val="none" w:sz="0" w:space="0" w:color="000000"/>
+              <w:left w:val="none" w:sz="0" w:space="0" w:color="000000"/>
+              <w:right w:val="none" w:sz="0" w:space="0" w:color="000000"/>
+            </w:tcBorders>
+            <w:shd w:val="clear" w:color="auto" w:fill="FFFFFF"/>
+            <w:tcMar>
+              <w:top w:w="0" w:type="dxa"/>
+              <w:bottom w:w="0" w:type="dxa"/>
+              <w:left w:w="0" w:type="dxa"/>
+              <w:right w:w="0" w:type="dxa"/>
+            </w:tcMar>
+            <w:vAlign w:val="center"/>
+          </w:tcPr>
+          <w:p>
+            <w:pPr>
               <w:jc w:val="left"/>
               <w:pBdr>
                 <w:bottom w:val="none" w:sz="0" w:space="0" w:color="000000"/>
@@ -2331,7 +2301,6 @@
           </w:tcPr>
           <w:p>
             <w:pPr>
-              <w:pStyle w:val="Normal"/>
               <w:jc w:val="center"/>
               <w:pBdr>
                 <w:bottom w:val="none" w:sz="0" w:space="0" w:color="000000"/>
@@ -2386,7 +2355,6 @@
           </w:tcPr>
           <w:p>
             <w:pPr>
-              <w:pStyle w:val="Normal"/>
               <w:jc w:val="center"/>
               <w:pBdr>
                 <w:bottom w:val="none" w:sz="0" w:space="0" w:color="000000"/>
@@ -2441,7 +2409,6 @@
           </w:tcPr>
           <w:p>
             <w:pPr>
-              <w:pStyle w:val="Normal"/>
               <w:jc w:val="center"/>
               <w:pBdr>
                 <w:bottom w:val="none" w:sz="0" w:space="0" w:color="000000"/>
@@ -2496,7 +2463,6 @@
           </w:tcPr>
           <w:p>
             <w:pPr>
-              <w:pStyle w:val="Normal"/>
               <w:jc w:val="center"/>
               <w:pBdr>
                 <w:bottom w:val="none" w:sz="0" w:space="0" w:color="000000"/>
@@ -2551,7 +2517,6 @@
           </w:tcPr>
           <w:p>
             <w:pPr>
-              <w:pStyle w:val="Normal"/>
               <w:jc w:val="center"/>
               <w:pBdr>
                 <w:bottom w:val="none" w:sz="0" w:space="0" w:color="000000"/>
@@ -2592,6 +2557,7 @@
         <w:trPr>
           <w:trHeight w:val="369" w:hRule="exact"/>
         </w:trPr>
+        body 9
         <w:tc>
           <w:tcPr>
             <w:gridSpan w:val="6"/>
@@ -2612,7 +2578,6 @@
           </w:tcPr>
           <w:p>
             <w:pPr>
-              <w:pStyle w:val="Normal"/>
               <w:jc w:val="left"/>
               <w:pBdr>
                 <w:bottom w:val="none" w:sz="0" w:space="0" w:color="000000"/>
@@ -2653,6 +2618,7 @@
         <w:trPr>
           <w:trHeight w:val="270" w:hRule="exact"/>
         </w:trPr>
+        body10
         <w:tc>
           <w:tcPr>
             <w:tcBorders>
@@ -2672,7 +2638,6 @@
           </w:tcPr>
           <w:p>
             <w:pPr>
-              <w:pStyle w:val="Normal"/>
               <w:jc w:val="left"/>
               <w:pBdr>
                 <w:bottom w:val="none" w:sz="0" w:space="0" w:color="000000"/>
@@ -2727,7 +2692,6 @@
           </w:tcPr>
           <w:p>
             <w:pPr>
-              <w:pStyle w:val="Normal"/>
               <w:jc w:val="center"/>
               <w:pBdr>
                 <w:bottom w:val="none" w:sz="0" w:space="0" w:color="000000"/>
@@ -2782,7 +2746,6 @@
           </w:tcPr>
           <w:p>
             <w:pPr>
-              <w:pStyle w:val="Normal"/>
               <w:jc w:val="center"/>
               <w:pBdr>
                 <w:bottom w:val="none" w:sz="0" w:space="0" w:color="000000"/>
@@ -2837,7 +2800,6 @@
           </w:tcPr>
           <w:p>
             <w:pPr>
-              <w:pStyle w:val="Normal"/>
               <w:jc w:val="center"/>
               <w:pBdr>
                 <w:bottom w:val="none" w:sz="0" w:space="0" w:color="000000"/>
@@ -2892,7 +2854,6 @@
           </w:tcPr>
           <w:p>
             <w:pPr>
-              <w:pStyle w:val="Normal"/>
               <w:jc w:val="center"/>
               <w:pBdr>
                 <w:bottom w:val="none" w:sz="0" w:space="0" w:color="000000"/>
@@ -2947,7 +2908,6 @@
           </w:tcPr>
           <w:p>
             <w:pPr>
-              <w:pStyle w:val="Normal"/>
               <w:jc w:val="center"/>
               <w:pBdr>
                 <w:bottom w:val="none" w:sz="0" w:space="0" w:color="000000"/>
@@ -2988,26 +2948,26 @@
         <w:trPr>
           <w:trHeight w:val="270" w:hRule="exact"/>
         </w:trPr>
-        <w:tc>
-          <w:tcPr>
-            <w:tcBorders>
-              <w:bottom w:val="none" w:sz="0" w:space="0" w:color="000000"/>
-              <w:top w:val="none" w:sz="0" w:space="0" w:color="000000"/>
-              <w:left w:val="none" w:sz="0" w:space="0" w:color="000000"/>
-              <w:right w:val="none" w:sz="0" w:space="0" w:color="000000"/>
-            </w:tcBorders>
-            <w:shd w:val="clear" w:color="auto" w:fill="FFFFFF"/>
-            <w:tcMar>
-              <w:top w:w="0" w:type="dxa"/>
-              <w:bottom w:w="0" w:type="dxa"/>
-              <w:left w:w="0" w:type="dxa"/>
-              <w:right w:w="0" w:type="dxa"/>
-            </w:tcMar>
-            <w:vAlign w:val="center"/>
-          </w:tcPr>
-          <w:p>
-            <w:pPr>
-              <w:pStyle w:val="Normal"/>
+        body11
+        <w:tc>
+          <w:tcPr>
+            <w:tcBorders>
+              <w:bottom w:val="none" w:sz="0" w:space="0" w:color="000000"/>
+              <w:top w:val="none" w:sz="0" w:space="0" w:color="000000"/>
+              <w:left w:val="none" w:sz="0" w:space="0" w:color="000000"/>
+              <w:right w:val="none" w:sz="0" w:space="0" w:color="000000"/>
+            </w:tcBorders>
+            <w:shd w:val="clear" w:color="auto" w:fill="FFFFFF"/>
+            <w:tcMar>
+              <w:top w:w="0" w:type="dxa"/>
+              <w:bottom w:w="0" w:type="dxa"/>
+              <w:left w:w="0" w:type="dxa"/>
+              <w:right w:w="0" w:type="dxa"/>
+            </w:tcMar>
+            <w:vAlign w:val="center"/>
+          </w:tcPr>
+          <w:p>
+            <w:pPr>
               <w:jc w:val="left"/>
               <w:pBdr>
                 <w:bottom w:val="none" w:sz="0" w:space="0" w:color="000000"/>
@@ -3062,7 +3022,6 @@
           </w:tcPr>
           <w:p>
             <w:pPr>
-              <w:pStyle w:val="Normal"/>
               <w:jc w:val="center"/>
               <w:pBdr>
                 <w:bottom w:val="none" w:sz="0" w:space="0" w:color="000000"/>
@@ -3117,7 +3076,6 @@
           </w:tcPr>
           <w:p>
             <w:pPr>
-              <w:pStyle w:val="Normal"/>
               <w:jc w:val="center"/>
               <w:pBdr>
                 <w:bottom w:val="none" w:sz="0" w:space="0" w:color="000000"/>
@@ -3172,7 +3130,6 @@
           </w:tcPr>
           <w:p>
             <w:pPr>
-              <w:pStyle w:val="Normal"/>
               <w:jc w:val="center"/>
               <w:pBdr>
                 <w:bottom w:val="none" w:sz="0" w:space="0" w:color="000000"/>
@@ -3227,7 +3184,6 @@
           </w:tcPr>
           <w:p>
             <w:pPr>
-              <w:pStyle w:val="Normal"/>
               <w:jc w:val="center"/>
               <w:pBdr>
                 <w:bottom w:val="none" w:sz="0" w:space="0" w:color="000000"/>
@@ -3282,7 +3238,6 @@
           </w:tcPr>
           <w:p>
             <w:pPr>
-              <w:pStyle w:val="Normal"/>
               <w:jc w:val="center"/>
               <w:pBdr>
                 <w:bottom w:val="none" w:sz="0" w:space="0" w:color="000000"/>
@@ -3323,26 +3278,26 @@
         <w:trPr>
           <w:trHeight w:val="270" w:hRule="exact"/>
         </w:trPr>
-        <w:tc>
-          <w:tcPr>
-            <w:tcBorders>
-              <w:bottom w:val="none" w:sz="0" w:space="0" w:color="000000"/>
-              <w:top w:val="none" w:sz="0" w:space="0" w:color="000000"/>
-              <w:left w:val="none" w:sz="0" w:space="0" w:color="000000"/>
-              <w:right w:val="none" w:sz="0" w:space="0" w:color="000000"/>
-            </w:tcBorders>
-            <w:shd w:val="clear" w:color="auto" w:fill="FFFFFF"/>
-            <w:tcMar>
-              <w:top w:w="0" w:type="dxa"/>
-              <w:bottom w:w="0" w:type="dxa"/>
-              <w:left w:w="0" w:type="dxa"/>
-              <w:right w:w="0" w:type="dxa"/>
-            </w:tcMar>
-            <w:vAlign w:val="center"/>
-          </w:tcPr>
-          <w:p>
-            <w:pPr>
-              <w:pStyle w:val="Normal"/>
+        body12
+        <w:tc>
+          <w:tcPr>
+            <w:tcBorders>
+              <w:bottom w:val="none" w:sz="0" w:space="0" w:color="000000"/>
+              <w:top w:val="none" w:sz="0" w:space="0" w:color="000000"/>
+              <w:left w:val="none" w:sz="0" w:space="0" w:color="000000"/>
+              <w:right w:val="none" w:sz="0" w:space="0" w:color="000000"/>
+            </w:tcBorders>
+            <w:shd w:val="clear" w:color="auto" w:fill="FFFFFF"/>
+            <w:tcMar>
+              <w:top w:w="0" w:type="dxa"/>
+              <w:bottom w:w="0" w:type="dxa"/>
+              <w:left w:w="0" w:type="dxa"/>
+              <w:right w:w="0" w:type="dxa"/>
+            </w:tcMar>
+            <w:vAlign w:val="center"/>
+          </w:tcPr>
+          <w:p>
+            <w:pPr>
               <w:jc w:val="left"/>
               <w:pBdr>
                 <w:bottom w:val="none" w:sz="0" w:space="0" w:color="000000"/>
@@ -3397,7 +3352,6 @@
           </w:tcPr>
           <w:p>
             <w:pPr>
-              <w:pStyle w:val="Normal"/>
               <w:jc w:val="center"/>
               <w:pBdr>
                 <w:bottom w:val="none" w:sz="0" w:space="0" w:color="000000"/>
@@ -3452,7 +3406,6 @@
           </w:tcPr>
           <w:p>
             <w:pPr>
-              <w:pStyle w:val="Normal"/>
               <w:jc w:val="center"/>
               <w:pBdr>
                 <w:bottom w:val="none" w:sz="0" w:space="0" w:color="000000"/>
@@ -3507,7 +3460,6 @@
           </w:tcPr>
           <w:p>
             <w:pPr>
-              <w:pStyle w:val="Normal"/>
               <w:jc w:val="center"/>
               <w:pBdr>
                 <w:bottom w:val="none" w:sz="0" w:space="0" w:color="000000"/>
@@ -3562,7 +3514,6 @@
           </w:tcPr>
           <w:p>
             <w:pPr>
-              <w:pStyle w:val="Normal"/>
               <w:jc w:val="center"/>
               <w:pBdr>
                 <w:bottom w:val="none" w:sz="0" w:space="0" w:color="000000"/>
@@ -3617,7 +3568,6 @@
           </w:tcPr>
           <w:p>
             <w:pPr>
-              <w:pStyle w:val="Normal"/>
               <w:jc w:val="center"/>
               <w:pBdr>
                 <w:bottom w:val="none" w:sz="0" w:space="0" w:color="000000"/>
@@ -3658,26 +3608,26 @@
         <w:trPr>
           <w:trHeight w:val="270" w:hRule="exact"/>
         </w:trPr>
-        <w:tc>
-          <w:tcPr>
-            <w:tcBorders>
-              <w:bottom w:val="none" w:sz="0" w:space="0" w:color="000000"/>
-              <w:top w:val="none" w:sz="0" w:space="0" w:color="000000"/>
-              <w:left w:val="none" w:sz="0" w:space="0" w:color="000000"/>
-              <w:right w:val="none" w:sz="0" w:space="0" w:color="000000"/>
-            </w:tcBorders>
-            <w:shd w:val="clear" w:color="auto" w:fill="FFFFFF"/>
-            <w:tcMar>
-              <w:top w:w="0" w:type="dxa"/>
-              <w:bottom w:w="0" w:type="dxa"/>
-              <w:left w:w="0" w:type="dxa"/>
-              <w:right w:w="0" w:type="dxa"/>
-            </w:tcMar>
-            <w:vAlign w:val="center"/>
-          </w:tcPr>
-          <w:p>
-            <w:pPr>
-              <w:pStyle w:val="Normal"/>
+        body13
+        <w:tc>
+          <w:tcPr>
+            <w:tcBorders>
+              <w:bottom w:val="none" w:sz="0" w:space="0" w:color="000000"/>
+              <w:top w:val="none" w:sz="0" w:space="0" w:color="000000"/>
+              <w:left w:val="none" w:sz="0" w:space="0" w:color="000000"/>
+              <w:right w:val="none" w:sz="0" w:space="0" w:color="000000"/>
+            </w:tcBorders>
+            <w:shd w:val="clear" w:color="auto" w:fill="FFFFFF"/>
+            <w:tcMar>
+              <w:top w:w="0" w:type="dxa"/>
+              <w:bottom w:w="0" w:type="dxa"/>
+              <w:left w:w="0" w:type="dxa"/>
+              <w:right w:w="0" w:type="dxa"/>
+            </w:tcMar>
+            <w:vAlign w:val="center"/>
+          </w:tcPr>
+          <w:p>
+            <w:pPr>
               <w:jc w:val="left"/>
               <w:pBdr>
                 <w:bottom w:val="none" w:sz="0" w:space="0" w:color="000000"/>
@@ -3732,7 +3682,6 @@
           </w:tcPr>
           <w:p>
             <w:pPr>
-              <w:pStyle w:val="Normal"/>
               <w:jc w:val="center"/>
               <w:pBdr>
                 <w:bottom w:val="none" w:sz="0" w:space="0" w:color="000000"/>
@@ -3787,7 +3736,6 @@
           </w:tcPr>
           <w:p>
             <w:pPr>
-              <w:pStyle w:val="Normal"/>
               <w:jc w:val="center"/>
               <w:pBdr>
                 <w:bottom w:val="none" w:sz="0" w:space="0" w:color="000000"/>
@@ -3842,7 +3790,6 @@
           </w:tcPr>
           <w:p>
             <w:pPr>
-              <w:pStyle w:val="Normal"/>
               <w:jc w:val="center"/>
               <w:pBdr>
                 <w:bottom w:val="none" w:sz="0" w:space="0" w:color="000000"/>
@@ -3897,7 +3844,6 @@
           </w:tcPr>
           <w:p>
             <w:pPr>
-              <w:pStyle w:val="Normal"/>
               <w:jc w:val="center"/>
               <w:pBdr>
                 <w:bottom w:val="none" w:sz="0" w:space="0" w:color="000000"/>
@@ -3952,7 +3898,6 @@
           </w:tcPr>
           <w:p>
             <w:pPr>
-              <w:pStyle w:val="Normal"/>
               <w:jc w:val="center"/>
               <w:pBdr>
                 <w:bottom w:val="none" w:sz="0" w:space="0" w:color="000000"/>
@@ -3993,26 +3938,26 @@
         <w:trPr>
           <w:trHeight w:val="270" w:hRule="exact"/>
         </w:trPr>
-        <w:tc>
-          <w:tcPr>
-            <w:tcBorders>
-              <w:bottom w:val="none" w:sz="0" w:space="0" w:color="000000"/>
-              <w:top w:val="none" w:sz="0" w:space="0" w:color="000000"/>
-              <w:left w:val="none" w:sz="0" w:space="0" w:color="000000"/>
-              <w:right w:val="none" w:sz="0" w:space="0" w:color="000000"/>
-            </w:tcBorders>
-            <w:shd w:val="clear" w:color="auto" w:fill="FFFFFF"/>
-            <w:tcMar>
-              <w:top w:w="0" w:type="dxa"/>
-              <w:bottom w:w="0" w:type="dxa"/>
-              <w:left w:w="0" w:type="dxa"/>
-              <w:right w:w="0" w:type="dxa"/>
-            </w:tcMar>
-            <w:vAlign w:val="center"/>
-          </w:tcPr>
-          <w:p>
-            <w:pPr>
-              <w:pStyle w:val="Normal"/>
+        body14
+        <w:tc>
+          <w:tcPr>
+            <w:tcBorders>
+              <w:bottom w:val="none" w:sz="0" w:space="0" w:color="000000"/>
+              <w:top w:val="none" w:sz="0" w:space="0" w:color="000000"/>
+              <w:left w:val="none" w:sz="0" w:space="0" w:color="000000"/>
+              <w:right w:val="none" w:sz="0" w:space="0" w:color="000000"/>
+            </w:tcBorders>
+            <w:shd w:val="clear" w:color="auto" w:fill="FFFFFF"/>
+            <w:tcMar>
+              <w:top w:w="0" w:type="dxa"/>
+              <w:bottom w:w="0" w:type="dxa"/>
+              <w:left w:w="0" w:type="dxa"/>
+              <w:right w:w="0" w:type="dxa"/>
+            </w:tcMar>
+            <w:vAlign w:val="center"/>
+          </w:tcPr>
+          <w:p>
+            <w:pPr>
               <w:jc w:val="left"/>
               <w:pBdr>
                 <w:bottom w:val="none" w:sz="0" w:space="0" w:color="000000"/>
@@ -4067,7 +4012,6 @@
           </w:tcPr>
           <w:p>
             <w:pPr>
-              <w:pStyle w:val="Normal"/>
               <w:jc w:val="center"/>
               <w:pBdr>
                 <w:bottom w:val="none" w:sz="0" w:space="0" w:color="000000"/>
@@ -4122,7 +4066,6 @@
           </w:tcPr>
           <w:p>
             <w:pPr>
-              <w:pStyle w:val="Normal"/>
               <w:jc w:val="center"/>
               <w:pBdr>
                 <w:bottom w:val="none" w:sz="0" w:space="0" w:color="000000"/>
@@ -4177,7 +4120,6 @@
           </w:tcPr>
           <w:p>
             <w:pPr>
-              <w:pStyle w:val="Normal"/>
               <w:jc w:val="center"/>
               <w:pBdr>
                 <w:bottom w:val="none" w:sz="0" w:space="0" w:color="000000"/>
@@ -4232,7 +4174,6 @@
           </w:tcPr>
           <w:p>
             <w:pPr>
-              <w:pStyle w:val="Normal"/>
               <w:jc w:val="center"/>
               <w:pBdr>
                 <w:bottom w:val="none" w:sz="0" w:space="0" w:color="000000"/>
@@ -4287,7 +4228,6 @@
           </w:tcPr>
           <w:p>
             <w:pPr>
-              <w:pStyle w:val="Normal"/>
               <w:jc w:val="center"/>
               <w:pBdr>
                 <w:bottom w:val="none" w:sz="0" w:space="0" w:color="000000"/>
@@ -4328,26 +4268,26 @@
         <w:trPr>
           <w:trHeight w:val="270" w:hRule="exact"/>
         </w:trPr>
-        <w:tc>
-          <w:tcPr>
-            <w:tcBorders>
-              <w:bottom w:val="none" w:sz="0" w:space="0" w:color="000000"/>
-              <w:top w:val="none" w:sz="0" w:space="0" w:color="000000"/>
-              <w:left w:val="none" w:sz="0" w:space="0" w:color="000000"/>
-              <w:right w:val="none" w:sz="0" w:space="0" w:color="000000"/>
-            </w:tcBorders>
-            <w:shd w:val="clear" w:color="auto" w:fill="FFFFFF"/>
-            <w:tcMar>
-              <w:top w:w="0" w:type="dxa"/>
-              <w:bottom w:w="0" w:type="dxa"/>
-              <w:left w:w="0" w:type="dxa"/>
-              <w:right w:w="0" w:type="dxa"/>
-            </w:tcMar>
-            <w:vAlign w:val="center"/>
-          </w:tcPr>
-          <w:p>
-            <w:pPr>
-              <w:pStyle w:val="Normal"/>
+        body15
+        <w:tc>
+          <w:tcPr>
+            <w:tcBorders>
+              <w:bottom w:val="none" w:sz="0" w:space="0" w:color="000000"/>
+              <w:top w:val="none" w:sz="0" w:space="0" w:color="000000"/>
+              <w:left w:val="none" w:sz="0" w:space="0" w:color="000000"/>
+              <w:right w:val="none" w:sz="0" w:space="0" w:color="000000"/>
+            </w:tcBorders>
+            <w:shd w:val="clear" w:color="auto" w:fill="FFFFFF"/>
+            <w:tcMar>
+              <w:top w:w="0" w:type="dxa"/>
+              <w:bottom w:w="0" w:type="dxa"/>
+              <w:left w:w="0" w:type="dxa"/>
+              <w:right w:w="0" w:type="dxa"/>
+            </w:tcMar>
+            <w:vAlign w:val="center"/>
+          </w:tcPr>
+          <w:p>
+            <w:pPr>
               <w:jc w:val="left"/>
               <w:pBdr>
                 <w:bottom w:val="none" w:sz="0" w:space="0" w:color="000000"/>
@@ -4402,7 +4342,6 @@
           </w:tcPr>
           <w:p>
             <w:pPr>
-              <w:pStyle w:val="Normal"/>
               <w:jc w:val="center"/>
               <w:pBdr>
                 <w:bottom w:val="none" w:sz="0" w:space="0" w:color="000000"/>
@@ -4457,7 +4396,6 @@
           </w:tcPr>
           <w:p>
             <w:pPr>
-              <w:pStyle w:val="Normal"/>
               <w:jc w:val="center"/>
               <w:pBdr>
                 <w:bottom w:val="none" w:sz="0" w:space="0" w:color="000000"/>
@@ -4512,7 +4450,6 @@
           </w:tcPr>
           <w:p>
             <w:pPr>
-              <w:pStyle w:val="Normal"/>
               <w:jc w:val="center"/>
               <w:pBdr>
                 <w:bottom w:val="none" w:sz="0" w:space="0" w:color="000000"/>
@@ -4567,7 +4504,6 @@
           </w:tcPr>
           <w:p>
             <w:pPr>
-              <w:pStyle w:val="Normal"/>
               <w:jc w:val="center"/>
               <w:pBdr>
                 <w:bottom w:val="none" w:sz="0" w:space="0" w:color="000000"/>
@@ -4622,7 +4558,6 @@
           </w:tcPr>
           <w:p>
             <w:pPr>
-              <w:pStyle w:val="Normal"/>
               <w:jc w:val="center"/>
               <w:pBdr>
                 <w:bottom w:val="none" w:sz="0" w:space="0" w:color="000000"/>
@@ -4663,26 +4598,26 @@
         <w:trPr>
           <w:trHeight w:val="270" w:hRule="exact"/>
         </w:trPr>
-        <w:tc>
-          <w:tcPr>
-            <w:tcBorders>
-              <w:bottom w:val="none" w:sz="0" w:space="0" w:color="000000"/>
-              <w:top w:val="none" w:sz="0" w:space="0" w:color="000000"/>
-              <w:left w:val="none" w:sz="0" w:space="0" w:color="000000"/>
-              <w:right w:val="none" w:sz="0" w:space="0" w:color="000000"/>
-            </w:tcBorders>
-            <w:shd w:val="clear" w:color="auto" w:fill="FFFFFF"/>
-            <w:tcMar>
-              <w:top w:w="0" w:type="dxa"/>
-              <w:bottom w:w="0" w:type="dxa"/>
-              <w:left w:w="0" w:type="dxa"/>
-              <w:right w:w="0" w:type="dxa"/>
-            </w:tcMar>
-            <w:vAlign w:val="center"/>
-          </w:tcPr>
-          <w:p>
-            <w:pPr>
-              <w:pStyle w:val="Normal"/>
+        body16
+        <w:tc>
+          <w:tcPr>
+            <w:tcBorders>
+              <w:bottom w:val="none" w:sz="0" w:space="0" w:color="000000"/>
+              <w:top w:val="none" w:sz="0" w:space="0" w:color="000000"/>
+              <w:left w:val="none" w:sz="0" w:space="0" w:color="000000"/>
+              <w:right w:val="none" w:sz="0" w:space="0" w:color="000000"/>
+            </w:tcBorders>
+            <w:shd w:val="clear" w:color="auto" w:fill="FFFFFF"/>
+            <w:tcMar>
+              <w:top w:w="0" w:type="dxa"/>
+              <w:bottom w:w="0" w:type="dxa"/>
+              <w:left w:w="0" w:type="dxa"/>
+              <w:right w:w="0" w:type="dxa"/>
+            </w:tcMar>
+            <w:vAlign w:val="center"/>
+          </w:tcPr>
+          <w:p>
+            <w:pPr>
               <w:jc w:val="left"/>
               <w:pBdr>
                 <w:bottom w:val="none" w:sz="0" w:space="0" w:color="000000"/>
@@ -4737,7 +4672,6 @@
           </w:tcPr>
           <w:p>
             <w:pPr>
-              <w:pStyle w:val="Normal"/>
               <w:jc w:val="center"/>
               <w:pBdr>
                 <w:bottom w:val="none" w:sz="0" w:space="0" w:color="000000"/>
@@ -4792,7 +4726,6 @@
           </w:tcPr>
           <w:p>
             <w:pPr>
-              <w:pStyle w:val="Normal"/>
               <w:jc w:val="center"/>
               <w:pBdr>
                 <w:bottom w:val="none" w:sz="0" w:space="0" w:color="000000"/>
@@ -4847,7 +4780,6 @@
           </w:tcPr>
           <w:p>
             <w:pPr>
-              <w:pStyle w:val="Normal"/>
               <w:jc w:val="center"/>
               <w:pBdr>
                 <w:bottom w:val="none" w:sz="0" w:space="0" w:color="000000"/>
@@ -4902,7 +4834,6 @@
           </w:tcPr>
           <w:p>
             <w:pPr>
-              <w:pStyle w:val="Normal"/>
               <w:jc w:val="center"/>
               <w:pBdr>
                 <w:bottom w:val="none" w:sz="0" w:space="0" w:color="000000"/>
@@ -4957,7 +4888,6 @@
           </w:tcPr>
           <w:p>
             <w:pPr>
-              <w:pStyle w:val="Normal"/>
               <w:jc w:val="center"/>
               <w:pBdr>
                 <w:bottom w:val="none" w:sz="0" w:space="0" w:color="000000"/>
@@ -4998,26 +4928,26 @@
         <w:trPr>
           <w:trHeight w:val="270" w:hRule="exact"/>
         </w:trPr>
-        <w:tc>
-          <w:tcPr>
-            <w:tcBorders>
-              <w:bottom w:val="none" w:sz="0" w:space="0" w:color="000000"/>
-              <w:top w:val="none" w:sz="0" w:space="0" w:color="000000"/>
-              <w:left w:val="none" w:sz="0" w:space="0" w:color="000000"/>
-              <w:right w:val="none" w:sz="0" w:space="0" w:color="000000"/>
-            </w:tcBorders>
-            <w:shd w:val="clear" w:color="auto" w:fill="FFFFFF"/>
-            <w:tcMar>
-              <w:top w:w="0" w:type="dxa"/>
-              <w:bottom w:w="0" w:type="dxa"/>
-              <w:left w:w="0" w:type="dxa"/>
-              <w:right w:w="0" w:type="dxa"/>
-            </w:tcMar>
-            <w:vAlign w:val="center"/>
-          </w:tcPr>
-          <w:p>
-            <w:pPr>
-              <w:pStyle w:val="Normal"/>
+        body17
+        <w:tc>
+          <w:tcPr>
+            <w:tcBorders>
+              <w:bottom w:val="none" w:sz="0" w:space="0" w:color="000000"/>
+              <w:top w:val="none" w:sz="0" w:space="0" w:color="000000"/>
+              <w:left w:val="none" w:sz="0" w:space="0" w:color="000000"/>
+              <w:right w:val="none" w:sz="0" w:space="0" w:color="000000"/>
+            </w:tcBorders>
+            <w:shd w:val="clear" w:color="auto" w:fill="FFFFFF"/>
+            <w:tcMar>
+              <w:top w:w="0" w:type="dxa"/>
+              <w:bottom w:w="0" w:type="dxa"/>
+              <w:left w:w="0" w:type="dxa"/>
+              <w:right w:w="0" w:type="dxa"/>
+            </w:tcMar>
+            <w:vAlign w:val="center"/>
+          </w:tcPr>
+          <w:p>
+            <w:pPr>
               <w:jc w:val="left"/>
               <w:pBdr>
                 <w:bottom w:val="none" w:sz="0" w:space="0" w:color="000000"/>
@@ -5072,7 +5002,6 @@
           </w:tcPr>
           <w:p>
             <w:pPr>
-              <w:pStyle w:val="Normal"/>
               <w:jc w:val="center"/>
               <w:pBdr>
                 <w:bottom w:val="none" w:sz="0" w:space="0" w:color="000000"/>
@@ -5127,7 +5056,6 @@
           </w:tcPr>
           <w:p>
             <w:pPr>
-              <w:pStyle w:val="Normal"/>
               <w:jc w:val="center"/>
               <w:pBdr>
                 <w:bottom w:val="none" w:sz="0" w:space="0" w:color="000000"/>
@@ -5182,7 +5110,6 @@
           </w:tcPr>
           <w:p>
             <w:pPr>
-              <w:pStyle w:val="Normal"/>
               <w:jc w:val="center"/>
               <w:pBdr>
                 <w:bottom w:val="none" w:sz="0" w:space="0" w:color="000000"/>
@@ -5237,7 +5164,6 @@
           </w:tcPr>
           <w:p>
             <w:pPr>
-              <w:pStyle w:val="Normal"/>
               <w:jc w:val="center"/>
               <w:pBdr>
                 <w:bottom w:val="none" w:sz="0" w:space="0" w:color="000000"/>
@@ -5292,7 +5218,6 @@
           </w:tcPr>
           <w:p>
             <w:pPr>
-              <w:pStyle w:val="Normal"/>
               <w:jc w:val="center"/>
               <w:pBdr>
                 <w:bottom w:val="none" w:sz="0" w:space="0" w:color="000000"/>
@@ -5333,26 +5258,26 @@
         <w:trPr>
           <w:trHeight w:val="270" w:hRule="exact"/>
         </w:trPr>
-        <w:tc>
-          <w:tcPr>
-            <w:tcBorders>
-              <w:bottom w:val="none" w:sz="0" w:space="0" w:color="000000"/>
-              <w:top w:val="none" w:sz="0" w:space="0" w:color="000000"/>
-              <w:left w:val="none" w:sz="0" w:space="0" w:color="000000"/>
-              <w:right w:val="none" w:sz="0" w:space="0" w:color="000000"/>
-            </w:tcBorders>
-            <w:shd w:val="clear" w:color="auto" w:fill="FFFFFF"/>
-            <w:tcMar>
-              <w:top w:w="0" w:type="dxa"/>
-              <w:bottom w:w="0" w:type="dxa"/>
-              <w:left w:w="0" w:type="dxa"/>
-              <w:right w:w="0" w:type="dxa"/>
-            </w:tcMar>
-            <w:vAlign w:val="center"/>
-          </w:tcPr>
-          <w:p>
-            <w:pPr>
-              <w:pStyle w:val="Normal"/>
+        body18
+        <w:tc>
+          <w:tcPr>
+            <w:tcBorders>
+              <w:bottom w:val="none" w:sz="0" w:space="0" w:color="000000"/>
+              <w:top w:val="none" w:sz="0" w:space="0" w:color="000000"/>
+              <w:left w:val="none" w:sz="0" w:space="0" w:color="000000"/>
+              <w:right w:val="none" w:sz="0" w:space="0" w:color="000000"/>
+            </w:tcBorders>
+            <w:shd w:val="clear" w:color="auto" w:fill="FFFFFF"/>
+            <w:tcMar>
+              <w:top w:w="0" w:type="dxa"/>
+              <w:bottom w:w="0" w:type="dxa"/>
+              <w:left w:w="0" w:type="dxa"/>
+              <w:right w:w="0" w:type="dxa"/>
+            </w:tcMar>
+            <w:vAlign w:val="center"/>
+          </w:tcPr>
+          <w:p>
+            <w:pPr>
               <w:jc w:val="left"/>
               <w:pBdr>
                 <w:bottom w:val="none" w:sz="0" w:space="0" w:color="000000"/>
@@ -5407,7 +5332,6 @@
           </w:tcPr>
           <w:p>
             <w:pPr>
-              <w:pStyle w:val="Normal"/>
               <w:jc w:val="center"/>
               <w:pBdr>
                 <w:bottom w:val="none" w:sz="0" w:space="0" w:color="000000"/>
@@ -5462,7 +5386,6 @@
           </w:tcPr>
           <w:p>
             <w:pPr>
-              <w:pStyle w:val="Normal"/>
               <w:jc w:val="center"/>
               <w:pBdr>
                 <w:bottom w:val="none" w:sz="0" w:space="0" w:color="000000"/>
@@ -5517,7 +5440,6 @@
           </w:tcPr>
           <w:p>
             <w:pPr>
-              <w:pStyle w:val="Normal"/>
               <w:jc w:val="center"/>
               <w:pBdr>
                 <w:bottom w:val="none" w:sz="0" w:space="0" w:color="000000"/>
@@ -5572,7 +5494,6 @@
           </w:tcPr>
           <w:p>
             <w:pPr>
-              <w:pStyle w:val="Normal"/>
               <w:jc w:val="center"/>
               <w:pBdr>
                 <w:bottom w:val="none" w:sz="0" w:space="0" w:color="000000"/>
@@ -5627,7 +5548,6 @@
           </w:tcPr>
           <w:p>
             <w:pPr>
-              <w:pStyle w:val="Normal"/>
               <w:jc w:val="center"/>
               <w:pBdr>
                 <w:bottom w:val="none" w:sz="0" w:space="0" w:color="000000"/>
@@ -5668,26 +5588,26 @@
         <w:trPr>
           <w:trHeight w:val="270" w:hRule="exact"/>
         </w:trPr>
-        <w:tc>
-          <w:tcPr>
-            <w:tcBorders>
-              <w:bottom w:val="none" w:sz="0" w:space="0" w:color="000000"/>
-              <w:top w:val="none" w:sz="0" w:space="0" w:color="000000"/>
-              <w:left w:val="none" w:sz="0" w:space="0" w:color="000000"/>
-              <w:right w:val="none" w:sz="0" w:space="0" w:color="000000"/>
-            </w:tcBorders>
-            <w:shd w:val="clear" w:color="auto" w:fill="FFFFFF"/>
-            <w:tcMar>
-              <w:top w:w="0" w:type="dxa"/>
-              <w:bottom w:w="0" w:type="dxa"/>
-              <w:left w:w="0" w:type="dxa"/>
-              <w:right w:w="0" w:type="dxa"/>
-            </w:tcMar>
-            <w:vAlign w:val="center"/>
-          </w:tcPr>
-          <w:p>
-            <w:pPr>
-              <w:pStyle w:val="Normal"/>
+        body19
+        <w:tc>
+          <w:tcPr>
+            <w:tcBorders>
+              <w:bottom w:val="none" w:sz="0" w:space="0" w:color="000000"/>
+              <w:top w:val="none" w:sz="0" w:space="0" w:color="000000"/>
+              <w:left w:val="none" w:sz="0" w:space="0" w:color="000000"/>
+              <w:right w:val="none" w:sz="0" w:space="0" w:color="000000"/>
+            </w:tcBorders>
+            <w:shd w:val="clear" w:color="auto" w:fill="FFFFFF"/>
+            <w:tcMar>
+              <w:top w:w="0" w:type="dxa"/>
+              <w:bottom w:w="0" w:type="dxa"/>
+              <w:left w:w="0" w:type="dxa"/>
+              <w:right w:w="0" w:type="dxa"/>
+            </w:tcMar>
+            <w:vAlign w:val="center"/>
+          </w:tcPr>
+          <w:p>
+            <w:pPr>
               <w:jc w:val="left"/>
               <w:pBdr>
                 <w:bottom w:val="none" w:sz="0" w:space="0" w:color="000000"/>
@@ -5742,7 +5662,6 @@
           </w:tcPr>
           <w:p>
             <w:pPr>
-              <w:pStyle w:val="Normal"/>
               <w:jc w:val="center"/>
               <w:pBdr>
                 <w:bottom w:val="none" w:sz="0" w:space="0" w:color="000000"/>
@@ -5797,7 +5716,6 @@
           </w:tcPr>
           <w:p>
             <w:pPr>
-              <w:pStyle w:val="Normal"/>
               <w:jc w:val="center"/>
               <w:pBdr>
                 <w:bottom w:val="none" w:sz="0" w:space="0" w:color="000000"/>
@@ -5852,7 +5770,6 @@
           </w:tcPr>
           <w:p>
             <w:pPr>
-              <w:pStyle w:val="Normal"/>
               <w:jc w:val="center"/>
               <w:pBdr>
                 <w:bottom w:val="none" w:sz="0" w:space="0" w:color="000000"/>
@@ -5907,7 +5824,6 @@
           </w:tcPr>
           <w:p>
             <w:pPr>
-              <w:pStyle w:val="Normal"/>
               <w:jc w:val="center"/>
               <w:pBdr>
                 <w:bottom w:val="none" w:sz="0" w:space="0" w:color="000000"/>
@@ -5962,7 +5878,6 @@
           </w:tcPr>
           <w:p>
             <w:pPr>
-              <w:pStyle w:val="Normal"/>
               <w:jc w:val="center"/>
               <w:pBdr>
                 <w:bottom w:val="none" w:sz="0" w:space="0" w:color="000000"/>
@@ -6003,26 +5918,26 @@
         <w:trPr>
           <w:trHeight w:val="270" w:hRule="exact"/>
         </w:trPr>
-        <w:tc>
-          <w:tcPr>
-            <w:tcBorders>
-              <w:bottom w:val="none" w:sz="0" w:space="0" w:color="000000"/>
-              <w:top w:val="none" w:sz="0" w:space="0" w:color="000000"/>
-              <w:left w:val="none" w:sz="0" w:space="0" w:color="000000"/>
-              <w:right w:val="none" w:sz="0" w:space="0" w:color="000000"/>
-            </w:tcBorders>
-            <w:shd w:val="clear" w:color="auto" w:fill="FFFFFF"/>
-            <w:tcMar>
-              <w:top w:w="0" w:type="dxa"/>
-              <w:bottom w:w="0" w:type="dxa"/>
-              <w:left w:w="0" w:type="dxa"/>
-              <w:right w:w="0" w:type="dxa"/>
-            </w:tcMar>
-            <w:vAlign w:val="center"/>
-          </w:tcPr>
-          <w:p>
-            <w:pPr>
-              <w:pStyle w:val="Normal"/>
+        body20
+        <w:tc>
+          <w:tcPr>
+            <w:tcBorders>
+              <w:bottom w:val="none" w:sz="0" w:space="0" w:color="000000"/>
+              <w:top w:val="none" w:sz="0" w:space="0" w:color="000000"/>
+              <w:left w:val="none" w:sz="0" w:space="0" w:color="000000"/>
+              <w:right w:val="none" w:sz="0" w:space="0" w:color="000000"/>
+            </w:tcBorders>
+            <w:shd w:val="clear" w:color="auto" w:fill="FFFFFF"/>
+            <w:tcMar>
+              <w:top w:w="0" w:type="dxa"/>
+              <w:bottom w:w="0" w:type="dxa"/>
+              <w:left w:w="0" w:type="dxa"/>
+              <w:right w:w="0" w:type="dxa"/>
+            </w:tcMar>
+            <w:vAlign w:val="center"/>
+          </w:tcPr>
+          <w:p>
+            <w:pPr>
               <w:jc w:val="left"/>
               <w:pBdr>
                 <w:bottom w:val="none" w:sz="0" w:space="0" w:color="000000"/>
@@ -6077,7 +5992,6 @@
           </w:tcPr>
           <w:p>
             <w:pPr>
-              <w:pStyle w:val="Normal"/>
               <w:jc w:val="center"/>
               <w:pBdr>
                 <w:bottom w:val="none" w:sz="0" w:space="0" w:color="000000"/>
@@ -6132,7 +6046,6 @@
           </w:tcPr>
           <w:p>
             <w:pPr>
-              <w:pStyle w:val="Normal"/>
               <w:jc w:val="center"/>
               <w:pBdr>
                 <w:bottom w:val="none" w:sz="0" w:space="0" w:color="000000"/>
@@ -6187,7 +6100,6 @@
           </w:tcPr>
           <w:p>
             <w:pPr>
-              <w:pStyle w:val="Normal"/>
               <w:jc w:val="center"/>
               <w:pBdr>
                 <w:bottom w:val="none" w:sz="0" w:space="0" w:color="000000"/>
@@ -6242,7 +6154,6 @@
           </w:tcPr>
           <w:p>
             <w:pPr>
-              <w:pStyle w:val="Normal"/>
               <w:jc w:val="center"/>
               <w:pBdr>
                 <w:bottom w:val="none" w:sz="0" w:space="0" w:color="000000"/>
@@ -6297,7 +6208,6 @@
           </w:tcPr>
           <w:p>
             <w:pPr>
-              <w:pStyle w:val="Normal"/>
               <w:jc w:val="center"/>
               <w:pBdr>
                 <w:bottom w:val="none" w:sz="0" w:space="0" w:color="000000"/>
@@ -6338,26 +6248,26 @@
         <w:trPr>
           <w:trHeight w:val="270" w:hRule="exact"/>
         </w:trPr>
-        <w:tc>
-          <w:tcPr>
-            <w:tcBorders>
-              <w:bottom w:val="none" w:sz="0" w:space="0" w:color="000000"/>
-              <w:top w:val="none" w:sz="0" w:space="0" w:color="000000"/>
-              <w:left w:val="none" w:sz="0" w:space="0" w:color="000000"/>
-              <w:right w:val="none" w:sz="0" w:space="0" w:color="000000"/>
-            </w:tcBorders>
-            <w:shd w:val="clear" w:color="auto" w:fill="FFFFFF"/>
-            <w:tcMar>
-              <w:top w:w="0" w:type="dxa"/>
-              <w:bottom w:w="0" w:type="dxa"/>
-              <w:left w:w="0" w:type="dxa"/>
-              <w:right w:w="0" w:type="dxa"/>
-            </w:tcMar>
-            <w:vAlign w:val="center"/>
-          </w:tcPr>
-          <w:p>
-            <w:pPr>
-              <w:pStyle w:val="Normal"/>
+        body21
+        <w:tc>
+          <w:tcPr>
+            <w:tcBorders>
+              <w:bottom w:val="none" w:sz="0" w:space="0" w:color="000000"/>
+              <w:top w:val="none" w:sz="0" w:space="0" w:color="000000"/>
+              <w:left w:val="none" w:sz="0" w:space="0" w:color="000000"/>
+              <w:right w:val="none" w:sz="0" w:space="0" w:color="000000"/>
+            </w:tcBorders>
+            <w:shd w:val="clear" w:color="auto" w:fill="FFFFFF"/>
+            <w:tcMar>
+              <w:top w:w="0" w:type="dxa"/>
+              <w:bottom w:w="0" w:type="dxa"/>
+              <w:left w:w="0" w:type="dxa"/>
+              <w:right w:w="0" w:type="dxa"/>
+            </w:tcMar>
+            <w:vAlign w:val="center"/>
+          </w:tcPr>
+          <w:p>
+            <w:pPr>
               <w:jc w:val="left"/>
               <w:pBdr>
                 <w:bottom w:val="none" w:sz="0" w:space="0" w:color="000000"/>
@@ -6412,7 +6322,6 @@
           </w:tcPr>
           <w:p>
             <w:pPr>
-              <w:pStyle w:val="Normal"/>
               <w:jc w:val="center"/>
               <w:pBdr>
                 <w:bottom w:val="none" w:sz="0" w:space="0" w:color="000000"/>
@@ -6467,7 +6376,6 @@
           </w:tcPr>
           <w:p>
             <w:pPr>
-              <w:pStyle w:val="Normal"/>
               <w:jc w:val="center"/>
               <w:pBdr>
                 <w:bottom w:val="none" w:sz="0" w:space="0" w:color="000000"/>
@@ -6522,7 +6430,6 @@
           </w:tcPr>
           <w:p>
             <w:pPr>
-              <w:pStyle w:val="Normal"/>
               <w:jc w:val="center"/>
               <w:pBdr>
                 <w:bottom w:val="none" w:sz="0" w:space="0" w:color="000000"/>
@@ -6577,7 +6484,6 @@
           </w:tcPr>
           <w:p>
             <w:pPr>
-              <w:pStyle w:val="Normal"/>
               <w:jc w:val="center"/>
               <w:pBdr>
                 <w:bottom w:val="none" w:sz="0" w:space="0" w:color="000000"/>
@@ -6632,7 +6538,6 @@
           </w:tcPr>
           <w:p>
             <w:pPr>
-              <w:pStyle w:val="Normal"/>
               <w:jc w:val="center"/>
               <w:pBdr>
                 <w:bottom w:val="none" w:sz="0" w:space="0" w:color="000000"/>
@@ -6673,6 +6578,7 @@
         <w:trPr>
           <w:trHeight w:val="369" w:hRule="exact"/>
         </w:trPr>
+        body22
         <w:tc>
           <w:tcPr>
             <w:gridSpan w:val="6"/>
@@ -6693,7 +6599,6 @@
           </w:tcPr>
           <w:p>
             <w:pPr>
-              <w:pStyle w:val="Normal"/>
               <w:jc w:val="left"/>
               <w:pBdr>
                 <w:bottom w:val="none" w:sz="0" w:space="0" w:color="000000"/>
@@ -6734,6 +6639,7 @@
         <w:trPr>
           <w:trHeight w:val="270" w:hRule="exact"/>
         </w:trPr>
+        body23
         <w:tc>
           <w:tcPr>
             <w:tcBorders>
@@ -6753,7 +6659,6 @@
           </w:tcPr>
           <w:p>
             <w:pPr>
-              <w:pStyle w:val="Normal"/>
               <w:jc w:val="left"/>
               <w:pBdr>
                 <w:bottom w:val="none" w:sz="0" w:space="0" w:color="000000"/>
@@ -6808,7 +6713,6 @@
           </w:tcPr>
           <w:p>
             <w:pPr>
-              <w:pStyle w:val="Normal"/>
               <w:jc w:val="center"/>
               <w:pBdr>
                 <w:bottom w:val="none" w:sz="0" w:space="0" w:color="000000"/>
@@ -6863,7 +6767,6 @@
           </w:tcPr>
           <w:p>
             <w:pPr>
-              <w:pStyle w:val="Normal"/>
               <w:jc w:val="center"/>
               <w:pBdr>
                 <w:bottom w:val="none" w:sz="0" w:space="0" w:color="000000"/>
@@ -6918,7 +6821,6 @@
           </w:tcPr>
           <w:p>
             <w:pPr>
-              <w:pStyle w:val="Normal"/>
               <w:jc w:val="center"/>
               <w:pBdr>
                 <w:bottom w:val="none" w:sz="0" w:space="0" w:color="000000"/>
@@ -6973,7 +6875,6 @@
           </w:tcPr>
           <w:p>
             <w:pPr>
-              <w:pStyle w:val="Normal"/>
               <w:jc w:val="center"/>
               <w:pBdr>
                 <w:bottom w:val="none" w:sz="0" w:space="0" w:color="000000"/>
@@ -7028,7 +6929,6 @@
           </w:tcPr>
           <w:p>
             <w:pPr>
-              <w:pStyle w:val="Normal"/>
               <w:jc w:val="center"/>
               <w:pBdr>
                 <w:bottom w:val="none" w:sz="0" w:space="0" w:color="000000"/>
@@ -7069,26 +6969,26 @@
         <w:trPr>
           <w:trHeight w:val="270" w:hRule="exact"/>
         </w:trPr>
-        <w:tc>
-          <w:tcPr>
-            <w:tcBorders>
-              <w:bottom w:val="none" w:sz="0" w:space="0" w:color="000000"/>
-              <w:top w:val="none" w:sz="0" w:space="0" w:color="000000"/>
-              <w:left w:val="none" w:sz="0" w:space="0" w:color="000000"/>
-              <w:right w:val="none" w:sz="0" w:space="0" w:color="000000"/>
-            </w:tcBorders>
-            <w:shd w:val="clear" w:color="auto" w:fill="FFFFFF"/>
-            <w:tcMar>
-              <w:top w:w="0" w:type="dxa"/>
-              <w:bottom w:w="0" w:type="dxa"/>
-              <w:left w:w="0" w:type="dxa"/>
-              <w:right w:w="0" w:type="dxa"/>
-            </w:tcMar>
-            <w:vAlign w:val="center"/>
-          </w:tcPr>
-          <w:p>
-            <w:pPr>
-              <w:pStyle w:val="Normal"/>
+        body24
+        <w:tc>
+          <w:tcPr>
+            <w:tcBorders>
+              <w:bottom w:val="none" w:sz="0" w:space="0" w:color="000000"/>
+              <w:top w:val="none" w:sz="0" w:space="0" w:color="000000"/>
+              <w:left w:val="none" w:sz="0" w:space="0" w:color="000000"/>
+              <w:right w:val="none" w:sz="0" w:space="0" w:color="000000"/>
+            </w:tcBorders>
+            <w:shd w:val="clear" w:color="auto" w:fill="FFFFFF"/>
+            <w:tcMar>
+              <w:top w:w="0" w:type="dxa"/>
+              <w:bottom w:w="0" w:type="dxa"/>
+              <w:left w:w="0" w:type="dxa"/>
+              <w:right w:w="0" w:type="dxa"/>
+            </w:tcMar>
+            <w:vAlign w:val="center"/>
+          </w:tcPr>
+          <w:p>
+            <w:pPr>
               <w:jc w:val="left"/>
               <w:pBdr>
                 <w:bottom w:val="none" w:sz="0" w:space="0" w:color="000000"/>
@@ -7143,7 +7043,6 @@
           </w:tcPr>
           <w:p>
             <w:pPr>
-              <w:pStyle w:val="Normal"/>
               <w:jc w:val="center"/>
               <w:pBdr>
                 <w:bottom w:val="none" w:sz="0" w:space="0" w:color="000000"/>
@@ -7198,7 +7097,6 @@
           </w:tcPr>
           <w:p>
             <w:pPr>
-              <w:pStyle w:val="Normal"/>
               <w:jc w:val="center"/>
               <w:pBdr>
                 <w:bottom w:val="none" w:sz="0" w:space="0" w:color="000000"/>
@@ -7253,7 +7151,6 @@
           </w:tcPr>
           <w:p>
             <w:pPr>
-              <w:pStyle w:val="Normal"/>
               <w:jc w:val="center"/>
               <w:pBdr>
                 <w:bottom w:val="none" w:sz="0" w:space="0" w:color="000000"/>
@@ -7308,7 +7205,6 @@
           </w:tcPr>
           <w:p>
             <w:pPr>
-              <w:pStyle w:val="Normal"/>
               <w:jc w:val="center"/>
               <w:pBdr>
                 <w:bottom w:val="none" w:sz="0" w:space="0" w:color="000000"/>
@@ -7363,7 +7259,6 @@
           </w:tcPr>
           <w:p>
             <w:pPr>
-              <w:pStyle w:val="Normal"/>
               <w:jc w:val="center"/>
               <w:pBdr>
                 <w:bottom w:val="none" w:sz="0" w:space="0" w:color="000000"/>
@@ -7404,26 +7299,26 @@
         <w:trPr>
           <w:trHeight w:val="270" w:hRule="exact"/>
         </w:trPr>
-        <w:tc>
-          <w:tcPr>
-            <w:tcBorders>
-              <w:bottom w:val="none" w:sz="0" w:space="0" w:color="000000"/>
-              <w:top w:val="none" w:sz="0" w:space="0" w:color="000000"/>
-              <w:left w:val="none" w:sz="0" w:space="0" w:color="000000"/>
-              <w:right w:val="none" w:sz="0" w:space="0" w:color="000000"/>
-            </w:tcBorders>
-            <w:shd w:val="clear" w:color="auto" w:fill="FFFFFF"/>
-            <w:tcMar>
-              <w:top w:w="0" w:type="dxa"/>
-              <w:bottom w:w="0" w:type="dxa"/>
-              <w:left w:w="0" w:type="dxa"/>
-              <w:right w:w="0" w:type="dxa"/>
-            </w:tcMar>
-            <w:vAlign w:val="center"/>
-          </w:tcPr>
-          <w:p>
-            <w:pPr>
-              <w:pStyle w:val="Normal"/>
+        body25
+        <w:tc>
+          <w:tcPr>
+            <w:tcBorders>
+              <w:bottom w:val="none" w:sz="0" w:space="0" w:color="000000"/>
+              <w:top w:val="none" w:sz="0" w:space="0" w:color="000000"/>
+              <w:left w:val="none" w:sz="0" w:space="0" w:color="000000"/>
+              <w:right w:val="none" w:sz="0" w:space="0" w:color="000000"/>
+            </w:tcBorders>
+            <w:shd w:val="clear" w:color="auto" w:fill="FFFFFF"/>
+            <w:tcMar>
+              <w:top w:w="0" w:type="dxa"/>
+              <w:bottom w:w="0" w:type="dxa"/>
+              <w:left w:w="0" w:type="dxa"/>
+              <w:right w:w="0" w:type="dxa"/>
+            </w:tcMar>
+            <w:vAlign w:val="center"/>
+          </w:tcPr>
+          <w:p>
+            <w:pPr>
               <w:jc w:val="left"/>
               <w:pBdr>
                 <w:bottom w:val="none" w:sz="0" w:space="0" w:color="000000"/>
@@ -7478,7 +7373,6 @@
           </w:tcPr>
           <w:p>
             <w:pPr>
-              <w:pStyle w:val="Normal"/>
               <w:jc w:val="center"/>
               <w:pBdr>
                 <w:bottom w:val="none" w:sz="0" w:space="0" w:color="000000"/>
@@ -7533,7 +7427,6 @@
           </w:tcPr>
           <w:p>
             <w:pPr>
-              <w:pStyle w:val="Normal"/>
               <w:jc w:val="center"/>
               <w:pBdr>
                 <w:bottom w:val="none" w:sz="0" w:space="0" w:color="000000"/>
@@ -7588,7 +7481,6 @@
           </w:tcPr>
           <w:p>
             <w:pPr>
-              <w:pStyle w:val="Normal"/>
               <w:jc w:val="center"/>
               <w:pBdr>
                 <w:bottom w:val="none" w:sz="0" w:space="0" w:color="000000"/>
@@ -7643,7 +7535,6 @@
           </w:tcPr>
           <w:p>
             <w:pPr>
-              <w:pStyle w:val="Normal"/>
               <w:jc w:val="center"/>
               <w:pBdr>
                 <w:bottom w:val="none" w:sz="0" w:space="0" w:color="000000"/>
@@ -7698,7 +7589,6 @@
           </w:tcPr>
           <w:p>
             <w:pPr>
-              <w:pStyle w:val="Normal"/>
               <w:jc w:val="center"/>
               <w:pBdr>
                 <w:bottom w:val="none" w:sz="0" w:space="0" w:color="000000"/>

--- a/development/run-vignette/tables/Tern_3_group.docx
+++ b/development/run-vignette/tables/Tern_3_group.docx
@@ -21,6 +21,7 @@
           <w:trHeight w:val="713" w:hRule="auto"/>
           <w:tblHeader/>
         </w:trPr>
+        header 1
         <w:tc>
           <w:tcPr>
             <w:tcBorders>
@@ -40,7 +41,6 @@
           </w:tcPr>
           <w:p>
             <w:pPr>
-              <w:pStyle w:val="Normal"/>
               <w:jc w:val="left"/>
               <w:pBdr>
                 <w:bottom w:val="none" w:sz="0" w:space="0" w:color="000000"/>
@@ -95,7 +95,6 @@
           </w:tcPr>
           <w:p>
             <w:pPr>
-              <w:pStyle w:val="Normal"/>
               <w:jc w:val="center"/>
               <w:pBdr>
                 <w:bottom w:val="none" w:sz="0" w:space="0" w:color="000000"/>
@@ -176,7 +175,6 @@
           </w:tcPr>
           <w:p>
             <w:pPr>
-              <w:pStyle w:val="Normal"/>
               <w:jc w:val="center"/>
               <w:pBdr>
                 <w:bottom w:val="none" w:sz="0" w:space="0" w:color="000000"/>
@@ -257,7 +255,6 @@
           </w:tcPr>
           <w:p>
             <w:pPr>
-              <w:pStyle w:val="Normal"/>
               <w:jc w:val="center"/>
               <w:pBdr>
                 <w:bottom w:val="none" w:sz="0" w:space="0" w:color="000000"/>
@@ -338,7 +335,6 @@
           </w:tcPr>
           <w:p>
             <w:pPr>
-              <w:pStyle w:val="Normal"/>
               <w:jc w:val="center"/>
               <w:pBdr>
                 <w:bottom w:val="none" w:sz="0" w:space="0" w:color="000000"/>
@@ -419,7 +415,6 @@
           </w:tcPr>
           <w:p>
             <w:pPr>
-              <w:pStyle w:val="Normal"/>
               <w:jc w:val="center"/>
               <w:pBdr>
                 <w:bottom w:val="none" w:sz="0" w:space="0" w:color="000000"/>
@@ -460,6 +455,7 @@
         <w:trPr>
           <w:trHeight w:val="369" w:hRule="exact"/>
         </w:trPr>
+        body 1
         <w:tc>
           <w:tcPr>
             <w:gridSpan w:val="6"/>
@@ -480,7 +476,6 @@
           </w:tcPr>
           <w:p>
             <w:pPr>
-              <w:pStyle w:val="Normal"/>
               <w:jc w:val="left"/>
               <w:pBdr>
                 <w:bottom w:val="none" w:sz="0" w:space="0" w:color="000000"/>
@@ -521,6 +516,7 @@
         <w:trPr>
           <w:trHeight w:val="270" w:hRule="exact"/>
         </w:trPr>
+        body 2
         <w:tc>
           <w:tcPr>
             <w:tcBorders>
@@ -540,7 +536,6 @@
           </w:tcPr>
           <w:p>
             <w:pPr>
-              <w:pStyle w:val="Normal"/>
               <w:jc w:val="left"/>
               <w:pBdr>
                 <w:bottom w:val="none" w:sz="0" w:space="0" w:color="000000"/>
@@ -595,7 +590,6 @@
           </w:tcPr>
           <w:p>
             <w:pPr>
-              <w:pStyle w:val="Normal"/>
               <w:jc w:val="center"/>
               <w:pBdr>
                 <w:bottom w:val="none" w:sz="0" w:space="0" w:color="000000"/>
@@ -650,7 +644,6 @@
           </w:tcPr>
           <w:p>
             <w:pPr>
-              <w:pStyle w:val="Normal"/>
               <w:jc w:val="center"/>
               <w:pBdr>
                 <w:bottom w:val="none" w:sz="0" w:space="0" w:color="000000"/>
@@ -705,7 +698,6 @@
           </w:tcPr>
           <w:p>
             <w:pPr>
-              <w:pStyle w:val="Normal"/>
               <w:jc w:val="center"/>
               <w:pBdr>
                 <w:bottom w:val="none" w:sz="0" w:space="0" w:color="000000"/>
@@ -760,7 +752,6 @@
           </w:tcPr>
           <w:p>
             <w:pPr>
-              <w:pStyle w:val="Normal"/>
               <w:jc w:val="center"/>
               <w:pBdr>
                 <w:bottom w:val="none" w:sz="0" w:space="0" w:color="000000"/>
@@ -815,7 +806,6 @@
           </w:tcPr>
           <w:p>
             <w:pPr>
-              <w:pStyle w:val="Normal"/>
               <w:jc w:val="center"/>
               <w:pBdr>
                 <w:bottom w:val="none" w:sz="0" w:space="0" w:color="000000"/>
@@ -856,26 +846,26 @@
         <w:trPr>
           <w:trHeight w:val="270" w:hRule="exact"/>
         </w:trPr>
-        <w:tc>
-          <w:tcPr>
-            <w:tcBorders>
-              <w:bottom w:val="none" w:sz="0" w:space="0" w:color="000000"/>
-              <w:top w:val="none" w:sz="0" w:space="0" w:color="000000"/>
-              <w:left w:val="none" w:sz="0" w:space="0" w:color="000000"/>
-              <w:right w:val="none" w:sz="0" w:space="0" w:color="000000"/>
-            </w:tcBorders>
-            <w:shd w:val="clear" w:color="auto" w:fill="FFFFFF"/>
-            <w:tcMar>
-              <w:top w:w="0" w:type="dxa"/>
-              <w:bottom w:w="0" w:type="dxa"/>
-              <w:left w:w="0" w:type="dxa"/>
-              <w:right w:w="0" w:type="dxa"/>
-            </w:tcMar>
-            <w:vAlign w:val="center"/>
-          </w:tcPr>
-          <w:p>
-            <w:pPr>
-              <w:pStyle w:val="Normal"/>
+        body 3
+        <w:tc>
+          <w:tcPr>
+            <w:tcBorders>
+              <w:bottom w:val="none" w:sz="0" w:space="0" w:color="000000"/>
+              <w:top w:val="none" w:sz="0" w:space="0" w:color="000000"/>
+              <w:left w:val="none" w:sz="0" w:space="0" w:color="000000"/>
+              <w:right w:val="none" w:sz="0" w:space="0" w:color="000000"/>
+            </w:tcBorders>
+            <w:shd w:val="clear" w:color="auto" w:fill="FFFFFF"/>
+            <w:tcMar>
+              <w:top w:w="0" w:type="dxa"/>
+              <w:bottom w:w="0" w:type="dxa"/>
+              <w:left w:w="0" w:type="dxa"/>
+              <w:right w:w="0" w:type="dxa"/>
+            </w:tcMar>
+            <w:vAlign w:val="center"/>
+          </w:tcPr>
+          <w:p>
+            <w:pPr>
               <w:jc w:val="left"/>
               <w:pBdr>
                 <w:bottom w:val="none" w:sz="0" w:space="0" w:color="000000"/>
@@ -930,7 +920,6 @@
           </w:tcPr>
           <w:p>
             <w:pPr>
-              <w:pStyle w:val="Normal"/>
               <w:jc w:val="center"/>
               <w:pBdr>
                 <w:bottom w:val="none" w:sz="0" w:space="0" w:color="000000"/>
@@ -985,7 +974,6 @@
           </w:tcPr>
           <w:p>
             <w:pPr>
-              <w:pStyle w:val="Normal"/>
               <w:jc w:val="center"/>
               <w:pBdr>
                 <w:bottom w:val="none" w:sz="0" w:space="0" w:color="000000"/>
@@ -1040,7 +1028,6 @@
           </w:tcPr>
           <w:p>
             <w:pPr>
-              <w:pStyle w:val="Normal"/>
               <w:jc w:val="center"/>
               <w:pBdr>
                 <w:bottom w:val="none" w:sz="0" w:space="0" w:color="000000"/>
@@ -1095,7 +1082,6 @@
           </w:tcPr>
           <w:p>
             <w:pPr>
-              <w:pStyle w:val="Normal"/>
               <w:jc w:val="center"/>
               <w:pBdr>
                 <w:bottom w:val="none" w:sz="0" w:space="0" w:color="000000"/>
@@ -1150,7 +1136,6 @@
           </w:tcPr>
           <w:p>
             <w:pPr>
-              <w:pStyle w:val="Normal"/>
               <w:jc w:val="center"/>
               <w:pBdr>
                 <w:bottom w:val="none" w:sz="0" w:space="0" w:color="000000"/>
@@ -1191,26 +1176,26 @@
         <w:trPr>
           <w:trHeight w:val="270" w:hRule="exact"/>
         </w:trPr>
-        <w:tc>
-          <w:tcPr>
-            <w:tcBorders>
-              <w:bottom w:val="none" w:sz="0" w:space="0" w:color="000000"/>
-              <w:top w:val="none" w:sz="0" w:space="0" w:color="000000"/>
-              <w:left w:val="none" w:sz="0" w:space="0" w:color="000000"/>
-              <w:right w:val="none" w:sz="0" w:space="0" w:color="000000"/>
-            </w:tcBorders>
-            <w:shd w:val="clear" w:color="auto" w:fill="FFFFFF"/>
-            <w:tcMar>
-              <w:top w:w="0" w:type="dxa"/>
-              <w:bottom w:w="0" w:type="dxa"/>
-              <w:left w:w="0" w:type="dxa"/>
-              <w:right w:w="0" w:type="dxa"/>
-            </w:tcMar>
-            <w:vAlign w:val="center"/>
-          </w:tcPr>
-          <w:p>
-            <w:pPr>
-              <w:pStyle w:val="Normal"/>
+        body 4
+        <w:tc>
+          <w:tcPr>
+            <w:tcBorders>
+              <w:bottom w:val="none" w:sz="0" w:space="0" w:color="000000"/>
+              <w:top w:val="none" w:sz="0" w:space="0" w:color="000000"/>
+              <w:left w:val="none" w:sz="0" w:space="0" w:color="000000"/>
+              <w:right w:val="none" w:sz="0" w:space="0" w:color="000000"/>
+            </w:tcBorders>
+            <w:shd w:val="clear" w:color="auto" w:fill="FFFFFF"/>
+            <w:tcMar>
+              <w:top w:w="0" w:type="dxa"/>
+              <w:bottom w:w="0" w:type="dxa"/>
+              <w:left w:w="0" w:type="dxa"/>
+              <w:right w:w="0" w:type="dxa"/>
+            </w:tcMar>
+            <w:vAlign w:val="center"/>
+          </w:tcPr>
+          <w:p>
+            <w:pPr>
               <w:jc w:val="left"/>
               <w:pBdr>
                 <w:bottom w:val="none" w:sz="0" w:space="0" w:color="000000"/>
@@ -1265,7 +1250,6 @@
           </w:tcPr>
           <w:p>
             <w:pPr>
-              <w:pStyle w:val="Normal"/>
               <w:jc w:val="center"/>
               <w:pBdr>
                 <w:bottom w:val="none" w:sz="0" w:space="0" w:color="000000"/>
@@ -1320,7 +1304,6 @@
           </w:tcPr>
           <w:p>
             <w:pPr>
-              <w:pStyle w:val="Normal"/>
               <w:jc w:val="center"/>
               <w:pBdr>
                 <w:bottom w:val="none" w:sz="0" w:space="0" w:color="000000"/>
@@ -1375,7 +1358,6 @@
           </w:tcPr>
           <w:p>
             <w:pPr>
-              <w:pStyle w:val="Normal"/>
               <w:jc w:val="center"/>
               <w:pBdr>
                 <w:bottom w:val="none" w:sz="0" w:space="0" w:color="000000"/>
@@ -1430,7 +1412,6 @@
           </w:tcPr>
           <w:p>
             <w:pPr>
-              <w:pStyle w:val="Normal"/>
               <w:jc w:val="center"/>
               <w:pBdr>
                 <w:bottom w:val="none" w:sz="0" w:space="0" w:color="000000"/>
@@ -1485,7 +1466,6 @@
           </w:tcPr>
           <w:p>
             <w:pPr>
-              <w:pStyle w:val="Normal"/>
               <w:jc w:val="center"/>
               <w:pBdr>
                 <w:bottom w:val="none" w:sz="0" w:space="0" w:color="000000"/>
@@ -1526,26 +1506,26 @@
         <w:trPr>
           <w:trHeight w:val="270" w:hRule="exact"/>
         </w:trPr>
-        <w:tc>
-          <w:tcPr>
-            <w:tcBorders>
-              <w:bottom w:val="none" w:sz="0" w:space="0" w:color="000000"/>
-              <w:top w:val="none" w:sz="0" w:space="0" w:color="000000"/>
-              <w:left w:val="none" w:sz="0" w:space="0" w:color="000000"/>
-              <w:right w:val="none" w:sz="0" w:space="0" w:color="000000"/>
-            </w:tcBorders>
-            <w:shd w:val="clear" w:color="auto" w:fill="FFFFFF"/>
-            <w:tcMar>
-              <w:top w:w="0" w:type="dxa"/>
-              <w:bottom w:w="0" w:type="dxa"/>
-              <w:left w:w="0" w:type="dxa"/>
-              <w:right w:w="0" w:type="dxa"/>
-            </w:tcMar>
-            <w:vAlign w:val="center"/>
-          </w:tcPr>
-          <w:p>
-            <w:pPr>
-              <w:pStyle w:val="Normal"/>
+        body 5
+        <w:tc>
+          <w:tcPr>
+            <w:tcBorders>
+              <w:bottom w:val="none" w:sz="0" w:space="0" w:color="000000"/>
+              <w:top w:val="none" w:sz="0" w:space="0" w:color="000000"/>
+              <w:left w:val="none" w:sz="0" w:space="0" w:color="000000"/>
+              <w:right w:val="none" w:sz="0" w:space="0" w:color="000000"/>
+            </w:tcBorders>
+            <w:shd w:val="clear" w:color="auto" w:fill="FFFFFF"/>
+            <w:tcMar>
+              <w:top w:w="0" w:type="dxa"/>
+              <w:bottom w:w="0" w:type="dxa"/>
+              <w:left w:w="0" w:type="dxa"/>
+              <w:right w:w="0" w:type="dxa"/>
+            </w:tcMar>
+            <w:vAlign w:val="center"/>
+          </w:tcPr>
+          <w:p>
+            <w:pPr>
               <w:jc w:val="left"/>
               <w:pBdr>
                 <w:bottom w:val="none" w:sz="0" w:space="0" w:color="000000"/>
@@ -1600,7 +1580,6 @@
           </w:tcPr>
           <w:p>
             <w:pPr>
-              <w:pStyle w:val="Normal"/>
               <w:jc w:val="center"/>
               <w:pBdr>
                 <w:bottom w:val="none" w:sz="0" w:space="0" w:color="000000"/>
@@ -1655,7 +1634,6 @@
           </w:tcPr>
           <w:p>
             <w:pPr>
-              <w:pStyle w:val="Normal"/>
               <w:jc w:val="center"/>
               <w:pBdr>
                 <w:bottom w:val="none" w:sz="0" w:space="0" w:color="000000"/>
@@ -1710,7 +1688,6 @@
           </w:tcPr>
           <w:p>
             <w:pPr>
-              <w:pStyle w:val="Normal"/>
               <w:jc w:val="center"/>
               <w:pBdr>
                 <w:bottom w:val="none" w:sz="0" w:space="0" w:color="000000"/>
@@ -1765,7 +1742,6 @@
           </w:tcPr>
           <w:p>
             <w:pPr>
-              <w:pStyle w:val="Normal"/>
               <w:jc w:val="center"/>
               <w:pBdr>
                 <w:bottom w:val="none" w:sz="0" w:space="0" w:color="000000"/>
@@ -1820,7 +1796,6 @@
           </w:tcPr>
           <w:p>
             <w:pPr>
-              <w:pStyle w:val="Normal"/>
               <w:jc w:val="center"/>
               <w:pBdr>
                 <w:bottom w:val="none" w:sz="0" w:space="0" w:color="000000"/>
@@ -1861,26 +1836,26 @@
         <w:trPr>
           <w:trHeight w:val="270" w:hRule="exact"/>
         </w:trPr>
-        <w:tc>
-          <w:tcPr>
-            <w:tcBorders>
-              <w:bottom w:val="none" w:sz="0" w:space="0" w:color="000000"/>
-              <w:top w:val="none" w:sz="0" w:space="0" w:color="000000"/>
-              <w:left w:val="none" w:sz="0" w:space="0" w:color="000000"/>
-              <w:right w:val="none" w:sz="0" w:space="0" w:color="000000"/>
-            </w:tcBorders>
-            <w:shd w:val="clear" w:color="auto" w:fill="FFFFFF"/>
-            <w:tcMar>
-              <w:top w:w="0" w:type="dxa"/>
-              <w:bottom w:w="0" w:type="dxa"/>
-              <w:left w:w="0" w:type="dxa"/>
-              <w:right w:w="0" w:type="dxa"/>
-            </w:tcMar>
-            <w:vAlign w:val="center"/>
-          </w:tcPr>
-          <w:p>
-            <w:pPr>
-              <w:pStyle w:val="Normal"/>
+        body 6
+        <w:tc>
+          <w:tcPr>
+            <w:tcBorders>
+              <w:bottom w:val="none" w:sz="0" w:space="0" w:color="000000"/>
+              <w:top w:val="none" w:sz="0" w:space="0" w:color="000000"/>
+              <w:left w:val="none" w:sz="0" w:space="0" w:color="000000"/>
+              <w:right w:val="none" w:sz="0" w:space="0" w:color="000000"/>
+            </w:tcBorders>
+            <w:shd w:val="clear" w:color="auto" w:fill="FFFFFF"/>
+            <w:tcMar>
+              <w:top w:w="0" w:type="dxa"/>
+              <w:bottom w:w="0" w:type="dxa"/>
+              <w:left w:w="0" w:type="dxa"/>
+              <w:right w:w="0" w:type="dxa"/>
+            </w:tcMar>
+            <w:vAlign w:val="center"/>
+          </w:tcPr>
+          <w:p>
+            <w:pPr>
               <w:jc w:val="left"/>
               <w:pBdr>
                 <w:bottom w:val="none" w:sz="0" w:space="0" w:color="000000"/>
@@ -1935,7 +1910,6 @@
           </w:tcPr>
           <w:p>
             <w:pPr>
-              <w:pStyle w:val="Normal"/>
               <w:jc w:val="center"/>
               <w:pBdr>
                 <w:bottom w:val="none" w:sz="0" w:space="0" w:color="000000"/>
@@ -1990,7 +1964,6 @@
           </w:tcPr>
           <w:p>
             <w:pPr>
-              <w:pStyle w:val="Normal"/>
               <w:jc w:val="center"/>
               <w:pBdr>
                 <w:bottom w:val="none" w:sz="0" w:space="0" w:color="000000"/>
@@ -2045,7 +2018,6 @@
           </w:tcPr>
           <w:p>
             <w:pPr>
-              <w:pStyle w:val="Normal"/>
               <w:jc w:val="center"/>
               <w:pBdr>
                 <w:bottom w:val="none" w:sz="0" w:space="0" w:color="000000"/>
@@ -2100,7 +2072,6 @@
           </w:tcPr>
           <w:p>
             <w:pPr>
-              <w:pStyle w:val="Normal"/>
               <w:jc w:val="center"/>
               <w:pBdr>
                 <w:bottom w:val="none" w:sz="0" w:space="0" w:color="000000"/>
@@ -2155,7 +2126,6 @@
           </w:tcPr>
           <w:p>
             <w:pPr>
-              <w:pStyle w:val="Normal"/>
               <w:jc w:val="center"/>
               <w:pBdr>
                 <w:bottom w:val="none" w:sz="0" w:space="0" w:color="000000"/>
@@ -2196,26 +2166,26 @@
         <w:trPr>
           <w:trHeight w:val="270" w:hRule="exact"/>
         </w:trPr>
-        <w:tc>
-          <w:tcPr>
-            <w:tcBorders>
-              <w:bottom w:val="none" w:sz="0" w:space="0" w:color="000000"/>
-              <w:top w:val="none" w:sz="0" w:space="0" w:color="000000"/>
-              <w:left w:val="none" w:sz="0" w:space="0" w:color="000000"/>
-              <w:right w:val="none" w:sz="0" w:space="0" w:color="000000"/>
-            </w:tcBorders>
-            <w:shd w:val="clear" w:color="auto" w:fill="FFFFFF"/>
-            <w:tcMar>
-              <w:top w:w="0" w:type="dxa"/>
-              <w:bottom w:w="0" w:type="dxa"/>
-              <w:left w:w="0" w:type="dxa"/>
-              <w:right w:w="0" w:type="dxa"/>
-            </w:tcMar>
-            <w:vAlign w:val="center"/>
-          </w:tcPr>
-          <w:p>
-            <w:pPr>
-              <w:pStyle w:val="Normal"/>
+        body 7
+        <w:tc>
+          <w:tcPr>
+            <w:tcBorders>
+              <w:bottom w:val="none" w:sz="0" w:space="0" w:color="000000"/>
+              <w:top w:val="none" w:sz="0" w:space="0" w:color="000000"/>
+              <w:left w:val="none" w:sz="0" w:space="0" w:color="000000"/>
+              <w:right w:val="none" w:sz="0" w:space="0" w:color="000000"/>
+            </w:tcBorders>
+            <w:shd w:val="clear" w:color="auto" w:fill="FFFFFF"/>
+            <w:tcMar>
+              <w:top w:w="0" w:type="dxa"/>
+              <w:bottom w:w="0" w:type="dxa"/>
+              <w:left w:w="0" w:type="dxa"/>
+              <w:right w:w="0" w:type="dxa"/>
+            </w:tcMar>
+            <w:vAlign w:val="center"/>
+          </w:tcPr>
+          <w:p>
+            <w:pPr>
               <w:jc w:val="left"/>
               <w:pBdr>
                 <w:bottom w:val="none" w:sz="0" w:space="0" w:color="000000"/>
@@ -2270,7 +2240,6 @@
           </w:tcPr>
           <w:p>
             <w:pPr>
-              <w:pStyle w:val="Normal"/>
               <w:jc w:val="center"/>
               <w:pBdr>
                 <w:bottom w:val="none" w:sz="0" w:space="0" w:color="000000"/>
@@ -2325,7 +2294,6 @@
           </w:tcPr>
           <w:p>
             <w:pPr>
-              <w:pStyle w:val="Normal"/>
               <w:jc w:val="center"/>
               <w:pBdr>
                 <w:bottom w:val="none" w:sz="0" w:space="0" w:color="000000"/>
@@ -2380,7 +2348,6 @@
           </w:tcPr>
           <w:p>
             <w:pPr>
-              <w:pStyle w:val="Normal"/>
               <w:jc w:val="center"/>
               <w:pBdr>
                 <w:bottom w:val="none" w:sz="0" w:space="0" w:color="000000"/>
@@ -2435,7 +2402,6 @@
           </w:tcPr>
           <w:p>
             <w:pPr>
-              <w:pStyle w:val="Normal"/>
               <w:jc w:val="center"/>
               <w:pBdr>
                 <w:bottom w:val="none" w:sz="0" w:space="0" w:color="000000"/>
@@ -2490,7 +2456,6 @@
           </w:tcPr>
           <w:p>
             <w:pPr>
-              <w:pStyle w:val="Normal"/>
               <w:jc w:val="center"/>
               <w:pBdr>
                 <w:bottom w:val="none" w:sz="0" w:space="0" w:color="000000"/>
@@ -2531,26 +2496,26 @@
         <w:trPr>
           <w:trHeight w:val="270" w:hRule="exact"/>
         </w:trPr>
-        <w:tc>
-          <w:tcPr>
-            <w:tcBorders>
-              <w:bottom w:val="none" w:sz="0" w:space="0" w:color="000000"/>
-              <w:top w:val="none" w:sz="0" w:space="0" w:color="000000"/>
-              <w:left w:val="none" w:sz="0" w:space="0" w:color="000000"/>
-              <w:right w:val="none" w:sz="0" w:space="0" w:color="000000"/>
-            </w:tcBorders>
-            <w:shd w:val="clear" w:color="auto" w:fill="FFFFFF"/>
-            <w:tcMar>
-              <w:top w:w="0" w:type="dxa"/>
-              <w:bottom w:w="0" w:type="dxa"/>
-              <w:left w:w="0" w:type="dxa"/>
-              <w:right w:w="0" w:type="dxa"/>
-            </w:tcMar>
-            <w:vAlign w:val="center"/>
-          </w:tcPr>
-          <w:p>
-            <w:pPr>
-              <w:pStyle w:val="Normal"/>
+        body 8
+        <w:tc>
+          <w:tcPr>
+            <w:tcBorders>
+              <w:bottom w:val="none" w:sz="0" w:space="0" w:color="000000"/>
+              <w:top w:val="none" w:sz="0" w:space="0" w:color="000000"/>
+              <w:left w:val="none" w:sz="0" w:space="0" w:color="000000"/>
+              <w:right w:val="none" w:sz="0" w:space="0" w:color="000000"/>
+            </w:tcBorders>
+            <w:shd w:val="clear" w:color="auto" w:fill="FFFFFF"/>
+            <w:tcMar>
+              <w:top w:w="0" w:type="dxa"/>
+              <w:bottom w:w="0" w:type="dxa"/>
+              <w:left w:w="0" w:type="dxa"/>
+              <w:right w:w="0" w:type="dxa"/>
+            </w:tcMar>
+            <w:vAlign w:val="center"/>
+          </w:tcPr>
+          <w:p>
+            <w:pPr>
               <w:jc w:val="left"/>
               <w:pBdr>
                 <w:bottom w:val="none" w:sz="0" w:space="0" w:color="000000"/>
@@ -2605,7 +2570,6 @@
           </w:tcPr>
           <w:p>
             <w:pPr>
-              <w:pStyle w:val="Normal"/>
               <w:jc w:val="center"/>
               <w:pBdr>
                 <w:bottom w:val="none" w:sz="0" w:space="0" w:color="000000"/>
@@ -2660,7 +2624,6 @@
           </w:tcPr>
           <w:p>
             <w:pPr>
-              <w:pStyle w:val="Normal"/>
               <w:jc w:val="center"/>
               <w:pBdr>
                 <w:bottom w:val="none" w:sz="0" w:space="0" w:color="000000"/>
@@ -2715,7 +2678,6 @@
           </w:tcPr>
           <w:p>
             <w:pPr>
-              <w:pStyle w:val="Normal"/>
               <w:jc w:val="center"/>
               <w:pBdr>
                 <w:bottom w:val="none" w:sz="0" w:space="0" w:color="000000"/>
@@ -2770,7 +2732,6 @@
           </w:tcPr>
           <w:p>
             <w:pPr>
-              <w:pStyle w:val="Normal"/>
               <w:jc w:val="center"/>
               <w:pBdr>
                 <w:bottom w:val="none" w:sz="0" w:space="0" w:color="000000"/>
@@ -2825,7 +2786,6 @@
           </w:tcPr>
           <w:p>
             <w:pPr>
-              <w:pStyle w:val="Normal"/>
               <w:jc w:val="center"/>
               <w:pBdr>
                 <w:bottom w:val="none" w:sz="0" w:space="0" w:color="000000"/>
@@ -2866,26 +2826,26 @@
         <w:trPr>
           <w:trHeight w:val="270" w:hRule="exact"/>
         </w:trPr>
-        <w:tc>
-          <w:tcPr>
-            <w:tcBorders>
-              <w:bottom w:val="none" w:sz="0" w:space="0" w:color="000000"/>
-              <w:top w:val="none" w:sz="0" w:space="0" w:color="000000"/>
-              <w:left w:val="none" w:sz="0" w:space="0" w:color="000000"/>
-              <w:right w:val="none" w:sz="0" w:space="0" w:color="000000"/>
-            </w:tcBorders>
-            <w:shd w:val="clear" w:color="auto" w:fill="FFFFFF"/>
-            <w:tcMar>
-              <w:top w:w="0" w:type="dxa"/>
-              <w:bottom w:w="0" w:type="dxa"/>
-              <w:left w:w="0" w:type="dxa"/>
-              <w:right w:w="0" w:type="dxa"/>
-            </w:tcMar>
-            <w:vAlign w:val="center"/>
-          </w:tcPr>
-          <w:p>
-            <w:pPr>
-              <w:pStyle w:val="Normal"/>
+        body 9
+        <w:tc>
+          <w:tcPr>
+            <w:tcBorders>
+              <w:bottom w:val="none" w:sz="0" w:space="0" w:color="000000"/>
+              <w:top w:val="none" w:sz="0" w:space="0" w:color="000000"/>
+              <w:left w:val="none" w:sz="0" w:space="0" w:color="000000"/>
+              <w:right w:val="none" w:sz="0" w:space="0" w:color="000000"/>
+            </w:tcBorders>
+            <w:shd w:val="clear" w:color="auto" w:fill="FFFFFF"/>
+            <w:tcMar>
+              <w:top w:w="0" w:type="dxa"/>
+              <w:bottom w:w="0" w:type="dxa"/>
+              <w:left w:w="0" w:type="dxa"/>
+              <w:right w:w="0" w:type="dxa"/>
+            </w:tcMar>
+            <w:vAlign w:val="center"/>
+          </w:tcPr>
+          <w:p>
+            <w:pPr>
               <w:jc w:val="left"/>
               <w:pBdr>
                 <w:bottom w:val="none" w:sz="0" w:space="0" w:color="000000"/>
@@ -2940,7 +2900,6 @@
           </w:tcPr>
           <w:p>
             <w:pPr>
-              <w:pStyle w:val="Normal"/>
               <w:jc w:val="center"/>
               <w:pBdr>
                 <w:bottom w:val="none" w:sz="0" w:space="0" w:color="000000"/>
@@ -2995,7 +2954,6 @@
           </w:tcPr>
           <w:p>
             <w:pPr>
-              <w:pStyle w:val="Normal"/>
               <w:jc w:val="center"/>
               <w:pBdr>
                 <w:bottom w:val="none" w:sz="0" w:space="0" w:color="000000"/>
@@ -3050,7 +3008,6 @@
           </w:tcPr>
           <w:p>
             <w:pPr>
-              <w:pStyle w:val="Normal"/>
               <w:jc w:val="center"/>
               <w:pBdr>
                 <w:bottom w:val="none" w:sz="0" w:space="0" w:color="000000"/>
@@ -3105,7 +3062,6 @@
           </w:tcPr>
           <w:p>
             <w:pPr>
-              <w:pStyle w:val="Normal"/>
               <w:jc w:val="center"/>
               <w:pBdr>
                 <w:bottom w:val="none" w:sz="0" w:space="0" w:color="000000"/>
@@ -3160,7 +3116,6 @@
           </w:tcPr>
           <w:p>
             <w:pPr>
-              <w:pStyle w:val="Normal"/>
               <w:jc w:val="center"/>
               <w:pBdr>
                 <w:bottom w:val="none" w:sz="0" w:space="0" w:color="000000"/>
@@ -3201,26 +3156,26 @@
         <w:trPr>
           <w:trHeight w:val="270" w:hRule="exact"/>
         </w:trPr>
-        <w:tc>
-          <w:tcPr>
-            <w:tcBorders>
-              <w:bottom w:val="none" w:sz="0" w:space="0" w:color="000000"/>
-              <w:top w:val="none" w:sz="0" w:space="0" w:color="000000"/>
-              <w:left w:val="none" w:sz="0" w:space="0" w:color="000000"/>
-              <w:right w:val="none" w:sz="0" w:space="0" w:color="000000"/>
-            </w:tcBorders>
-            <w:shd w:val="clear" w:color="auto" w:fill="FFFFFF"/>
-            <w:tcMar>
-              <w:top w:w="0" w:type="dxa"/>
-              <w:bottom w:w="0" w:type="dxa"/>
-              <w:left w:w="0" w:type="dxa"/>
-              <w:right w:w="0" w:type="dxa"/>
-            </w:tcMar>
-            <w:vAlign w:val="center"/>
-          </w:tcPr>
-          <w:p>
-            <w:pPr>
-              <w:pStyle w:val="Normal"/>
+        body10
+        <w:tc>
+          <w:tcPr>
+            <w:tcBorders>
+              <w:bottom w:val="none" w:sz="0" w:space="0" w:color="000000"/>
+              <w:top w:val="none" w:sz="0" w:space="0" w:color="000000"/>
+              <w:left w:val="none" w:sz="0" w:space="0" w:color="000000"/>
+              <w:right w:val="none" w:sz="0" w:space="0" w:color="000000"/>
+            </w:tcBorders>
+            <w:shd w:val="clear" w:color="auto" w:fill="FFFFFF"/>
+            <w:tcMar>
+              <w:top w:w="0" w:type="dxa"/>
+              <w:bottom w:w="0" w:type="dxa"/>
+              <w:left w:w="0" w:type="dxa"/>
+              <w:right w:w="0" w:type="dxa"/>
+            </w:tcMar>
+            <w:vAlign w:val="center"/>
+          </w:tcPr>
+          <w:p>
+            <w:pPr>
               <w:jc w:val="left"/>
               <w:pBdr>
                 <w:bottom w:val="none" w:sz="0" w:space="0" w:color="000000"/>
@@ -3275,7 +3230,6 @@
           </w:tcPr>
           <w:p>
             <w:pPr>
-              <w:pStyle w:val="Normal"/>
               <w:jc w:val="center"/>
               <w:pBdr>
                 <w:bottom w:val="none" w:sz="0" w:space="0" w:color="000000"/>
@@ -3330,7 +3284,6 @@
           </w:tcPr>
           <w:p>
             <w:pPr>
-              <w:pStyle w:val="Normal"/>
               <w:jc w:val="center"/>
               <w:pBdr>
                 <w:bottom w:val="none" w:sz="0" w:space="0" w:color="000000"/>
@@ -3385,7 +3338,6 @@
           </w:tcPr>
           <w:p>
             <w:pPr>
-              <w:pStyle w:val="Normal"/>
               <w:jc w:val="center"/>
               <w:pBdr>
                 <w:bottom w:val="none" w:sz="0" w:space="0" w:color="000000"/>
@@ -3440,7 +3392,6 @@
           </w:tcPr>
           <w:p>
             <w:pPr>
-              <w:pStyle w:val="Normal"/>
               <w:jc w:val="center"/>
               <w:pBdr>
                 <w:bottom w:val="none" w:sz="0" w:space="0" w:color="000000"/>
@@ -3495,7 +3446,6 @@
           </w:tcPr>
           <w:p>
             <w:pPr>
-              <w:pStyle w:val="Normal"/>
               <w:jc w:val="center"/>
               <w:pBdr>
                 <w:bottom w:val="none" w:sz="0" w:space="0" w:color="000000"/>
@@ -3536,26 +3486,26 @@
         <w:trPr>
           <w:trHeight w:val="270" w:hRule="exact"/>
         </w:trPr>
-        <w:tc>
-          <w:tcPr>
-            <w:tcBorders>
-              <w:bottom w:val="none" w:sz="0" w:space="0" w:color="000000"/>
-              <w:top w:val="none" w:sz="0" w:space="0" w:color="000000"/>
-              <w:left w:val="none" w:sz="0" w:space="0" w:color="000000"/>
-              <w:right w:val="none" w:sz="0" w:space="0" w:color="000000"/>
-            </w:tcBorders>
-            <w:shd w:val="clear" w:color="auto" w:fill="FFFFFF"/>
-            <w:tcMar>
-              <w:top w:w="0" w:type="dxa"/>
-              <w:bottom w:w="0" w:type="dxa"/>
-              <w:left w:w="0" w:type="dxa"/>
-              <w:right w:w="0" w:type="dxa"/>
-            </w:tcMar>
-            <w:vAlign w:val="center"/>
-          </w:tcPr>
-          <w:p>
-            <w:pPr>
-              <w:pStyle w:val="Normal"/>
+        body11
+        <w:tc>
+          <w:tcPr>
+            <w:tcBorders>
+              <w:bottom w:val="none" w:sz="0" w:space="0" w:color="000000"/>
+              <w:top w:val="none" w:sz="0" w:space="0" w:color="000000"/>
+              <w:left w:val="none" w:sz="0" w:space="0" w:color="000000"/>
+              <w:right w:val="none" w:sz="0" w:space="0" w:color="000000"/>
+            </w:tcBorders>
+            <w:shd w:val="clear" w:color="auto" w:fill="FFFFFF"/>
+            <w:tcMar>
+              <w:top w:w="0" w:type="dxa"/>
+              <w:bottom w:w="0" w:type="dxa"/>
+              <w:left w:w="0" w:type="dxa"/>
+              <w:right w:w="0" w:type="dxa"/>
+            </w:tcMar>
+            <w:vAlign w:val="center"/>
+          </w:tcPr>
+          <w:p>
+            <w:pPr>
               <w:jc w:val="left"/>
               <w:pBdr>
                 <w:bottom w:val="none" w:sz="0" w:space="0" w:color="000000"/>
@@ -3610,7 +3560,6 @@
           </w:tcPr>
           <w:p>
             <w:pPr>
-              <w:pStyle w:val="Normal"/>
               <w:jc w:val="center"/>
               <w:pBdr>
                 <w:bottom w:val="none" w:sz="0" w:space="0" w:color="000000"/>
@@ -3665,7 +3614,6 @@
           </w:tcPr>
           <w:p>
             <w:pPr>
-              <w:pStyle w:val="Normal"/>
               <w:jc w:val="center"/>
               <w:pBdr>
                 <w:bottom w:val="none" w:sz="0" w:space="0" w:color="000000"/>
@@ -3720,7 +3668,6 @@
           </w:tcPr>
           <w:p>
             <w:pPr>
-              <w:pStyle w:val="Normal"/>
               <w:jc w:val="center"/>
               <w:pBdr>
                 <w:bottom w:val="none" w:sz="0" w:space="0" w:color="000000"/>
@@ -3775,7 +3722,6 @@
           </w:tcPr>
           <w:p>
             <w:pPr>
-              <w:pStyle w:val="Normal"/>
               <w:jc w:val="center"/>
               <w:pBdr>
                 <w:bottom w:val="none" w:sz="0" w:space="0" w:color="000000"/>
@@ -3830,7 +3776,6 @@
           </w:tcPr>
           <w:p>
             <w:pPr>
-              <w:pStyle w:val="Normal"/>
               <w:jc w:val="center"/>
               <w:pBdr>
                 <w:bottom w:val="none" w:sz="0" w:space="0" w:color="000000"/>
@@ -3871,26 +3816,26 @@
         <w:trPr>
           <w:trHeight w:val="270" w:hRule="exact"/>
         </w:trPr>
-        <w:tc>
-          <w:tcPr>
-            <w:tcBorders>
-              <w:bottom w:val="none" w:sz="0" w:space="0" w:color="000000"/>
-              <w:top w:val="none" w:sz="0" w:space="0" w:color="000000"/>
-              <w:left w:val="none" w:sz="0" w:space="0" w:color="000000"/>
-              <w:right w:val="none" w:sz="0" w:space="0" w:color="000000"/>
-            </w:tcBorders>
-            <w:shd w:val="clear" w:color="auto" w:fill="FFFFFF"/>
-            <w:tcMar>
-              <w:top w:w="0" w:type="dxa"/>
-              <w:bottom w:w="0" w:type="dxa"/>
-              <w:left w:w="0" w:type="dxa"/>
-              <w:right w:w="0" w:type="dxa"/>
-            </w:tcMar>
-            <w:vAlign w:val="center"/>
-          </w:tcPr>
-          <w:p>
-            <w:pPr>
-              <w:pStyle w:val="Normal"/>
+        body12
+        <w:tc>
+          <w:tcPr>
+            <w:tcBorders>
+              <w:bottom w:val="none" w:sz="0" w:space="0" w:color="000000"/>
+              <w:top w:val="none" w:sz="0" w:space="0" w:color="000000"/>
+              <w:left w:val="none" w:sz="0" w:space="0" w:color="000000"/>
+              <w:right w:val="none" w:sz="0" w:space="0" w:color="000000"/>
+            </w:tcBorders>
+            <w:shd w:val="clear" w:color="auto" w:fill="FFFFFF"/>
+            <w:tcMar>
+              <w:top w:w="0" w:type="dxa"/>
+              <w:bottom w:w="0" w:type="dxa"/>
+              <w:left w:w="0" w:type="dxa"/>
+              <w:right w:w="0" w:type="dxa"/>
+            </w:tcMar>
+            <w:vAlign w:val="center"/>
+          </w:tcPr>
+          <w:p>
+            <w:pPr>
               <w:jc w:val="left"/>
               <w:pBdr>
                 <w:bottom w:val="none" w:sz="0" w:space="0" w:color="000000"/>
@@ -3945,7 +3890,6 @@
           </w:tcPr>
           <w:p>
             <w:pPr>
-              <w:pStyle w:val="Normal"/>
               <w:jc w:val="center"/>
               <w:pBdr>
                 <w:bottom w:val="none" w:sz="0" w:space="0" w:color="000000"/>
@@ -4000,7 +3944,6 @@
           </w:tcPr>
           <w:p>
             <w:pPr>
-              <w:pStyle w:val="Normal"/>
               <w:jc w:val="center"/>
               <w:pBdr>
                 <w:bottom w:val="none" w:sz="0" w:space="0" w:color="000000"/>
@@ -4055,7 +3998,6 @@
           </w:tcPr>
           <w:p>
             <w:pPr>
-              <w:pStyle w:val="Normal"/>
               <w:jc w:val="center"/>
               <w:pBdr>
                 <w:bottom w:val="none" w:sz="0" w:space="0" w:color="000000"/>
@@ -4110,7 +4052,6 @@
           </w:tcPr>
           <w:p>
             <w:pPr>
-              <w:pStyle w:val="Normal"/>
               <w:jc w:val="center"/>
               <w:pBdr>
                 <w:bottom w:val="none" w:sz="0" w:space="0" w:color="000000"/>
@@ -4165,7 +4106,6 @@
           </w:tcPr>
           <w:p>
             <w:pPr>
-              <w:pStyle w:val="Normal"/>
               <w:jc w:val="center"/>
               <w:pBdr>
                 <w:bottom w:val="none" w:sz="0" w:space="0" w:color="000000"/>
@@ -4206,26 +4146,26 @@
         <w:trPr>
           <w:trHeight w:val="270" w:hRule="exact"/>
         </w:trPr>
-        <w:tc>
-          <w:tcPr>
-            <w:tcBorders>
-              <w:bottom w:val="none" w:sz="0" w:space="0" w:color="000000"/>
-              <w:top w:val="none" w:sz="0" w:space="0" w:color="000000"/>
-              <w:left w:val="none" w:sz="0" w:space="0" w:color="000000"/>
-              <w:right w:val="none" w:sz="0" w:space="0" w:color="000000"/>
-            </w:tcBorders>
-            <w:shd w:val="clear" w:color="auto" w:fill="FFFFFF"/>
-            <w:tcMar>
-              <w:top w:w="0" w:type="dxa"/>
-              <w:bottom w:w="0" w:type="dxa"/>
-              <w:left w:w="0" w:type="dxa"/>
-              <w:right w:w="0" w:type="dxa"/>
-            </w:tcMar>
-            <w:vAlign w:val="center"/>
-          </w:tcPr>
-          <w:p>
-            <w:pPr>
-              <w:pStyle w:val="Normal"/>
+        body13
+        <w:tc>
+          <w:tcPr>
+            <w:tcBorders>
+              <w:bottom w:val="none" w:sz="0" w:space="0" w:color="000000"/>
+              <w:top w:val="none" w:sz="0" w:space="0" w:color="000000"/>
+              <w:left w:val="none" w:sz="0" w:space="0" w:color="000000"/>
+              <w:right w:val="none" w:sz="0" w:space="0" w:color="000000"/>
+            </w:tcBorders>
+            <w:shd w:val="clear" w:color="auto" w:fill="FFFFFF"/>
+            <w:tcMar>
+              <w:top w:w="0" w:type="dxa"/>
+              <w:bottom w:w="0" w:type="dxa"/>
+              <w:left w:w="0" w:type="dxa"/>
+              <w:right w:w="0" w:type="dxa"/>
+            </w:tcMar>
+            <w:vAlign w:val="center"/>
+          </w:tcPr>
+          <w:p>
+            <w:pPr>
               <w:jc w:val="left"/>
               <w:pBdr>
                 <w:bottom w:val="none" w:sz="0" w:space="0" w:color="000000"/>
@@ -4280,7 +4220,6 @@
           </w:tcPr>
           <w:p>
             <w:pPr>
-              <w:pStyle w:val="Normal"/>
               <w:jc w:val="center"/>
               <w:pBdr>
                 <w:bottom w:val="none" w:sz="0" w:space="0" w:color="000000"/>
@@ -4335,7 +4274,6 @@
           </w:tcPr>
           <w:p>
             <w:pPr>
-              <w:pStyle w:val="Normal"/>
               <w:jc w:val="center"/>
               <w:pBdr>
                 <w:bottom w:val="none" w:sz="0" w:space="0" w:color="000000"/>
@@ -4390,7 +4328,6 @@
           </w:tcPr>
           <w:p>
             <w:pPr>
-              <w:pStyle w:val="Normal"/>
               <w:jc w:val="center"/>
               <w:pBdr>
                 <w:bottom w:val="none" w:sz="0" w:space="0" w:color="000000"/>
@@ -4445,7 +4382,6 @@
           </w:tcPr>
           <w:p>
             <w:pPr>
-              <w:pStyle w:val="Normal"/>
               <w:jc w:val="center"/>
               <w:pBdr>
                 <w:bottom w:val="none" w:sz="0" w:space="0" w:color="000000"/>
@@ -4500,7 +4436,6 @@
           </w:tcPr>
           <w:p>
             <w:pPr>
-              <w:pStyle w:val="Normal"/>
               <w:jc w:val="center"/>
               <w:pBdr>
                 <w:bottom w:val="none" w:sz="0" w:space="0" w:color="000000"/>
@@ -4541,26 +4476,26 @@
         <w:trPr>
           <w:trHeight w:val="270" w:hRule="exact"/>
         </w:trPr>
-        <w:tc>
-          <w:tcPr>
-            <w:tcBorders>
-              <w:bottom w:val="none" w:sz="0" w:space="0" w:color="000000"/>
-              <w:top w:val="none" w:sz="0" w:space="0" w:color="000000"/>
-              <w:left w:val="none" w:sz="0" w:space="0" w:color="000000"/>
-              <w:right w:val="none" w:sz="0" w:space="0" w:color="000000"/>
-            </w:tcBorders>
-            <w:shd w:val="clear" w:color="auto" w:fill="FFFFFF"/>
-            <w:tcMar>
-              <w:top w:w="0" w:type="dxa"/>
-              <w:bottom w:w="0" w:type="dxa"/>
-              <w:left w:w="0" w:type="dxa"/>
-              <w:right w:w="0" w:type="dxa"/>
-            </w:tcMar>
-            <w:vAlign w:val="center"/>
-          </w:tcPr>
-          <w:p>
-            <w:pPr>
-              <w:pStyle w:val="Normal"/>
+        body14
+        <w:tc>
+          <w:tcPr>
+            <w:tcBorders>
+              <w:bottom w:val="none" w:sz="0" w:space="0" w:color="000000"/>
+              <w:top w:val="none" w:sz="0" w:space="0" w:color="000000"/>
+              <w:left w:val="none" w:sz="0" w:space="0" w:color="000000"/>
+              <w:right w:val="none" w:sz="0" w:space="0" w:color="000000"/>
+            </w:tcBorders>
+            <w:shd w:val="clear" w:color="auto" w:fill="FFFFFF"/>
+            <w:tcMar>
+              <w:top w:w="0" w:type="dxa"/>
+              <w:bottom w:w="0" w:type="dxa"/>
+              <w:left w:w="0" w:type="dxa"/>
+              <w:right w:w="0" w:type="dxa"/>
+            </w:tcMar>
+            <w:vAlign w:val="center"/>
+          </w:tcPr>
+          <w:p>
+            <w:pPr>
               <w:jc w:val="left"/>
               <w:pBdr>
                 <w:bottom w:val="none" w:sz="0" w:space="0" w:color="000000"/>
@@ -4615,7 +4550,6 @@
           </w:tcPr>
           <w:p>
             <w:pPr>
-              <w:pStyle w:val="Normal"/>
               <w:jc w:val="center"/>
               <w:pBdr>
                 <w:bottom w:val="none" w:sz="0" w:space="0" w:color="000000"/>
@@ -4670,7 +4604,6 @@
           </w:tcPr>
           <w:p>
             <w:pPr>
-              <w:pStyle w:val="Normal"/>
               <w:jc w:val="center"/>
               <w:pBdr>
                 <w:bottom w:val="none" w:sz="0" w:space="0" w:color="000000"/>
@@ -4725,7 +4658,6 @@
           </w:tcPr>
           <w:p>
             <w:pPr>
-              <w:pStyle w:val="Normal"/>
               <w:jc w:val="center"/>
               <w:pBdr>
                 <w:bottom w:val="none" w:sz="0" w:space="0" w:color="000000"/>
@@ -4780,7 +4712,6 @@
           </w:tcPr>
           <w:p>
             <w:pPr>
-              <w:pStyle w:val="Normal"/>
               <w:jc w:val="center"/>
               <w:pBdr>
                 <w:bottom w:val="none" w:sz="0" w:space="0" w:color="000000"/>
@@ -4835,7 +4766,6 @@
           </w:tcPr>
           <w:p>
             <w:pPr>
-              <w:pStyle w:val="Normal"/>
               <w:jc w:val="center"/>
               <w:pBdr>
                 <w:bottom w:val="none" w:sz="0" w:space="0" w:color="000000"/>
@@ -4876,26 +4806,26 @@
         <w:trPr>
           <w:trHeight w:val="270" w:hRule="exact"/>
         </w:trPr>
-        <w:tc>
-          <w:tcPr>
-            <w:tcBorders>
-              <w:bottom w:val="none" w:sz="0" w:space="0" w:color="000000"/>
-              <w:top w:val="none" w:sz="0" w:space="0" w:color="000000"/>
-              <w:left w:val="none" w:sz="0" w:space="0" w:color="000000"/>
-              <w:right w:val="none" w:sz="0" w:space="0" w:color="000000"/>
-            </w:tcBorders>
-            <w:shd w:val="clear" w:color="auto" w:fill="FFFFFF"/>
-            <w:tcMar>
-              <w:top w:w="0" w:type="dxa"/>
-              <w:bottom w:w="0" w:type="dxa"/>
-              <w:left w:w="0" w:type="dxa"/>
-              <w:right w:w="0" w:type="dxa"/>
-            </w:tcMar>
-            <w:vAlign w:val="center"/>
-          </w:tcPr>
-          <w:p>
-            <w:pPr>
-              <w:pStyle w:val="Normal"/>
+        body15
+        <w:tc>
+          <w:tcPr>
+            <w:tcBorders>
+              <w:bottom w:val="none" w:sz="0" w:space="0" w:color="000000"/>
+              <w:top w:val="none" w:sz="0" w:space="0" w:color="000000"/>
+              <w:left w:val="none" w:sz="0" w:space="0" w:color="000000"/>
+              <w:right w:val="none" w:sz="0" w:space="0" w:color="000000"/>
+            </w:tcBorders>
+            <w:shd w:val="clear" w:color="auto" w:fill="FFFFFF"/>
+            <w:tcMar>
+              <w:top w:w="0" w:type="dxa"/>
+              <w:bottom w:w="0" w:type="dxa"/>
+              <w:left w:w="0" w:type="dxa"/>
+              <w:right w:w="0" w:type="dxa"/>
+            </w:tcMar>
+            <w:vAlign w:val="center"/>
+          </w:tcPr>
+          <w:p>
+            <w:pPr>
               <w:jc w:val="left"/>
               <w:pBdr>
                 <w:bottom w:val="none" w:sz="0" w:space="0" w:color="000000"/>
@@ -4950,7 +4880,6 @@
           </w:tcPr>
           <w:p>
             <w:pPr>
-              <w:pStyle w:val="Normal"/>
               <w:jc w:val="center"/>
               <w:pBdr>
                 <w:bottom w:val="none" w:sz="0" w:space="0" w:color="000000"/>
@@ -5005,7 +4934,6 @@
           </w:tcPr>
           <w:p>
             <w:pPr>
-              <w:pStyle w:val="Normal"/>
               <w:jc w:val="center"/>
               <w:pBdr>
                 <w:bottom w:val="none" w:sz="0" w:space="0" w:color="000000"/>
@@ -5060,7 +4988,6 @@
           </w:tcPr>
           <w:p>
             <w:pPr>
-              <w:pStyle w:val="Normal"/>
               <w:jc w:val="center"/>
               <w:pBdr>
                 <w:bottom w:val="none" w:sz="0" w:space="0" w:color="000000"/>
@@ -5115,7 +5042,6 @@
           </w:tcPr>
           <w:p>
             <w:pPr>
-              <w:pStyle w:val="Normal"/>
               <w:jc w:val="center"/>
               <w:pBdr>
                 <w:bottom w:val="none" w:sz="0" w:space="0" w:color="000000"/>
@@ -5170,7 +5096,6 @@
           </w:tcPr>
           <w:p>
             <w:pPr>
-              <w:pStyle w:val="Normal"/>
               <w:jc w:val="center"/>
               <w:pBdr>
                 <w:bottom w:val="none" w:sz="0" w:space="0" w:color="000000"/>
@@ -5211,26 +5136,26 @@
         <w:trPr>
           <w:trHeight w:val="270" w:hRule="exact"/>
         </w:trPr>
-        <w:tc>
-          <w:tcPr>
-            <w:tcBorders>
-              <w:bottom w:val="none" w:sz="0" w:space="0" w:color="000000"/>
-              <w:top w:val="none" w:sz="0" w:space="0" w:color="000000"/>
-              <w:left w:val="none" w:sz="0" w:space="0" w:color="000000"/>
-              <w:right w:val="none" w:sz="0" w:space="0" w:color="000000"/>
-            </w:tcBorders>
-            <w:shd w:val="clear" w:color="auto" w:fill="FFFFFF"/>
-            <w:tcMar>
-              <w:top w:w="0" w:type="dxa"/>
-              <w:bottom w:w="0" w:type="dxa"/>
-              <w:left w:w="0" w:type="dxa"/>
-              <w:right w:w="0" w:type="dxa"/>
-            </w:tcMar>
-            <w:vAlign w:val="center"/>
-          </w:tcPr>
-          <w:p>
-            <w:pPr>
-              <w:pStyle w:val="Normal"/>
+        body16
+        <w:tc>
+          <w:tcPr>
+            <w:tcBorders>
+              <w:bottom w:val="none" w:sz="0" w:space="0" w:color="000000"/>
+              <w:top w:val="none" w:sz="0" w:space="0" w:color="000000"/>
+              <w:left w:val="none" w:sz="0" w:space="0" w:color="000000"/>
+              <w:right w:val="none" w:sz="0" w:space="0" w:color="000000"/>
+            </w:tcBorders>
+            <w:shd w:val="clear" w:color="auto" w:fill="FFFFFF"/>
+            <w:tcMar>
+              <w:top w:w="0" w:type="dxa"/>
+              <w:bottom w:w="0" w:type="dxa"/>
+              <w:left w:w="0" w:type="dxa"/>
+              <w:right w:w="0" w:type="dxa"/>
+            </w:tcMar>
+            <w:vAlign w:val="center"/>
+          </w:tcPr>
+          <w:p>
+            <w:pPr>
               <w:jc w:val="left"/>
               <w:pBdr>
                 <w:bottom w:val="none" w:sz="0" w:space="0" w:color="000000"/>
@@ -5285,7 +5210,6 @@
           </w:tcPr>
           <w:p>
             <w:pPr>
-              <w:pStyle w:val="Normal"/>
               <w:jc w:val="center"/>
               <w:pBdr>
                 <w:bottom w:val="none" w:sz="0" w:space="0" w:color="000000"/>
@@ -5340,7 +5264,6 @@
           </w:tcPr>
           <w:p>
             <w:pPr>
-              <w:pStyle w:val="Normal"/>
               <w:jc w:val="center"/>
               <w:pBdr>
                 <w:bottom w:val="none" w:sz="0" w:space="0" w:color="000000"/>
@@ -5395,7 +5318,6 @@
           </w:tcPr>
           <w:p>
             <w:pPr>
-              <w:pStyle w:val="Normal"/>
               <w:jc w:val="center"/>
               <w:pBdr>
                 <w:bottom w:val="none" w:sz="0" w:space="0" w:color="000000"/>
@@ -5450,7 +5372,6 @@
           </w:tcPr>
           <w:p>
             <w:pPr>
-              <w:pStyle w:val="Normal"/>
               <w:jc w:val="center"/>
               <w:pBdr>
                 <w:bottom w:val="none" w:sz="0" w:space="0" w:color="000000"/>
@@ -5505,7 +5426,6 @@
           </w:tcPr>
           <w:p>
             <w:pPr>
-              <w:pStyle w:val="Normal"/>
               <w:jc w:val="center"/>
               <w:pBdr>
                 <w:bottom w:val="none" w:sz="0" w:space="0" w:color="000000"/>
@@ -5546,26 +5466,26 @@
         <w:trPr>
           <w:trHeight w:val="270" w:hRule="exact"/>
         </w:trPr>
-        <w:tc>
-          <w:tcPr>
-            <w:tcBorders>
-              <w:bottom w:val="none" w:sz="0" w:space="0" w:color="000000"/>
-              <w:top w:val="none" w:sz="0" w:space="0" w:color="000000"/>
-              <w:left w:val="none" w:sz="0" w:space="0" w:color="000000"/>
-              <w:right w:val="none" w:sz="0" w:space="0" w:color="000000"/>
-            </w:tcBorders>
-            <w:shd w:val="clear" w:color="auto" w:fill="FFFFFF"/>
-            <w:tcMar>
-              <w:top w:w="0" w:type="dxa"/>
-              <w:bottom w:w="0" w:type="dxa"/>
-              <w:left w:w="0" w:type="dxa"/>
-              <w:right w:w="0" w:type="dxa"/>
-            </w:tcMar>
-            <w:vAlign w:val="center"/>
-          </w:tcPr>
-          <w:p>
-            <w:pPr>
-              <w:pStyle w:val="Normal"/>
+        body17
+        <w:tc>
+          <w:tcPr>
+            <w:tcBorders>
+              <w:bottom w:val="none" w:sz="0" w:space="0" w:color="000000"/>
+              <w:top w:val="none" w:sz="0" w:space="0" w:color="000000"/>
+              <w:left w:val="none" w:sz="0" w:space="0" w:color="000000"/>
+              <w:right w:val="none" w:sz="0" w:space="0" w:color="000000"/>
+            </w:tcBorders>
+            <w:shd w:val="clear" w:color="auto" w:fill="FFFFFF"/>
+            <w:tcMar>
+              <w:top w:w="0" w:type="dxa"/>
+              <w:bottom w:w="0" w:type="dxa"/>
+              <w:left w:w="0" w:type="dxa"/>
+              <w:right w:w="0" w:type="dxa"/>
+            </w:tcMar>
+            <w:vAlign w:val="center"/>
+          </w:tcPr>
+          <w:p>
+            <w:pPr>
               <w:jc w:val="left"/>
               <w:pBdr>
                 <w:bottom w:val="none" w:sz="0" w:space="0" w:color="000000"/>
@@ -5620,7 +5540,6 @@
           </w:tcPr>
           <w:p>
             <w:pPr>
-              <w:pStyle w:val="Normal"/>
               <w:jc w:val="center"/>
               <w:pBdr>
                 <w:bottom w:val="none" w:sz="0" w:space="0" w:color="000000"/>
@@ -5675,7 +5594,6 @@
           </w:tcPr>
           <w:p>
             <w:pPr>
-              <w:pStyle w:val="Normal"/>
               <w:jc w:val="center"/>
               <w:pBdr>
                 <w:bottom w:val="none" w:sz="0" w:space="0" w:color="000000"/>
@@ -5730,7 +5648,6 @@
           </w:tcPr>
           <w:p>
             <w:pPr>
-              <w:pStyle w:val="Normal"/>
               <w:jc w:val="center"/>
               <w:pBdr>
                 <w:bottom w:val="none" w:sz="0" w:space="0" w:color="000000"/>
@@ -5785,7 +5702,6 @@
           </w:tcPr>
           <w:p>
             <w:pPr>
-              <w:pStyle w:val="Normal"/>
               <w:jc w:val="center"/>
               <w:pBdr>
                 <w:bottom w:val="none" w:sz="0" w:space="0" w:color="000000"/>
@@ -5840,7 +5756,6 @@
           </w:tcPr>
           <w:p>
             <w:pPr>
-              <w:pStyle w:val="Normal"/>
               <w:jc w:val="center"/>
               <w:pBdr>
                 <w:bottom w:val="none" w:sz="0" w:space="0" w:color="000000"/>
@@ -5881,26 +5796,26 @@
         <w:trPr>
           <w:trHeight w:val="270" w:hRule="exact"/>
         </w:trPr>
-        <w:tc>
-          <w:tcPr>
-            <w:tcBorders>
-              <w:bottom w:val="none" w:sz="0" w:space="0" w:color="000000"/>
-              <w:top w:val="none" w:sz="0" w:space="0" w:color="000000"/>
-              <w:left w:val="none" w:sz="0" w:space="0" w:color="000000"/>
-              <w:right w:val="none" w:sz="0" w:space="0" w:color="000000"/>
-            </w:tcBorders>
-            <w:shd w:val="clear" w:color="auto" w:fill="FFFFFF"/>
-            <w:tcMar>
-              <w:top w:w="0" w:type="dxa"/>
-              <w:bottom w:w="0" w:type="dxa"/>
-              <w:left w:w="0" w:type="dxa"/>
-              <w:right w:w="0" w:type="dxa"/>
-            </w:tcMar>
-            <w:vAlign w:val="center"/>
-          </w:tcPr>
-          <w:p>
-            <w:pPr>
-              <w:pStyle w:val="Normal"/>
+        body18
+        <w:tc>
+          <w:tcPr>
+            <w:tcBorders>
+              <w:bottom w:val="none" w:sz="0" w:space="0" w:color="000000"/>
+              <w:top w:val="none" w:sz="0" w:space="0" w:color="000000"/>
+              <w:left w:val="none" w:sz="0" w:space="0" w:color="000000"/>
+              <w:right w:val="none" w:sz="0" w:space="0" w:color="000000"/>
+            </w:tcBorders>
+            <w:shd w:val="clear" w:color="auto" w:fill="FFFFFF"/>
+            <w:tcMar>
+              <w:top w:w="0" w:type="dxa"/>
+              <w:bottom w:w="0" w:type="dxa"/>
+              <w:left w:w="0" w:type="dxa"/>
+              <w:right w:w="0" w:type="dxa"/>
+            </w:tcMar>
+            <w:vAlign w:val="center"/>
+          </w:tcPr>
+          <w:p>
+            <w:pPr>
               <w:jc w:val="left"/>
               <w:pBdr>
                 <w:bottom w:val="none" w:sz="0" w:space="0" w:color="000000"/>
@@ -5955,7 +5870,6 @@
           </w:tcPr>
           <w:p>
             <w:pPr>
-              <w:pStyle w:val="Normal"/>
               <w:jc w:val="center"/>
               <w:pBdr>
                 <w:bottom w:val="none" w:sz="0" w:space="0" w:color="000000"/>
@@ -6010,7 +5924,6 @@
           </w:tcPr>
           <w:p>
             <w:pPr>
-              <w:pStyle w:val="Normal"/>
               <w:jc w:val="center"/>
               <w:pBdr>
                 <w:bottom w:val="none" w:sz="0" w:space="0" w:color="000000"/>
@@ -6065,7 +5978,6 @@
           </w:tcPr>
           <w:p>
             <w:pPr>
-              <w:pStyle w:val="Normal"/>
               <w:jc w:val="center"/>
               <w:pBdr>
                 <w:bottom w:val="none" w:sz="0" w:space="0" w:color="000000"/>
@@ -6120,7 +6032,6 @@
           </w:tcPr>
           <w:p>
             <w:pPr>
-              <w:pStyle w:val="Normal"/>
               <w:jc w:val="center"/>
               <w:pBdr>
                 <w:bottom w:val="none" w:sz="0" w:space="0" w:color="000000"/>
@@ -6175,7 +6086,6 @@
           </w:tcPr>
           <w:p>
             <w:pPr>
-              <w:pStyle w:val="Normal"/>
               <w:jc w:val="center"/>
               <w:pBdr>
                 <w:bottom w:val="none" w:sz="0" w:space="0" w:color="000000"/>
@@ -6216,26 +6126,26 @@
         <w:trPr>
           <w:trHeight w:val="270" w:hRule="exact"/>
         </w:trPr>
-        <w:tc>
-          <w:tcPr>
-            <w:tcBorders>
-              <w:bottom w:val="none" w:sz="0" w:space="0" w:color="000000"/>
-              <w:top w:val="none" w:sz="0" w:space="0" w:color="000000"/>
-              <w:left w:val="none" w:sz="0" w:space="0" w:color="000000"/>
-              <w:right w:val="none" w:sz="0" w:space="0" w:color="000000"/>
-            </w:tcBorders>
-            <w:shd w:val="clear" w:color="auto" w:fill="FFFFFF"/>
-            <w:tcMar>
-              <w:top w:w="0" w:type="dxa"/>
-              <w:bottom w:w="0" w:type="dxa"/>
-              <w:left w:w="0" w:type="dxa"/>
-              <w:right w:w="0" w:type="dxa"/>
-            </w:tcMar>
-            <w:vAlign w:val="center"/>
-          </w:tcPr>
-          <w:p>
-            <w:pPr>
-              <w:pStyle w:val="Normal"/>
+        body19
+        <w:tc>
+          <w:tcPr>
+            <w:tcBorders>
+              <w:bottom w:val="none" w:sz="0" w:space="0" w:color="000000"/>
+              <w:top w:val="none" w:sz="0" w:space="0" w:color="000000"/>
+              <w:left w:val="none" w:sz="0" w:space="0" w:color="000000"/>
+              <w:right w:val="none" w:sz="0" w:space="0" w:color="000000"/>
+            </w:tcBorders>
+            <w:shd w:val="clear" w:color="auto" w:fill="FFFFFF"/>
+            <w:tcMar>
+              <w:top w:w="0" w:type="dxa"/>
+              <w:bottom w:w="0" w:type="dxa"/>
+              <w:left w:w="0" w:type="dxa"/>
+              <w:right w:w="0" w:type="dxa"/>
+            </w:tcMar>
+            <w:vAlign w:val="center"/>
+          </w:tcPr>
+          <w:p>
+            <w:pPr>
               <w:jc w:val="left"/>
               <w:pBdr>
                 <w:bottom w:val="none" w:sz="0" w:space="0" w:color="000000"/>
@@ -6290,7 +6200,6 @@
           </w:tcPr>
           <w:p>
             <w:pPr>
-              <w:pStyle w:val="Normal"/>
               <w:jc w:val="center"/>
               <w:pBdr>
                 <w:bottom w:val="none" w:sz="0" w:space="0" w:color="000000"/>
@@ -6345,7 +6254,6 @@
           </w:tcPr>
           <w:p>
             <w:pPr>
-              <w:pStyle w:val="Normal"/>
               <w:jc w:val="center"/>
               <w:pBdr>
                 <w:bottom w:val="none" w:sz="0" w:space="0" w:color="000000"/>
@@ -6400,7 +6308,6 @@
           </w:tcPr>
           <w:p>
             <w:pPr>
-              <w:pStyle w:val="Normal"/>
               <w:jc w:val="center"/>
               <w:pBdr>
                 <w:bottom w:val="none" w:sz="0" w:space="0" w:color="000000"/>
@@ -6455,7 +6362,6 @@
           </w:tcPr>
           <w:p>
             <w:pPr>
-              <w:pStyle w:val="Normal"/>
               <w:jc w:val="center"/>
               <w:pBdr>
                 <w:bottom w:val="none" w:sz="0" w:space="0" w:color="000000"/>
@@ -6510,7 +6416,6 @@
           </w:tcPr>
           <w:p>
             <w:pPr>
-              <w:pStyle w:val="Normal"/>
               <w:jc w:val="center"/>
               <w:pBdr>
                 <w:bottom w:val="none" w:sz="0" w:space="0" w:color="000000"/>
@@ -6551,6 +6456,7 @@
         <w:trPr>
           <w:trHeight w:val="369" w:hRule="exact"/>
         </w:trPr>
+        body20
         <w:tc>
           <w:tcPr>
             <w:gridSpan w:val="6"/>
@@ -6571,7 +6477,6 @@
           </w:tcPr>
           <w:p>
             <w:pPr>
-              <w:pStyle w:val="Normal"/>
               <w:jc w:val="left"/>
               <w:pBdr>
                 <w:bottom w:val="none" w:sz="0" w:space="0" w:color="000000"/>
@@ -6612,6 +6517,7 @@
         <w:trPr>
           <w:trHeight w:val="270" w:hRule="exact"/>
         </w:trPr>
+        body21
         <w:tc>
           <w:tcPr>
             <w:tcBorders>
@@ -6631,7 +6537,6 @@
           </w:tcPr>
           <w:p>
             <w:pPr>
-              <w:pStyle w:val="Normal"/>
               <w:jc w:val="left"/>
               <w:pBdr>
                 <w:bottom w:val="none" w:sz="0" w:space="0" w:color="000000"/>
@@ -6686,7 +6591,6 @@
           </w:tcPr>
           <w:p>
             <w:pPr>
-              <w:pStyle w:val="Normal"/>
               <w:jc w:val="center"/>
               <w:pBdr>
                 <w:bottom w:val="none" w:sz="0" w:space="0" w:color="000000"/>
@@ -6741,7 +6645,6 @@
           </w:tcPr>
           <w:p>
             <w:pPr>
-              <w:pStyle w:val="Normal"/>
               <w:jc w:val="center"/>
               <w:pBdr>
                 <w:bottom w:val="none" w:sz="0" w:space="0" w:color="000000"/>
@@ -6796,7 +6699,6 @@
           </w:tcPr>
           <w:p>
             <w:pPr>
-              <w:pStyle w:val="Normal"/>
               <w:jc w:val="center"/>
               <w:pBdr>
                 <w:bottom w:val="none" w:sz="0" w:space="0" w:color="000000"/>
@@ -6851,7 +6753,6 @@
           </w:tcPr>
           <w:p>
             <w:pPr>
-              <w:pStyle w:val="Normal"/>
               <w:jc w:val="center"/>
               <w:pBdr>
                 <w:bottom w:val="none" w:sz="0" w:space="0" w:color="000000"/>
@@ -6906,7 +6807,6 @@
           </w:tcPr>
           <w:p>
             <w:pPr>
-              <w:pStyle w:val="Normal"/>
               <w:jc w:val="center"/>
               <w:pBdr>
                 <w:bottom w:val="none" w:sz="0" w:space="0" w:color="000000"/>
@@ -6947,26 +6847,26 @@
         <w:trPr>
           <w:trHeight w:val="270" w:hRule="exact"/>
         </w:trPr>
-        <w:tc>
-          <w:tcPr>
-            <w:tcBorders>
-              <w:bottom w:val="none" w:sz="0" w:space="0" w:color="000000"/>
-              <w:top w:val="none" w:sz="0" w:space="0" w:color="000000"/>
-              <w:left w:val="none" w:sz="0" w:space="0" w:color="000000"/>
-              <w:right w:val="none" w:sz="0" w:space="0" w:color="000000"/>
-            </w:tcBorders>
-            <w:shd w:val="clear" w:color="auto" w:fill="FFFFFF"/>
-            <w:tcMar>
-              <w:top w:w="0" w:type="dxa"/>
-              <w:bottom w:w="0" w:type="dxa"/>
-              <w:left w:w="0" w:type="dxa"/>
-              <w:right w:w="0" w:type="dxa"/>
-            </w:tcMar>
-            <w:vAlign w:val="center"/>
-          </w:tcPr>
-          <w:p>
-            <w:pPr>
-              <w:pStyle w:val="Normal"/>
+        body22
+        <w:tc>
+          <w:tcPr>
+            <w:tcBorders>
+              <w:bottom w:val="none" w:sz="0" w:space="0" w:color="000000"/>
+              <w:top w:val="none" w:sz="0" w:space="0" w:color="000000"/>
+              <w:left w:val="none" w:sz="0" w:space="0" w:color="000000"/>
+              <w:right w:val="none" w:sz="0" w:space="0" w:color="000000"/>
+            </w:tcBorders>
+            <w:shd w:val="clear" w:color="auto" w:fill="FFFFFF"/>
+            <w:tcMar>
+              <w:top w:w="0" w:type="dxa"/>
+              <w:bottom w:w="0" w:type="dxa"/>
+              <w:left w:w="0" w:type="dxa"/>
+              <w:right w:w="0" w:type="dxa"/>
+            </w:tcMar>
+            <w:vAlign w:val="center"/>
+          </w:tcPr>
+          <w:p>
+            <w:pPr>
               <w:jc w:val="left"/>
               <w:pBdr>
                 <w:bottom w:val="none" w:sz="0" w:space="0" w:color="000000"/>
@@ -7021,7 +6921,6 @@
           </w:tcPr>
           <w:p>
             <w:pPr>
-              <w:pStyle w:val="Normal"/>
               <w:jc w:val="center"/>
               <w:pBdr>
                 <w:bottom w:val="none" w:sz="0" w:space="0" w:color="000000"/>
@@ -7076,7 +6975,6 @@
           </w:tcPr>
           <w:p>
             <w:pPr>
-              <w:pStyle w:val="Normal"/>
               <w:jc w:val="center"/>
               <w:pBdr>
                 <w:bottom w:val="none" w:sz="0" w:space="0" w:color="000000"/>
@@ -7131,7 +7029,6 @@
           </w:tcPr>
           <w:p>
             <w:pPr>
-              <w:pStyle w:val="Normal"/>
               <w:jc w:val="center"/>
               <w:pBdr>
                 <w:bottom w:val="none" w:sz="0" w:space="0" w:color="000000"/>
@@ -7186,7 +7083,6 @@
           </w:tcPr>
           <w:p>
             <w:pPr>
-              <w:pStyle w:val="Normal"/>
               <w:jc w:val="center"/>
               <w:pBdr>
                 <w:bottom w:val="none" w:sz="0" w:space="0" w:color="000000"/>
@@ -7241,7 +7137,6 @@
           </w:tcPr>
           <w:p>
             <w:pPr>
-              <w:pStyle w:val="Normal"/>
               <w:jc w:val="center"/>
               <w:pBdr>
                 <w:bottom w:val="none" w:sz="0" w:space="0" w:color="000000"/>
@@ -7282,26 +7177,26 @@
         <w:trPr>
           <w:trHeight w:val="270" w:hRule="exact"/>
         </w:trPr>
-        <w:tc>
-          <w:tcPr>
-            <w:tcBorders>
-              <w:bottom w:val="none" w:sz="0" w:space="0" w:color="000000"/>
-              <w:top w:val="none" w:sz="0" w:space="0" w:color="000000"/>
-              <w:left w:val="none" w:sz="0" w:space="0" w:color="000000"/>
-              <w:right w:val="none" w:sz="0" w:space="0" w:color="000000"/>
-            </w:tcBorders>
-            <w:shd w:val="clear" w:color="auto" w:fill="FFFFFF"/>
-            <w:tcMar>
-              <w:top w:w="0" w:type="dxa"/>
-              <w:bottom w:w="0" w:type="dxa"/>
-              <w:left w:w="0" w:type="dxa"/>
-              <w:right w:w="0" w:type="dxa"/>
-            </w:tcMar>
-            <w:vAlign w:val="center"/>
-          </w:tcPr>
-          <w:p>
-            <w:pPr>
-              <w:pStyle w:val="Normal"/>
+        body23
+        <w:tc>
+          <w:tcPr>
+            <w:tcBorders>
+              <w:bottom w:val="none" w:sz="0" w:space="0" w:color="000000"/>
+              <w:top w:val="none" w:sz="0" w:space="0" w:color="000000"/>
+              <w:left w:val="none" w:sz="0" w:space="0" w:color="000000"/>
+              <w:right w:val="none" w:sz="0" w:space="0" w:color="000000"/>
+            </w:tcBorders>
+            <w:shd w:val="clear" w:color="auto" w:fill="FFFFFF"/>
+            <w:tcMar>
+              <w:top w:w="0" w:type="dxa"/>
+              <w:bottom w:w="0" w:type="dxa"/>
+              <w:left w:w="0" w:type="dxa"/>
+              <w:right w:w="0" w:type="dxa"/>
+            </w:tcMar>
+            <w:vAlign w:val="center"/>
+          </w:tcPr>
+          <w:p>
+            <w:pPr>
               <w:jc w:val="left"/>
               <w:pBdr>
                 <w:bottom w:val="none" w:sz="0" w:space="0" w:color="000000"/>
@@ -7356,7 +7251,6 @@
           </w:tcPr>
           <w:p>
             <w:pPr>
-              <w:pStyle w:val="Normal"/>
               <w:jc w:val="center"/>
               <w:pBdr>
                 <w:bottom w:val="none" w:sz="0" w:space="0" w:color="000000"/>
@@ -7411,7 +7305,6 @@
           </w:tcPr>
           <w:p>
             <w:pPr>
-              <w:pStyle w:val="Normal"/>
               <w:jc w:val="center"/>
               <w:pBdr>
                 <w:bottom w:val="none" w:sz="0" w:space="0" w:color="000000"/>
@@ -7466,7 +7359,6 @@
           </w:tcPr>
           <w:p>
             <w:pPr>
-              <w:pStyle w:val="Normal"/>
               <w:jc w:val="center"/>
               <w:pBdr>
                 <w:bottom w:val="none" w:sz="0" w:space="0" w:color="000000"/>
@@ -7521,7 +7413,6 @@
           </w:tcPr>
           <w:p>
             <w:pPr>
-              <w:pStyle w:val="Normal"/>
               <w:jc w:val="center"/>
               <w:pBdr>
                 <w:bottom w:val="none" w:sz="0" w:space="0" w:color="000000"/>
@@ -7576,7 +7467,6 @@
           </w:tcPr>
           <w:p>
             <w:pPr>
-              <w:pStyle w:val="Normal"/>
               <w:jc w:val="center"/>
               <w:pBdr>
                 <w:bottom w:val="none" w:sz="0" w:space="0" w:color="000000"/>
